--- a/Resume-MuhammadIzzatBinMohamadRizal.docx
+++ b/Resume-MuhammadIzzatBinMohamadRizal.docx
@@ -792,6 +792,16 @@
       </w:r>
     </w:p>
     <w:p>
+      <w:pPr/>
+      <w:r>
+        <w:t>Full Stack Senior Developer</w:t>
+        <w:tab/>
+        <w:t>December 2025 until present</w:t>
+        <w:tab/>
+        <w:t xml:space="preserve">Cloone Corporation Sdn Bhd  </w:t>
+      </w:r>
+    </w:p>
+    <w:p>
       <w:pPr>
         <w:spacing w:after="62"/>
         <w:ind w:left="384" w:right="17"/>
@@ -817,7 +827,7 @@
       </w:r>
       <w:proofErr w:type="gramEnd"/>
       <w:r>
-        <w:t xml:space="preserve">January 2023 until present Mahiran Digital </w:t>
+        <w:t xml:space="preserve">January 2023 until Nov 2025 Mahiran Digital </w:t>
       </w:r>
       <w:proofErr w:type="spellStart"/>
       <w:r>
@@ -932,7 +942,7 @@
       </w:r>
       <w:proofErr w:type="gramEnd"/>
       <w:r>
-        <w:t xml:space="preserve">August 2023 until present  </w:t>
+        <w:t xml:space="preserve">August 2023 until Nov 2025  </w:t>
       </w:r>
     </w:p>
     <w:p>
@@ -1081,7 +1091,7 @@
       </w:r>
       <w:proofErr w:type="gramEnd"/>
       <w:r>
-        <w:t xml:space="preserve">January 2023 until present  </w:t>
+        <w:t xml:space="preserve">January 2023 until Nov 2025  </w:t>
       </w:r>
     </w:p>
     <w:p>
@@ -1923,10 +1933,7 @@
         <w:ind w:right="17" w:hanging="360"/>
       </w:pPr>
       <w:r>
-        <w:t>Flutter, Postman, PHP</w:t>
-      </w:r>
-      <w:r>
-        <w:t>, Pusher</w:t>
+        <w:t xml:space="preserve">Flutter, Postman, PHP, Pusher</w:t>
       </w:r>
     </w:p>
     <w:p>
@@ -2653,16 +2660,7 @@
         <w:ind w:right="17" w:hanging="360"/>
       </w:pPr>
       <w:r>
-        <w:t xml:space="preserve">Mobile app system for student and </w:t>
-      </w:r>
-      <w:r>
-        <w:t>food seller and rider</w:t>
-      </w:r>
-      <w:r>
-        <w:t xml:space="preserve"> to </w:t>
-      </w:r>
-      <w:r>
-        <w:t>buy food, sell food, and deliver food around university campus</w:t>
+        <w:t xml:space="preserve">Mobile app system for student and food seller and rider to buy food, sell food, and deliver food around university campus</w:t>
       </w:r>
     </w:p>
     <w:p>
@@ -2724,10 +2722,7 @@
         <w:ind w:right="17" w:hanging="360"/>
       </w:pPr>
       <w:r>
-        <w:t xml:space="preserve">Flutter, </w:t>
-      </w:r>
-      <w:r>
-        <w:t>Pusher, Firebase Cloud Messaging</w:t>
+        <w:t xml:space="preserve">Flutter, Pusher, Firebase Cloud Messaging</w:t>
       </w:r>
     </w:p>
     <w:p>
@@ -3311,13 +3306,7 @@
         <w:ind w:left="355"/>
       </w:pPr>
       <w:r>
-        <w:t xml:space="preserve">Fire </w:t>
-      </w:r>
-      <w:r>
-        <w:t>Audit</w:t>
-      </w:r>
-      <w:r>
-        <w:t xml:space="preserve">  </w:t>
+        <w:t xml:space="preserve">Fire Audit  </w:t>
       </w:r>
     </w:p>
     <w:p>
@@ -3329,19 +3318,7 @@
         <w:ind w:right="17" w:hanging="360"/>
       </w:pPr>
       <w:r>
-        <w:t>Mobile app system for fire</w:t>
-      </w:r>
-      <w:r>
-        <w:t xml:space="preserve"> contractor and building owner</w:t>
-      </w:r>
-      <w:r>
-        <w:t xml:space="preserve"> to service and keep record tracking of fire extinguisher</w:t>
-      </w:r>
-      <w:r>
-        <w:t xml:space="preserve"> and fire equipment system</w:t>
-      </w:r>
-      <w:r>
-        <w:t xml:space="preserve"> using NFC and OCR Image</w:t>
+        <w:t xml:space="preserve">Mobile app system for fire contractor and building owner to service and keep record tracking of fire extinguisher and fire equipment system using NFC and OCR Image</w:t>
       </w:r>
       <w:r>
         <w:rPr>
@@ -3739,6 +3716,9 @@
       <w:footerReference w:type="even" r:id="rId18"/>
       <w:footerReference w:type="default" r:id="rId19"/>
       <w:footerReference w:type="first" r:id="rId20"/>
+      <w:headerReference w:type="default" r:id="rId23"/>
+      <w:headerReference w:type="first" r:id="rId24"/>
+      <w:headerReference w:type="even" r:id="rId25"/>
       <w:pgSz w:w="12240" w:h="15840"/>
       <w:pgMar w:top="1447" w:right="1352" w:bottom="1734" w:left="1426" w:header="720" w:footer="742" w:gutter="0"/>
       <w:cols w:space="720"/>
@@ -3894,6 +3874,36 @@
     </w:p>
   </w:footnote>
 </w:footnotes>
+</file>
+
+<file path=word/header1.xml><?xml version="1.0" encoding="utf-8"?>
+<w:hdr xmlns:m="http://schemas.openxmlformats.org/officeDocument/2006/math" xmlns:mc="http://schemas.openxmlformats.org/markup-compatibility/2006" xmlns:mo="http://schemas.microsoft.com/office/mac/office/2008/main" xmlns:mv="urn:schemas-microsoft-com:mac:vml" xmlns:o="urn:schemas-microsoft-com:office:office" xmlns:r="http://schemas.openxmlformats.org/officeDocument/2006/relationships" xmlns:v="urn:schemas-microsoft-com:vml" xmlns:w10="urn:schemas-microsoft-com:office:word" xmlns:w14="http://schemas.microsoft.com/office/word/2010/wordml" xmlns:w="http://schemas.openxmlformats.org/wordprocessingml/2006/main" xmlns:wne="http://schemas.microsoft.com/office/word/2006/wordml" xmlns:wp14="http://schemas.microsoft.com/office/word/2010/wordprocessingDrawing" xmlns:wp="http://schemas.openxmlformats.org/drawingml/2006/wordprocessingDrawing" xmlns:wpc="http://schemas.microsoft.com/office/word/2010/wordprocessingCanvas" xmlns:wpg="http://schemas.microsoft.com/office/word/2010/wordprocessingGroup" xmlns:wpi="http://schemas.microsoft.com/office/word/2010/wordprocessingInk" xmlns:wps="http://schemas.microsoft.com/office/word/2010/wordprocessingShape" mc:Ignorable="w14 wp14">
+  <w:p>
+    <w:pPr>
+      <w:pStyle w:val="Header"/>
+    </w:pPr>
+  </w:p>
+</w:hdr>
+</file>
+
+<file path=word/header2.xml><?xml version="1.0" encoding="utf-8"?>
+<w:hdr xmlns:m="http://schemas.openxmlformats.org/officeDocument/2006/math" xmlns:mc="http://schemas.openxmlformats.org/markup-compatibility/2006" xmlns:mo="http://schemas.microsoft.com/office/mac/office/2008/main" xmlns:mv="urn:schemas-microsoft-com:mac:vml" xmlns:o="urn:schemas-microsoft-com:office:office" xmlns:r="http://schemas.openxmlformats.org/officeDocument/2006/relationships" xmlns:v="urn:schemas-microsoft-com:vml" xmlns:w10="urn:schemas-microsoft-com:office:word" xmlns:w14="http://schemas.microsoft.com/office/word/2010/wordml" xmlns:w="http://schemas.openxmlformats.org/wordprocessingml/2006/main" xmlns:wne="http://schemas.microsoft.com/office/word/2006/wordml" xmlns:wp14="http://schemas.microsoft.com/office/word/2010/wordprocessingDrawing" xmlns:wp="http://schemas.openxmlformats.org/drawingml/2006/wordprocessingDrawing" xmlns:wpc="http://schemas.microsoft.com/office/word/2010/wordprocessingCanvas" xmlns:wpg="http://schemas.microsoft.com/office/word/2010/wordprocessingGroup" xmlns:wpi="http://schemas.microsoft.com/office/word/2010/wordprocessingInk" xmlns:wps="http://schemas.microsoft.com/office/word/2010/wordprocessingShape" mc:Ignorable="w14 wp14">
+  <w:p>
+    <w:pPr>
+      <w:pStyle w:val="Header"/>
+    </w:pPr>
+  </w:p>
+</w:hdr>
+</file>
+
+<file path=word/header3.xml><?xml version="1.0" encoding="utf-8"?>
+<w:hdr xmlns:m="http://schemas.openxmlformats.org/officeDocument/2006/math" xmlns:mc="http://schemas.openxmlformats.org/markup-compatibility/2006" xmlns:mo="http://schemas.microsoft.com/office/mac/office/2008/main" xmlns:mv="urn:schemas-microsoft-com:mac:vml" xmlns:o="urn:schemas-microsoft-com:office:office" xmlns:r="http://schemas.openxmlformats.org/officeDocument/2006/relationships" xmlns:v="urn:schemas-microsoft-com:vml" xmlns:w10="urn:schemas-microsoft-com:office:word" xmlns:w14="http://schemas.microsoft.com/office/word/2010/wordml" xmlns:w="http://schemas.openxmlformats.org/wordprocessingml/2006/main" xmlns:wne="http://schemas.microsoft.com/office/word/2006/wordml" xmlns:wp14="http://schemas.microsoft.com/office/word/2010/wordprocessingDrawing" xmlns:wp="http://schemas.openxmlformats.org/drawingml/2006/wordprocessingDrawing" xmlns:wpc="http://schemas.microsoft.com/office/word/2010/wordprocessingCanvas" xmlns:wpg="http://schemas.microsoft.com/office/word/2010/wordprocessingGroup" xmlns:wpi="http://schemas.microsoft.com/office/word/2010/wordprocessingInk" xmlns:wps="http://schemas.microsoft.com/office/word/2010/wordprocessingShape" mc:Ignorable="w14 wp14">
+  <w:p>
+    <w:pPr>
+      <w:pStyle w:val="Header"/>
+    </w:pPr>
+  </w:p>
+</w:hdr>
 </file>
 
 <file path=word/numbering.xml><?xml version="1.0" encoding="utf-8"?>

--- a/Resume-MuhammadIzzatBinMohamadRizal.docx
+++ b/Resume-MuhammadIzzatBinMohamadRizal.docx
@@ -799,6 +799,30 @@
         <w:t>December 2025 until present</w:t>
         <w:tab/>
         <w:t xml:space="preserve">Cloone Corporation Sdn Bhd  </w:t>
+      </w:r>
+    </w:p>
+    <w:p>
+      <w:pPr/>
+      <w:r>
+        <w:t>Involved in both web and mobile application development</w:t>
+      </w:r>
+    </w:p>
+    <w:p>
+      <w:pPr/>
+      <w:r>
+        <w:t>Collaborate with the team on feature delivery and code review</w:t>
+      </w:r>
+    </w:p>
+    <w:p>
+      <w:pPr/>
+      <w:r>
+        <w:t>Deploy and maintain staging/production environments</w:t>
+      </w:r>
+    </w:p>
+    <w:p>
+      <w:pPr/>
+      <w:r>
+        <w:t>Maintain code quality and code architecture</w:t>
       </w:r>
     </w:p>
     <w:p>

--- a/Resume-MuhammadIzzatBinMohamadRizal.docx
+++ b/Resume-MuhammadIzzatBinMohamadRizal.docx
@@ -1,6 +1,6 @@
 
 <file path=word/document.xml><?xml version="1.0" encoding="utf-8"?>
-<w:document xmlns:wpc="http://schemas.microsoft.com/office/word/2010/wordprocessingCanvas" xmlns:cx="http://schemas.microsoft.com/office/drawing/2014/chartex" xmlns:cx1="http://schemas.microsoft.com/office/drawing/2015/9/8/chartex" xmlns:cx2="http://schemas.microsoft.com/office/drawing/2015/10/21/chartex" xmlns:cx3="http://schemas.microsoft.com/office/drawing/2016/5/9/chartex" xmlns:cx4="http://schemas.microsoft.com/office/drawing/2016/5/10/chartex" xmlns:cx5="http://schemas.microsoft.com/office/drawing/2016/5/11/chartex" xmlns:cx6="http://schemas.microsoft.com/office/drawing/2016/5/12/chartex" xmlns:cx7="http://schemas.microsoft.com/office/drawing/2016/5/13/chartex" xmlns:cx8="http://schemas.microsoft.com/office/drawing/2016/5/14/chartex" xmlns:mc="http://schemas.openxmlformats.org/markup-compatibility/2006" xmlns:aink="http://schemas.microsoft.com/office/drawing/2016/ink" xmlns:am3d="http://schemas.microsoft.com/office/drawing/2017/model3d" xmlns:o="urn:schemas-microsoft-com:office:office" xmlns:oel="http://schemas.microsoft.com/office/2019/extlst" xmlns:r="http://schemas.openxmlformats.org/officeDocument/2006/relationships" xmlns:m="http://schemas.openxmlformats.org/officeDocument/2006/math" xmlns:v="urn:schemas-microsoft-com:vml" xmlns:wp14="http://schemas.microsoft.com/office/word/2010/wordprocessingDrawing" xmlns:wp="http://schemas.openxmlformats.org/drawingml/2006/wordprocessingDrawing" xmlns:w10="urn:schemas-microsoft-com:office:word" xmlns:w="http://schemas.openxmlformats.org/wordprocessingml/2006/main" xmlns:w14="http://schemas.microsoft.com/office/word/2010/wordml" xmlns:w15="http://schemas.microsoft.com/office/word/2012/wordml" xmlns:w16cex="http://schemas.microsoft.com/office/word/2018/wordml/cex" xmlns:w16cid="http://schemas.microsoft.com/office/word/2016/wordml/cid" xmlns:w16="http://schemas.microsoft.com/office/word/2018/wordml" xmlns:w16du="http://schemas.microsoft.com/office/word/2023/wordml/word16du" xmlns:w16sdtdh="http://schemas.microsoft.com/office/word/2020/wordml/sdtdatahash" xmlns:w16sdtfl="http://schemas.microsoft.com/office/word/2024/wordml/sdtformatlock" xmlns:w16se="http://schemas.microsoft.com/office/word/2015/wordml/symex" xmlns:wpg="http://schemas.microsoft.com/office/word/2010/wordprocessingGroup" xmlns:wpi="http://schemas.microsoft.com/office/word/2010/wordprocessingInk" xmlns:wne="http://schemas.microsoft.com/office/word/2006/wordml" xmlns:wps="http://schemas.microsoft.com/office/word/2010/wordprocessingShape" mc:Ignorable="w14 w15 w16se w16cid w16 w16cex w16sdtdh w16sdtfl w16du wp14">
+<w:document xmlns:wpc="http://schemas.microsoft.com/office/word/2010/wordprocessingCanvas" xmlns:cx="http://schemas.microsoft.com/office/drawing/2014/chartex" xmlns:cx1="http://schemas.microsoft.com/office/drawing/2015/9/8/chartex" xmlns:cx2="http://schemas.microsoft.com/office/drawing/2015/10/21/chartex" xmlns:cx3="http://schemas.microsoft.com/office/drawing/2016/5/9/chartex" xmlns:cx4="http://schemas.microsoft.com/office/drawing/2016/5/10/chartex" xmlns:cx5="http://schemas.microsoft.com/office/drawing/2016/5/11/chartex" xmlns:cx6="http://schemas.microsoft.com/office/drawing/2016/5/12/chartex" xmlns:cx7="http://schemas.microsoft.com/office/drawing/2016/5/13/chartex" xmlns:cx8="http://schemas.microsoft.com/office/drawing/2016/5/14/chartex" xmlns:mc="http://schemas.openxmlformats.org/markup-compatibility/2006" xmlns:m="http://schemas.openxmlformats.org/officeDocument/2006/math" xmlns:aink="http://schemas.microsoft.com/office/drawing/2016/ink" xmlns:am3d="http://schemas.microsoft.com/office/drawing/2017/model3d" xmlns:oel="http://schemas.microsoft.com/office/2019/extlst" xmlns:r="http://schemas.openxmlformats.org/officeDocument/2006/relationships" xmlns:wp14="http://schemas.microsoft.com/office/word/2010/wordprocessingDrawing" xmlns:wp="http://schemas.openxmlformats.org/drawingml/2006/wordprocessingDrawing" xmlns:wpg="http://schemas.microsoft.com/office/word/2010/wordprocessingGroup" xmlns:wpi="http://schemas.microsoft.com/office/word/2010/wordprocessingInk" xmlns:wps="http://schemas.microsoft.com/office/word/2010/wordprocessingShape" xmlns:o="urn:schemas-microsoft-com:office:office" xmlns:v="urn:schemas-microsoft-com:vml" xmlns:w10="urn:schemas-microsoft-com:office:word" xmlns:w="http://schemas.openxmlformats.org/wordprocessingml/2006/main" xmlns:w14="http://schemas.microsoft.com/office/word/2010/wordml" xmlns:w15="http://schemas.microsoft.com/office/word/2012/wordml" xmlns:w16cex="http://schemas.microsoft.com/office/word/2018/wordml/cex" xmlns:w16cid="http://schemas.microsoft.com/office/word/2016/wordml/cid" xmlns:w16="http://schemas.microsoft.com/office/word/2018/wordml" xmlns:w16sdtdh="http://schemas.microsoft.com/office/word/2020/wordml/sdtdatahash" xmlns:w16sdtfl="http://schemas.microsoft.com/office/word/2024/wordml/sdtformatlock" xmlns:w16se="http://schemas.microsoft.com/office/word/2015/wordml/symex" xmlns:w16du="http://schemas.microsoft.com/office/word/2023/wordml/word16du" xmlns:wne="http://schemas.microsoft.com/office/word/2006/wordml" mc:Ignorable="w14 w15 w16se w16cid w16 w16cex w16sdtdh w16sdtfl w16du wp14">
   <w:body>
     <w:p>
       <w:pPr>
@@ -182,8 +182,8 @@
           </mc:Choice>
           <mc:Fallback>
             <w:pict>
-              <v:group w14:anchorId="3BE930F3" id="Group 4210" o:spid="_x0000_s1026" style="width:75.35pt;height:86.3pt;mso-position-horizontal-relative:char;mso-position-vertical-relative:line" coordsize="9568,10963" o:gfxdata="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">
-                <v:rect id="Rectangle 12" o:spid="_x0000_s1027" style="position:absolute;left:8547;top:8689;width:846;height:3024;visibility:visible;mso-wrap-style:square;v-text-anchor:top" o:gfxdata="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" filled="f" stroked="f">
+              <v:group w14:anchorId="3BE930F3" id="Group 4210" o:spid="_x0000_s1026" style="width:75.35pt;height:86.3pt;mso-position-horizontal-relative:char;mso-position-vertical-relative:line" coordsize="9568,10963" o:gfxdata="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">
+                <v:rect id="Rectangle 12" o:spid="_x0000_s1027" style="position:absolute;left:8547;top:8689;width:846;height:3024;visibility:visible;mso-wrap-style:square;v-text-anchor:top" o:gfxdata="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" filled="f" stroked="f">
                   <v:textbox inset="0,0,0,0">
                     <w:txbxContent>
                       <w:p>
@@ -202,7 +202,7 @@
                     </w:txbxContent>
                   </v:textbox>
                 </v:rect>
-                <v:rect id="Rectangle 13" o:spid="_x0000_s1028" style="position:absolute;left:9187;top:9356;width:506;height:1843;visibility:visible;mso-wrap-style:square;v-text-anchor:top" o:gfxdata="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" filled="f" stroked="f">
+                <v:rect id="Rectangle 13" o:spid="_x0000_s1028" style="position:absolute;left:9187;top:9356;width:506;height:1843;visibility:visible;mso-wrap-style:square;v-text-anchor:top" o:gfxdata="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" filled="f" stroked="f">
                   <v:textbox inset="0,0,0,0">
                     <w:txbxContent>
                       <w:p>
@@ -236,10 +236,10 @@
                   <v:path o:extrusionok="f" gradientshapeok="t" o:connecttype="rect"/>
                   <o:lock v:ext="edit" aspectratio="t"/>
                 </v:shapetype>
-                <v:shape id="Picture 129" o:spid="_x0000_s1029" type="#_x0000_t75" style="position:absolute;top:485;width:8503;height:9906;visibility:visible;mso-wrap-style:square" o:gfxdata="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">
+                <v:shape id="Picture 129" o:spid="_x0000_s1029" type="#_x0000_t75" style="position:absolute;top:485;width:8503;height:9906;visibility:visible;mso-wrap-style:square" o:gfxdata="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">
                   <v:imagedata r:id="rId8" o:title=""/>
                 </v:shape>
-                <v:shape id="Shape 130" o:spid="_x0000_s1030" style="position:absolute;left:25;width:8522;height:10407;visibility:visible;mso-wrap-style:square;v-text-anchor:top" coordsize="852170,1040765" o:gfxdata="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" path="m,1040765r852170,l852170,,,,,1040765xe" filled="f" strokecolor="#bfbfbf" strokeweight=".25pt">
+                <v:shape id="Shape 130" o:spid="_x0000_s1030" style="position:absolute;left:25;width:8522;height:10407;visibility:visible;mso-wrap-style:square;v-text-anchor:top" coordsize="852170,1040765" o:gfxdata="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" path="m,1040765r852170,l852170,,,,,1040765xe" filled="f" strokecolor="#bfbfbf" strokeweight=".25pt">
                   <v:path arrowok="t" textboxrect="0,0,852170,1040765"/>
                 </v:shape>
                 <w10:anchorlock/>
@@ -367,15 +367,7 @@
         <w:ind w:left="384" w:right="17"/>
       </w:pPr>
       <w:r>
-        <w:t xml:space="preserve">Delivering high-quality work on time is my top priority, as strive to establish myself as </w:t>
-      </w:r>
-      <w:proofErr w:type="gramStart"/>
-      <w:r>
-        <w:t>a valuable asset</w:t>
-      </w:r>
-      <w:proofErr w:type="gramEnd"/>
-      <w:r>
-        <w:t xml:space="preserve"> in the development of innovative mobile applications.  </w:t>
+        <w:t xml:space="preserve">Delivering high-quality work on time is my top priority, as strive to establish myself as a valuable asset in the development of innovative mobile applications.  </w:t>
       </w:r>
     </w:p>
     <w:p>
@@ -543,15 +535,7 @@
         <w:ind w:left="384" w:right="17"/>
       </w:pPr>
       <w:r>
-        <w:t xml:space="preserve">Bachelor of Computer Science (Software Engineering) with Honors Mar 2021 – Jun 2023 </w:t>
-      </w:r>
-      <w:proofErr w:type="spellStart"/>
-      <w:r>
-        <w:t>Universiti</w:t>
-      </w:r>
-      <w:proofErr w:type="spellEnd"/>
-      <w:r>
-        <w:t xml:space="preserve"> Malaysia Pahang  </w:t>
+        <w:t xml:space="preserve">Bachelor of Computer Science (Software Engineering) with Honors Mar 2021 – Jun 2023 Universiti Malaysia Pahang  </w:t>
       </w:r>
     </w:p>
     <w:p>
@@ -595,17 +579,10 @@
         <w:tab/>
       </w:r>
       <w:r>
-        <w:t xml:space="preserve">Diploma of Computer </w:t>
-      </w:r>
-      <w:proofErr w:type="gramStart"/>
-      <w:r>
-        <w:t xml:space="preserve">Science  </w:t>
+        <w:t xml:space="preserve">Diploma of Computer Science  </w:t>
       </w:r>
       <w:r>
         <w:tab/>
-      </w:r>
-      <w:proofErr w:type="gramEnd"/>
-      <w:r>
         <w:t xml:space="preserve"> June 2018 – Feb 2021  </w:t>
       </w:r>
     </w:p>
@@ -614,13 +591,8 @@
         <w:spacing w:after="6"/>
         <w:ind w:left="384" w:right="17"/>
       </w:pPr>
-      <w:proofErr w:type="spellStart"/>
-      <w:r>
-        <w:t>Universiti</w:t>
-      </w:r>
-      <w:proofErr w:type="spellEnd"/>
-      <w:r>
-        <w:t xml:space="preserve"> Malaysia Pahang  </w:t>
+      <w:r>
+        <w:t xml:space="preserve">Universiti Malaysia Pahang  </w:t>
       </w:r>
     </w:p>
     <w:p>
@@ -792,39 +764,104 @@
       </w:r>
     </w:p>
     <w:p>
-      <w:pPr/>
       <w:r>
         <w:t>Full Stack Senior Developer</w:t>
+      </w:r>
+      <w:r>
         <w:tab/>
+      </w:r>
+      <w:r>
+        <w:tab/>
+      </w:r>
+      <w:r>
+        <w:tab/>
+      </w:r>
+      <w:r>
+        <w:tab/>
+      </w:r>
+      <w:r>
+        <w:tab/>
+      </w:r>
+      <w:r>
         <w:t>December 2025 until present</w:t>
+      </w:r>
+      <w:r>
         <w:tab/>
-        <w:t xml:space="preserve">Cloone Corporation Sdn Bhd  </w:t>
-      </w:r>
-    </w:p>
-    <w:p>
-      <w:pPr/>
+      </w:r>
+    </w:p>
+    <w:p>
+      <w:r>
+        <w:t xml:space="preserve">Cloone Corporation </w:t>
+      </w:r>
+      <w:proofErr w:type="spellStart"/>
+      <w:r>
+        <w:t>Sdn</w:t>
+      </w:r>
+      <w:proofErr w:type="spellEnd"/>
+      <w:r>
+        <w:t xml:space="preserve"> </w:t>
+      </w:r>
+      <w:proofErr w:type="spellStart"/>
+      <w:r>
+        <w:t>Bhd</w:t>
+      </w:r>
+      <w:proofErr w:type="spellEnd"/>
+      <w:r>
+        <w:t xml:space="preserve">  </w:t>
+      </w:r>
+    </w:p>
+    <w:p>
+      <w:pPr>
+        <w:pStyle w:val="ListParagraph"/>
+        <w:numPr>
+          <w:ilvl w:val="0"/>
+          <w:numId w:val="15"/>
+        </w:numPr>
+      </w:pPr>
       <w:r>
         <w:t>Involved in both web and mobile application development</w:t>
       </w:r>
     </w:p>
     <w:p>
-      <w:pPr/>
+      <w:pPr>
+        <w:pStyle w:val="ListParagraph"/>
+        <w:numPr>
+          <w:ilvl w:val="0"/>
+          <w:numId w:val="15"/>
+        </w:numPr>
+      </w:pPr>
       <w:r>
         <w:t>Collaborate with the team on feature delivery and code review</w:t>
       </w:r>
     </w:p>
     <w:p>
-      <w:pPr/>
+      <w:pPr>
+        <w:pStyle w:val="ListParagraph"/>
+        <w:numPr>
+          <w:ilvl w:val="0"/>
+          <w:numId w:val="15"/>
+        </w:numPr>
+      </w:pPr>
       <w:r>
         <w:t>Deploy and maintain staging/production environments</w:t>
       </w:r>
     </w:p>
     <w:p>
-      <w:pPr/>
+      <w:pPr>
+        <w:pStyle w:val="ListParagraph"/>
+        <w:numPr>
+          <w:ilvl w:val="0"/>
+          <w:numId w:val="15"/>
+        </w:numPr>
+      </w:pPr>
       <w:r>
         <w:t>Maintain code quality and code architecture</w:t>
       </w:r>
     </w:p>
+    <w:p/>
+    <w:p/>
+    <w:p/>
+    <w:p/>
     <w:p>
       <w:pPr>
         <w:spacing w:after="62"/>
@@ -834,22 +871,15 @@
         <w:rPr>
           <w:b/>
         </w:rPr>
-        <w:t xml:space="preserve">Head of Department Mobile Application </w:t>
-      </w:r>
-      <w:proofErr w:type="gramStart"/>
+        <w:lastRenderedPageBreak/>
+        <w:t xml:space="preserve">Head of Department Mobile Application Development  </w:t>
+      </w:r>
       <w:r>
         <w:rPr>
           <w:b/>
         </w:rPr>
-        <w:t xml:space="preserve">Development  </w:t>
-      </w:r>
-      <w:r>
-        <w:rPr>
-          <w:b/>
-        </w:rPr>
         <w:tab/>
       </w:r>
-      <w:proofErr w:type="gramEnd"/>
       <w:r>
         <w:t xml:space="preserve">January 2023 until Nov 2025 Mahiran Digital </w:t>
       </w:r>
@@ -949,22 +979,14 @@
         <w:rPr>
           <w:b/>
         </w:rPr>
-        <w:t xml:space="preserve">Junior Laravel </w:t>
-      </w:r>
-      <w:proofErr w:type="gramStart"/>
+        <w:t xml:space="preserve">Junior Laravel Developer  </w:t>
+      </w:r>
       <w:r>
         <w:rPr>
           <w:b/>
         </w:rPr>
-        <w:t xml:space="preserve">Developer  </w:t>
-      </w:r>
-      <w:r>
-        <w:rPr>
-          <w:b/>
-        </w:rPr>
         <w:tab/>
       </w:r>
-      <w:proofErr w:type="gramEnd"/>
       <w:r>
         <w:t xml:space="preserve">August 2023 until Nov 2025  </w:t>
       </w:r>
@@ -1058,7 +1080,6 @@
         <w:ind w:left="1080" w:firstLine="0"/>
       </w:pPr>
       <w:r>
-        <w:lastRenderedPageBreak/>
         <w:t xml:space="preserve"> </w:t>
       </w:r>
     </w:p>
@@ -1098,23 +1119,13 @@
         <w:rPr>
           <w:b/>
         </w:rPr>
-        <w:t xml:space="preserve">Senior Flutter </w:t>
-      </w:r>
-      <w:proofErr w:type="gramStart"/>
-      <w:r>
-        <w:rPr>
-          <w:b/>
-        </w:rPr>
-        <w:t>Developer</w:t>
+        <w:t>Senior Flutter Developer</w:t>
       </w:r>
       <w:r>
         <w:t xml:space="preserve">  </w:t>
       </w:r>
       <w:r>
         <w:tab/>
-      </w:r>
-      <w:proofErr w:type="gramEnd"/>
-      <w:r>
         <w:t xml:space="preserve">January 2023 until Nov 2025  </w:t>
       </w:r>
     </w:p>
@@ -1214,47 +1225,29 @@
         <w:rPr>
           <w:b/>
         </w:rPr>
-        <w:t xml:space="preserve">Junior Flutter </w:t>
-      </w:r>
-      <w:proofErr w:type="gramStart"/>
-      <w:r>
-        <w:rPr>
-          <w:b/>
-        </w:rPr>
-        <w:t>Developer</w:t>
+        <w:t>Junior Flutter Developer</w:t>
       </w:r>
       <w:r>
         <w:t xml:space="preserve">  </w:t>
       </w:r>
-      <w:r>
-        <w:tab/>
-      </w:r>
-      <w:proofErr w:type="gramEnd"/>
-      <w:r>
-        <w:t xml:space="preserve">  </w:t>
-      </w:r>
-      <w:proofErr w:type="gramStart"/>
       <w:r>
         <w:tab/>
         <w:t xml:space="preserve">  </w:t>
       </w:r>
       <w:r>
         <w:tab/>
-      </w:r>
-      <w:proofErr w:type="gramEnd"/>
-      <w:r>
         <w:t xml:space="preserve">  </w:t>
       </w:r>
-      <w:proofErr w:type="gramStart"/>
       <w:r>
         <w:tab/>
         <w:t xml:space="preserve">  </w:t>
       </w:r>
       <w:r>
         <w:tab/>
-      </w:r>
-      <w:proofErr w:type="gramEnd"/>
-      <w:r>
+        <w:t xml:space="preserve">  </w:t>
+      </w:r>
+      <w:r>
+        <w:tab/>
         <w:t xml:space="preserve">  </w:t>
       </w:r>
       <w:r>
@@ -1632,6 +1625,7 @@
         <w:ind w:right="17" w:hanging="360"/>
       </w:pPr>
       <w:r>
+        <w:lastRenderedPageBreak/>
         <w:t xml:space="preserve">Project Manage, </w:t>
       </w:r>
       <w:proofErr w:type="spellStart"/>
@@ -1957,7 +1951,7 @@
         <w:ind w:right="17" w:hanging="360"/>
       </w:pPr>
       <w:r>
-        <w:t xml:space="preserve">Flutter, Postman, PHP, Pusher</w:t>
+        <w:t>Flutter, Postman, PHP, Pusher</w:t>
       </w:r>
     </w:p>
     <w:p>
@@ -1983,7 +1977,7 @@
           <w:noProof/>
         </w:rPr>
         <w:drawing>
-          <wp:inline distT="0" distB="0" distL="0" distR="0" wp14:anchorId="27AAC571" wp14:editId="79001166">
+          <wp:inline distT="0" distB="0" distL="0" distR="0" wp14:anchorId="27AAC571" wp14:editId="29FAE0D9">
             <wp:extent cx="5234940" cy="3037947"/>
             <wp:effectExtent l="0" t="0" r="3810" b="0"/>
             <wp:docPr id="1700252108" name="Picture 11" descr="A screenshot of a menu&#10;&#10;AI-generated content may be incorrect."/>
@@ -2571,11 +2565,7 @@
         <w:ind w:right="17" w:hanging="360"/>
       </w:pPr>
       <w:r>
-        <w:t xml:space="preserve">Flutter, MySQL, Web </w:t>
-      </w:r>
-      <w:proofErr w:type="gramStart"/>
-      <w:r>
-        <w:t>API</w:t>
+        <w:t>Flutter, MySQL, Web API</w:t>
       </w:r>
       <w:r>
         <w:rPr>
@@ -2584,11 +2574,7 @@
         <w:t xml:space="preserve"> </w:t>
       </w:r>
       <w:r>
-        <w:t>,</w:t>
-      </w:r>
-      <w:proofErr w:type="gramEnd"/>
-      <w:r>
-        <w:t xml:space="preserve"> Pusher, Firebase Cloud Messaging</w:t>
+        <w:t>, Pusher, Firebase Cloud Messaging</w:t>
       </w:r>
     </w:p>
     <w:p>
@@ -2684,7 +2670,7 @@
         <w:ind w:right="17" w:hanging="360"/>
       </w:pPr>
       <w:r>
-        <w:t xml:space="preserve">Mobile app system for student and food seller and rider to buy food, sell food, and deliver food around university campus</w:t>
+        <w:t>Mobile app system for student and food seller and rider to buy food, sell food, and deliver food around university campus</w:t>
       </w:r>
     </w:p>
     <w:p>
@@ -2746,7 +2732,7 @@
         <w:ind w:right="17" w:hanging="360"/>
       </w:pPr>
       <w:r>
-        <w:t xml:space="preserve">Flutter, Pusher, Firebase Cloud Messaging</w:t>
+        <w:t>Flutter, Pusher, Firebase Cloud Messaging</w:t>
       </w:r>
     </w:p>
     <w:p>
@@ -2773,6 +2759,9 @@
         <w:ind w:left="1065" w:right="17" w:firstLine="0"/>
       </w:pPr>
       <w:r>
+        <w:rPr>
+          <w:noProof/>
+        </w:rPr>
         <w:drawing>
           <wp:inline distT="0" distB="0" distL="0" distR="0" wp14:anchorId="5023B171" wp14:editId="18AFF113">
             <wp:extent cx="1607276" cy="3528060"/>
@@ -3342,7 +3331,7 @@
         <w:ind w:right="17" w:hanging="360"/>
       </w:pPr>
       <w:r>
-        <w:t xml:space="preserve">Mobile app system for fire contractor and building owner to service and keep record tracking of fire extinguisher and fire equipment system using NFC and OCR Image</w:t>
+        <w:t>Mobile app system for fire contractor and building owner to service and keep record tracking of fire extinguisher and fire equipment system using NFC and OCR Image</w:t>
       </w:r>
       <w:r>
         <w:rPr>
@@ -3737,12 +3726,12 @@
       </w:r>
     </w:p>
     <w:sectPr>
-      <w:footerReference w:type="even" r:id="rId18"/>
-      <w:footerReference w:type="default" r:id="rId19"/>
-      <w:footerReference w:type="first" r:id="rId20"/>
-      <w:headerReference w:type="default" r:id="rId23"/>
-      <w:headerReference w:type="first" r:id="rId24"/>
-      <w:headerReference w:type="even" r:id="rId25"/>
+      <w:headerReference w:type="even" r:id="rId18"/>
+      <w:headerReference w:type="default" r:id="rId19"/>
+      <w:footerReference w:type="even" r:id="rId20"/>
+      <w:footerReference w:type="default" r:id="rId21"/>
+      <w:headerReference w:type="first" r:id="rId22"/>
+      <w:footerReference w:type="first" r:id="rId23"/>
       <w:pgSz w:w="12240" w:h="15840"/>
       <w:pgMar w:top="1447" w:right="1352" w:bottom="1734" w:left="1426" w:header="720" w:footer="742" w:gutter="0"/>
       <w:cols w:space="720"/>
@@ -3752,7 +3741,7 @@
 </file>
 
 <file path=word/endnotes.xml><?xml version="1.0" encoding="utf-8"?>
-<w:endnotes xmlns:wpc="http://schemas.microsoft.com/office/word/2010/wordprocessingCanvas" xmlns:cx="http://schemas.microsoft.com/office/drawing/2014/chartex" xmlns:cx1="http://schemas.microsoft.com/office/drawing/2015/9/8/chartex" xmlns:cx2="http://schemas.microsoft.com/office/drawing/2015/10/21/chartex" xmlns:cx3="http://schemas.microsoft.com/office/drawing/2016/5/9/chartex" xmlns:cx4="http://schemas.microsoft.com/office/drawing/2016/5/10/chartex" xmlns:cx5="http://schemas.microsoft.com/office/drawing/2016/5/11/chartex" xmlns:cx6="http://schemas.microsoft.com/office/drawing/2016/5/12/chartex" xmlns:cx7="http://schemas.microsoft.com/office/drawing/2016/5/13/chartex" xmlns:cx8="http://schemas.microsoft.com/office/drawing/2016/5/14/chartex" xmlns:mc="http://schemas.openxmlformats.org/markup-compatibility/2006" xmlns:aink="http://schemas.microsoft.com/office/drawing/2016/ink" xmlns:am3d="http://schemas.microsoft.com/office/drawing/2017/model3d" xmlns:o="urn:schemas-microsoft-com:office:office" xmlns:oel="http://schemas.microsoft.com/office/2019/extlst" xmlns:r="http://schemas.openxmlformats.org/officeDocument/2006/relationships" xmlns:m="http://schemas.openxmlformats.org/officeDocument/2006/math" xmlns:v="urn:schemas-microsoft-com:vml" xmlns:wp14="http://schemas.microsoft.com/office/word/2010/wordprocessingDrawing" xmlns:wp="http://schemas.openxmlformats.org/drawingml/2006/wordprocessingDrawing" xmlns:w10="urn:schemas-microsoft-com:office:word" xmlns:w="http://schemas.openxmlformats.org/wordprocessingml/2006/main" xmlns:w14="http://schemas.microsoft.com/office/word/2010/wordml" xmlns:w15="http://schemas.microsoft.com/office/word/2012/wordml" xmlns:w16cex="http://schemas.microsoft.com/office/word/2018/wordml/cex" xmlns:w16cid="http://schemas.microsoft.com/office/word/2016/wordml/cid" xmlns:w16="http://schemas.microsoft.com/office/word/2018/wordml" xmlns:w16du="http://schemas.microsoft.com/office/word/2023/wordml/word16du" xmlns:w16sdtdh="http://schemas.microsoft.com/office/word/2020/wordml/sdtdatahash" xmlns:w16sdtfl="http://schemas.microsoft.com/office/word/2024/wordml/sdtformatlock" xmlns:w16se="http://schemas.microsoft.com/office/word/2015/wordml/symex" xmlns:wpg="http://schemas.microsoft.com/office/word/2010/wordprocessingGroup" xmlns:wpi="http://schemas.microsoft.com/office/word/2010/wordprocessingInk" xmlns:wne="http://schemas.microsoft.com/office/word/2006/wordml" xmlns:wps="http://schemas.microsoft.com/office/word/2010/wordprocessingShape" mc:Ignorable="w14 w15 w16se w16cid w16 w16cex w16sdtdh w16sdtfl w16du wp14">
+<w:endnotes xmlns:wpc="http://schemas.microsoft.com/office/word/2010/wordprocessingCanvas" xmlns:cx="http://schemas.microsoft.com/office/drawing/2014/chartex" xmlns:cx1="http://schemas.microsoft.com/office/drawing/2015/9/8/chartex" xmlns:cx2="http://schemas.microsoft.com/office/drawing/2015/10/21/chartex" xmlns:cx3="http://schemas.microsoft.com/office/drawing/2016/5/9/chartex" xmlns:cx4="http://schemas.microsoft.com/office/drawing/2016/5/10/chartex" xmlns:cx5="http://schemas.microsoft.com/office/drawing/2016/5/11/chartex" xmlns:cx6="http://schemas.microsoft.com/office/drawing/2016/5/12/chartex" xmlns:cx7="http://schemas.microsoft.com/office/drawing/2016/5/13/chartex" xmlns:cx8="http://schemas.microsoft.com/office/drawing/2016/5/14/chartex" xmlns:mc="http://schemas.openxmlformats.org/markup-compatibility/2006" xmlns:m="http://schemas.openxmlformats.org/officeDocument/2006/math" xmlns:aink="http://schemas.microsoft.com/office/drawing/2016/ink" xmlns:am3d="http://schemas.microsoft.com/office/drawing/2017/model3d" xmlns:oel="http://schemas.microsoft.com/office/2019/extlst" xmlns:r="http://schemas.openxmlformats.org/officeDocument/2006/relationships" xmlns:wp14="http://schemas.microsoft.com/office/word/2010/wordprocessingDrawing" xmlns:wp="http://schemas.openxmlformats.org/drawingml/2006/wordprocessingDrawing" xmlns:wpg="http://schemas.microsoft.com/office/word/2010/wordprocessingGroup" xmlns:wpi="http://schemas.microsoft.com/office/word/2010/wordprocessingInk" xmlns:wps="http://schemas.microsoft.com/office/word/2010/wordprocessingShape" xmlns:o="urn:schemas-microsoft-com:office:office" xmlns:v="urn:schemas-microsoft-com:vml" xmlns:w10="urn:schemas-microsoft-com:office:word" xmlns:w="http://schemas.openxmlformats.org/wordprocessingml/2006/main" xmlns:w14="http://schemas.microsoft.com/office/word/2010/wordml" xmlns:w15="http://schemas.microsoft.com/office/word/2012/wordml" xmlns:w16cex="http://schemas.microsoft.com/office/word/2018/wordml/cex" xmlns:w16cid="http://schemas.microsoft.com/office/word/2016/wordml/cid" xmlns:w16="http://schemas.microsoft.com/office/word/2018/wordml" xmlns:w16sdtdh="http://schemas.microsoft.com/office/word/2020/wordml/sdtdatahash" xmlns:w16sdtfl="http://schemas.microsoft.com/office/word/2024/wordml/sdtformatlock" xmlns:w16se="http://schemas.microsoft.com/office/word/2015/wordml/symex" xmlns:w16du="http://schemas.microsoft.com/office/word/2023/wordml/word16du" xmlns:wne="http://schemas.microsoft.com/office/word/2006/wordml" mc:Ignorable="w14 w15 w16se w16cid w16 w16cex w16sdtdh w16sdtfl w16du wp14">
   <w:endnote w:type="separator" w:id="-1">
     <w:p>
       <w:pPr>
@@ -3777,7 +3766,7 @@
 </file>
 
 <file path=word/footer1.xml><?xml version="1.0" encoding="utf-8"?>
-<w:ftr xmlns:wpc="http://schemas.microsoft.com/office/word/2010/wordprocessingCanvas" xmlns:cx="http://schemas.microsoft.com/office/drawing/2014/chartex" xmlns:cx1="http://schemas.microsoft.com/office/drawing/2015/9/8/chartex" xmlns:cx2="http://schemas.microsoft.com/office/drawing/2015/10/21/chartex" xmlns:cx3="http://schemas.microsoft.com/office/drawing/2016/5/9/chartex" xmlns:cx4="http://schemas.microsoft.com/office/drawing/2016/5/10/chartex" xmlns:cx5="http://schemas.microsoft.com/office/drawing/2016/5/11/chartex" xmlns:cx6="http://schemas.microsoft.com/office/drawing/2016/5/12/chartex" xmlns:cx7="http://schemas.microsoft.com/office/drawing/2016/5/13/chartex" xmlns:cx8="http://schemas.microsoft.com/office/drawing/2016/5/14/chartex" xmlns:mc="http://schemas.openxmlformats.org/markup-compatibility/2006" xmlns:aink="http://schemas.microsoft.com/office/drawing/2016/ink" xmlns:am3d="http://schemas.microsoft.com/office/drawing/2017/model3d" xmlns:o="urn:schemas-microsoft-com:office:office" xmlns:oel="http://schemas.microsoft.com/office/2019/extlst" xmlns:r="http://schemas.openxmlformats.org/officeDocument/2006/relationships" xmlns:m="http://schemas.openxmlformats.org/officeDocument/2006/math" xmlns:v="urn:schemas-microsoft-com:vml" xmlns:wp14="http://schemas.microsoft.com/office/word/2010/wordprocessingDrawing" xmlns:wp="http://schemas.openxmlformats.org/drawingml/2006/wordprocessingDrawing" xmlns:w10="urn:schemas-microsoft-com:office:word" xmlns:w="http://schemas.openxmlformats.org/wordprocessingml/2006/main" xmlns:w14="http://schemas.microsoft.com/office/word/2010/wordml" xmlns:w15="http://schemas.microsoft.com/office/word/2012/wordml" xmlns:w16cex="http://schemas.microsoft.com/office/word/2018/wordml/cex" xmlns:w16cid="http://schemas.microsoft.com/office/word/2016/wordml/cid" xmlns:w16="http://schemas.microsoft.com/office/word/2018/wordml" xmlns:w16du="http://schemas.microsoft.com/office/word/2023/wordml/word16du" xmlns:w16sdtdh="http://schemas.microsoft.com/office/word/2020/wordml/sdtdatahash" xmlns:w16sdtfl="http://schemas.microsoft.com/office/word/2024/wordml/sdtformatlock" xmlns:w16se="http://schemas.microsoft.com/office/word/2015/wordml/symex" xmlns:wpg="http://schemas.microsoft.com/office/word/2010/wordprocessingGroup" xmlns:wpi="http://schemas.microsoft.com/office/word/2010/wordprocessingInk" xmlns:wne="http://schemas.microsoft.com/office/word/2006/wordml" xmlns:wps="http://schemas.microsoft.com/office/word/2010/wordprocessingShape" mc:Ignorable="w14 w15 w16se w16cid w16 w16cex w16sdtdh w16sdtfl w16du wp14">
+<w:ftr xmlns:wpc="http://schemas.microsoft.com/office/word/2010/wordprocessingCanvas" xmlns:cx="http://schemas.microsoft.com/office/drawing/2014/chartex" xmlns:cx1="http://schemas.microsoft.com/office/drawing/2015/9/8/chartex" xmlns:cx2="http://schemas.microsoft.com/office/drawing/2015/10/21/chartex" xmlns:cx3="http://schemas.microsoft.com/office/drawing/2016/5/9/chartex" xmlns:cx4="http://schemas.microsoft.com/office/drawing/2016/5/10/chartex" xmlns:cx5="http://schemas.microsoft.com/office/drawing/2016/5/11/chartex" xmlns:cx6="http://schemas.microsoft.com/office/drawing/2016/5/12/chartex" xmlns:cx7="http://schemas.microsoft.com/office/drawing/2016/5/13/chartex" xmlns:cx8="http://schemas.microsoft.com/office/drawing/2016/5/14/chartex" xmlns:mc="http://schemas.openxmlformats.org/markup-compatibility/2006" xmlns:m="http://schemas.openxmlformats.org/officeDocument/2006/math" xmlns:aink="http://schemas.microsoft.com/office/drawing/2016/ink" xmlns:am3d="http://schemas.microsoft.com/office/drawing/2017/model3d" xmlns:oel="http://schemas.microsoft.com/office/2019/extlst" xmlns:r="http://schemas.openxmlformats.org/officeDocument/2006/relationships" xmlns:wp14="http://schemas.microsoft.com/office/word/2010/wordprocessingDrawing" xmlns:wp="http://schemas.openxmlformats.org/drawingml/2006/wordprocessingDrawing" xmlns:wpg="http://schemas.microsoft.com/office/word/2010/wordprocessingGroup" xmlns:wpi="http://schemas.microsoft.com/office/word/2010/wordprocessingInk" xmlns:wps="http://schemas.microsoft.com/office/word/2010/wordprocessingShape" xmlns:o="urn:schemas-microsoft-com:office:office" xmlns:v="urn:schemas-microsoft-com:vml" xmlns:w10="urn:schemas-microsoft-com:office:word" xmlns:w="http://schemas.openxmlformats.org/wordprocessingml/2006/main" xmlns:w14="http://schemas.microsoft.com/office/word/2010/wordml" xmlns:w15="http://schemas.microsoft.com/office/word/2012/wordml" xmlns:w16cex="http://schemas.microsoft.com/office/word/2018/wordml/cex" xmlns:w16cid="http://schemas.microsoft.com/office/word/2016/wordml/cid" xmlns:w16="http://schemas.microsoft.com/office/word/2018/wordml" xmlns:w16sdtdh="http://schemas.microsoft.com/office/word/2020/wordml/sdtdatahash" xmlns:w16sdtfl="http://schemas.microsoft.com/office/word/2024/wordml/sdtformatlock" xmlns:w16se="http://schemas.microsoft.com/office/word/2015/wordml/symex" xmlns:w16du="http://schemas.microsoft.com/office/word/2023/wordml/word16du" xmlns:wne="http://schemas.microsoft.com/office/word/2006/wordml" mc:Ignorable="w14 w15 w16se w16cid w16 w16cex w16sdtdh w16sdtfl w16du wp14">
   <w:p>
     <w:pPr>
       <w:spacing w:after="0" w:line="259" w:lineRule="auto"/>
@@ -3810,7 +3799,7 @@
 </file>
 
 <file path=word/footer2.xml><?xml version="1.0" encoding="utf-8"?>
-<w:ftr xmlns:wpc="http://schemas.microsoft.com/office/word/2010/wordprocessingCanvas" xmlns:cx="http://schemas.microsoft.com/office/drawing/2014/chartex" xmlns:cx1="http://schemas.microsoft.com/office/drawing/2015/9/8/chartex" xmlns:cx2="http://schemas.microsoft.com/office/drawing/2015/10/21/chartex" xmlns:cx3="http://schemas.microsoft.com/office/drawing/2016/5/9/chartex" xmlns:cx4="http://schemas.microsoft.com/office/drawing/2016/5/10/chartex" xmlns:cx5="http://schemas.microsoft.com/office/drawing/2016/5/11/chartex" xmlns:cx6="http://schemas.microsoft.com/office/drawing/2016/5/12/chartex" xmlns:cx7="http://schemas.microsoft.com/office/drawing/2016/5/13/chartex" xmlns:cx8="http://schemas.microsoft.com/office/drawing/2016/5/14/chartex" xmlns:mc="http://schemas.openxmlformats.org/markup-compatibility/2006" xmlns:aink="http://schemas.microsoft.com/office/drawing/2016/ink" xmlns:am3d="http://schemas.microsoft.com/office/drawing/2017/model3d" xmlns:o="urn:schemas-microsoft-com:office:office" xmlns:oel="http://schemas.microsoft.com/office/2019/extlst" xmlns:r="http://schemas.openxmlformats.org/officeDocument/2006/relationships" xmlns:m="http://schemas.openxmlformats.org/officeDocument/2006/math" xmlns:v="urn:schemas-microsoft-com:vml" xmlns:wp14="http://schemas.microsoft.com/office/word/2010/wordprocessingDrawing" xmlns:wp="http://schemas.openxmlformats.org/drawingml/2006/wordprocessingDrawing" xmlns:w10="urn:schemas-microsoft-com:office:word" xmlns:w="http://schemas.openxmlformats.org/wordprocessingml/2006/main" xmlns:w14="http://schemas.microsoft.com/office/word/2010/wordml" xmlns:w15="http://schemas.microsoft.com/office/word/2012/wordml" xmlns:w16cex="http://schemas.microsoft.com/office/word/2018/wordml/cex" xmlns:w16cid="http://schemas.microsoft.com/office/word/2016/wordml/cid" xmlns:w16="http://schemas.microsoft.com/office/word/2018/wordml" xmlns:w16du="http://schemas.microsoft.com/office/word/2023/wordml/word16du" xmlns:w16sdtdh="http://schemas.microsoft.com/office/word/2020/wordml/sdtdatahash" xmlns:w16sdtfl="http://schemas.microsoft.com/office/word/2024/wordml/sdtformatlock" xmlns:w16se="http://schemas.microsoft.com/office/word/2015/wordml/symex" xmlns:wpg="http://schemas.microsoft.com/office/word/2010/wordprocessingGroup" xmlns:wpi="http://schemas.microsoft.com/office/word/2010/wordprocessingInk" xmlns:wne="http://schemas.microsoft.com/office/word/2006/wordml" xmlns:wps="http://schemas.microsoft.com/office/word/2010/wordprocessingShape" mc:Ignorable="w14 w15 w16se w16cid w16 w16cex w16sdtdh w16sdtfl w16du wp14">
+<w:ftr xmlns:wpc="http://schemas.microsoft.com/office/word/2010/wordprocessingCanvas" xmlns:cx="http://schemas.microsoft.com/office/drawing/2014/chartex" xmlns:cx1="http://schemas.microsoft.com/office/drawing/2015/9/8/chartex" xmlns:cx2="http://schemas.microsoft.com/office/drawing/2015/10/21/chartex" xmlns:cx3="http://schemas.microsoft.com/office/drawing/2016/5/9/chartex" xmlns:cx4="http://schemas.microsoft.com/office/drawing/2016/5/10/chartex" xmlns:cx5="http://schemas.microsoft.com/office/drawing/2016/5/11/chartex" xmlns:cx6="http://schemas.microsoft.com/office/drawing/2016/5/12/chartex" xmlns:cx7="http://schemas.microsoft.com/office/drawing/2016/5/13/chartex" xmlns:cx8="http://schemas.microsoft.com/office/drawing/2016/5/14/chartex" xmlns:mc="http://schemas.openxmlformats.org/markup-compatibility/2006" xmlns:m="http://schemas.openxmlformats.org/officeDocument/2006/math" xmlns:aink="http://schemas.microsoft.com/office/drawing/2016/ink" xmlns:am3d="http://schemas.microsoft.com/office/drawing/2017/model3d" xmlns:oel="http://schemas.microsoft.com/office/2019/extlst" xmlns:r="http://schemas.openxmlformats.org/officeDocument/2006/relationships" xmlns:wp14="http://schemas.microsoft.com/office/word/2010/wordprocessingDrawing" xmlns:wp="http://schemas.openxmlformats.org/drawingml/2006/wordprocessingDrawing" xmlns:wpg="http://schemas.microsoft.com/office/word/2010/wordprocessingGroup" xmlns:wpi="http://schemas.microsoft.com/office/word/2010/wordprocessingInk" xmlns:wps="http://schemas.microsoft.com/office/word/2010/wordprocessingShape" xmlns:o="urn:schemas-microsoft-com:office:office" xmlns:v="urn:schemas-microsoft-com:vml" xmlns:w10="urn:schemas-microsoft-com:office:word" xmlns:w="http://schemas.openxmlformats.org/wordprocessingml/2006/main" xmlns:w14="http://schemas.microsoft.com/office/word/2010/wordml" xmlns:w15="http://schemas.microsoft.com/office/word/2012/wordml" xmlns:w16cex="http://schemas.microsoft.com/office/word/2018/wordml/cex" xmlns:w16cid="http://schemas.microsoft.com/office/word/2016/wordml/cid" xmlns:w16="http://schemas.microsoft.com/office/word/2018/wordml" xmlns:w16sdtdh="http://schemas.microsoft.com/office/word/2020/wordml/sdtdatahash" xmlns:w16sdtfl="http://schemas.microsoft.com/office/word/2024/wordml/sdtformatlock" xmlns:w16se="http://schemas.microsoft.com/office/word/2015/wordml/symex" xmlns:w16du="http://schemas.microsoft.com/office/word/2023/wordml/word16du" xmlns:wne="http://schemas.microsoft.com/office/word/2006/wordml" mc:Ignorable="w14 w15 w16se w16cid w16 w16cex w16sdtdh w16sdtfl w16du wp14">
   <w:p>
     <w:pPr>
       <w:spacing w:after="0" w:line="259" w:lineRule="auto"/>
@@ -3843,7 +3832,7 @@
 </file>
 
 <file path=word/footer3.xml><?xml version="1.0" encoding="utf-8"?>
-<w:ftr xmlns:wpc="http://schemas.microsoft.com/office/word/2010/wordprocessingCanvas" xmlns:cx="http://schemas.microsoft.com/office/drawing/2014/chartex" xmlns:cx1="http://schemas.microsoft.com/office/drawing/2015/9/8/chartex" xmlns:cx2="http://schemas.microsoft.com/office/drawing/2015/10/21/chartex" xmlns:cx3="http://schemas.microsoft.com/office/drawing/2016/5/9/chartex" xmlns:cx4="http://schemas.microsoft.com/office/drawing/2016/5/10/chartex" xmlns:cx5="http://schemas.microsoft.com/office/drawing/2016/5/11/chartex" xmlns:cx6="http://schemas.microsoft.com/office/drawing/2016/5/12/chartex" xmlns:cx7="http://schemas.microsoft.com/office/drawing/2016/5/13/chartex" xmlns:cx8="http://schemas.microsoft.com/office/drawing/2016/5/14/chartex" xmlns:mc="http://schemas.openxmlformats.org/markup-compatibility/2006" xmlns:aink="http://schemas.microsoft.com/office/drawing/2016/ink" xmlns:am3d="http://schemas.microsoft.com/office/drawing/2017/model3d" xmlns:o="urn:schemas-microsoft-com:office:office" xmlns:oel="http://schemas.microsoft.com/office/2019/extlst" xmlns:r="http://schemas.openxmlformats.org/officeDocument/2006/relationships" xmlns:m="http://schemas.openxmlformats.org/officeDocument/2006/math" xmlns:v="urn:schemas-microsoft-com:vml" xmlns:wp14="http://schemas.microsoft.com/office/word/2010/wordprocessingDrawing" xmlns:wp="http://schemas.openxmlformats.org/drawingml/2006/wordprocessingDrawing" xmlns:w10="urn:schemas-microsoft-com:office:word" xmlns:w="http://schemas.openxmlformats.org/wordprocessingml/2006/main" xmlns:w14="http://schemas.microsoft.com/office/word/2010/wordml" xmlns:w15="http://schemas.microsoft.com/office/word/2012/wordml" xmlns:w16cex="http://schemas.microsoft.com/office/word/2018/wordml/cex" xmlns:w16cid="http://schemas.microsoft.com/office/word/2016/wordml/cid" xmlns:w16="http://schemas.microsoft.com/office/word/2018/wordml" xmlns:w16du="http://schemas.microsoft.com/office/word/2023/wordml/word16du" xmlns:w16sdtdh="http://schemas.microsoft.com/office/word/2020/wordml/sdtdatahash" xmlns:w16sdtfl="http://schemas.microsoft.com/office/word/2024/wordml/sdtformatlock" xmlns:w16se="http://schemas.microsoft.com/office/word/2015/wordml/symex" xmlns:wpg="http://schemas.microsoft.com/office/word/2010/wordprocessingGroup" xmlns:wpi="http://schemas.microsoft.com/office/word/2010/wordprocessingInk" xmlns:wne="http://schemas.microsoft.com/office/word/2006/wordml" xmlns:wps="http://schemas.microsoft.com/office/word/2010/wordprocessingShape" mc:Ignorable="w14 w15 w16se w16cid w16 w16cex w16sdtdh w16sdtfl w16du wp14">
+<w:ftr xmlns:wpc="http://schemas.microsoft.com/office/word/2010/wordprocessingCanvas" xmlns:cx="http://schemas.microsoft.com/office/drawing/2014/chartex" xmlns:cx1="http://schemas.microsoft.com/office/drawing/2015/9/8/chartex" xmlns:cx2="http://schemas.microsoft.com/office/drawing/2015/10/21/chartex" xmlns:cx3="http://schemas.microsoft.com/office/drawing/2016/5/9/chartex" xmlns:cx4="http://schemas.microsoft.com/office/drawing/2016/5/10/chartex" xmlns:cx5="http://schemas.microsoft.com/office/drawing/2016/5/11/chartex" xmlns:cx6="http://schemas.microsoft.com/office/drawing/2016/5/12/chartex" xmlns:cx7="http://schemas.microsoft.com/office/drawing/2016/5/13/chartex" xmlns:cx8="http://schemas.microsoft.com/office/drawing/2016/5/14/chartex" xmlns:mc="http://schemas.openxmlformats.org/markup-compatibility/2006" xmlns:m="http://schemas.openxmlformats.org/officeDocument/2006/math" xmlns:aink="http://schemas.microsoft.com/office/drawing/2016/ink" xmlns:am3d="http://schemas.microsoft.com/office/drawing/2017/model3d" xmlns:oel="http://schemas.microsoft.com/office/2019/extlst" xmlns:r="http://schemas.openxmlformats.org/officeDocument/2006/relationships" xmlns:wp14="http://schemas.microsoft.com/office/word/2010/wordprocessingDrawing" xmlns:wp="http://schemas.openxmlformats.org/drawingml/2006/wordprocessingDrawing" xmlns:wpg="http://schemas.microsoft.com/office/word/2010/wordprocessingGroup" xmlns:wpi="http://schemas.microsoft.com/office/word/2010/wordprocessingInk" xmlns:wps="http://schemas.microsoft.com/office/word/2010/wordprocessingShape" xmlns:o="urn:schemas-microsoft-com:office:office" xmlns:v="urn:schemas-microsoft-com:vml" xmlns:w10="urn:schemas-microsoft-com:office:word" xmlns:w="http://schemas.openxmlformats.org/wordprocessingml/2006/main" xmlns:w14="http://schemas.microsoft.com/office/word/2010/wordml" xmlns:w15="http://schemas.microsoft.com/office/word/2012/wordml" xmlns:w16cex="http://schemas.microsoft.com/office/word/2018/wordml/cex" xmlns:w16cid="http://schemas.microsoft.com/office/word/2016/wordml/cid" xmlns:w16="http://schemas.microsoft.com/office/word/2018/wordml" xmlns:w16sdtdh="http://schemas.microsoft.com/office/word/2020/wordml/sdtdatahash" xmlns:w16sdtfl="http://schemas.microsoft.com/office/word/2024/wordml/sdtformatlock" xmlns:w16se="http://schemas.microsoft.com/office/word/2015/wordml/symex" xmlns:w16du="http://schemas.microsoft.com/office/word/2023/wordml/word16du" xmlns:wne="http://schemas.microsoft.com/office/word/2006/wordml" mc:Ignorable="w14 w15 w16se w16cid w16 w16cex w16sdtdh w16sdtfl w16du wp14">
   <w:p>
     <w:pPr>
       <w:spacing w:after="0" w:line="259" w:lineRule="auto"/>
@@ -3876,7 +3865,7 @@
 </file>
 
 <file path=word/footnotes.xml><?xml version="1.0" encoding="utf-8"?>
-<w:footnotes xmlns:wpc="http://schemas.microsoft.com/office/word/2010/wordprocessingCanvas" xmlns:cx="http://schemas.microsoft.com/office/drawing/2014/chartex" xmlns:cx1="http://schemas.microsoft.com/office/drawing/2015/9/8/chartex" xmlns:cx2="http://schemas.microsoft.com/office/drawing/2015/10/21/chartex" xmlns:cx3="http://schemas.microsoft.com/office/drawing/2016/5/9/chartex" xmlns:cx4="http://schemas.microsoft.com/office/drawing/2016/5/10/chartex" xmlns:cx5="http://schemas.microsoft.com/office/drawing/2016/5/11/chartex" xmlns:cx6="http://schemas.microsoft.com/office/drawing/2016/5/12/chartex" xmlns:cx7="http://schemas.microsoft.com/office/drawing/2016/5/13/chartex" xmlns:cx8="http://schemas.microsoft.com/office/drawing/2016/5/14/chartex" xmlns:mc="http://schemas.openxmlformats.org/markup-compatibility/2006" xmlns:aink="http://schemas.microsoft.com/office/drawing/2016/ink" xmlns:am3d="http://schemas.microsoft.com/office/drawing/2017/model3d" xmlns:o="urn:schemas-microsoft-com:office:office" xmlns:oel="http://schemas.microsoft.com/office/2019/extlst" xmlns:r="http://schemas.openxmlformats.org/officeDocument/2006/relationships" xmlns:m="http://schemas.openxmlformats.org/officeDocument/2006/math" xmlns:v="urn:schemas-microsoft-com:vml" xmlns:wp14="http://schemas.microsoft.com/office/word/2010/wordprocessingDrawing" xmlns:wp="http://schemas.openxmlformats.org/drawingml/2006/wordprocessingDrawing" xmlns:w10="urn:schemas-microsoft-com:office:word" xmlns:w="http://schemas.openxmlformats.org/wordprocessingml/2006/main" xmlns:w14="http://schemas.microsoft.com/office/word/2010/wordml" xmlns:w15="http://schemas.microsoft.com/office/word/2012/wordml" xmlns:w16cex="http://schemas.microsoft.com/office/word/2018/wordml/cex" xmlns:w16cid="http://schemas.microsoft.com/office/word/2016/wordml/cid" xmlns:w16="http://schemas.microsoft.com/office/word/2018/wordml" xmlns:w16du="http://schemas.microsoft.com/office/word/2023/wordml/word16du" xmlns:w16sdtdh="http://schemas.microsoft.com/office/word/2020/wordml/sdtdatahash" xmlns:w16sdtfl="http://schemas.microsoft.com/office/word/2024/wordml/sdtformatlock" xmlns:w16se="http://schemas.microsoft.com/office/word/2015/wordml/symex" xmlns:wpg="http://schemas.microsoft.com/office/word/2010/wordprocessingGroup" xmlns:wpi="http://schemas.microsoft.com/office/word/2010/wordprocessingInk" xmlns:wne="http://schemas.microsoft.com/office/word/2006/wordml" xmlns:wps="http://schemas.microsoft.com/office/word/2010/wordprocessingShape" mc:Ignorable="w14 w15 w16se w16cid w16 w16cex w16sdtdh w16sdtfl w16du wp14">
+<w:footnotes xmlns:wpc="http://schemas.microsoft.com/office/word/2010/wordprocessingCanvas" xmlns:cx="http://schemas.microsoft.com/office/drawing/2014/chartex" xmlns:cx1="http://schemas.microsoft.com/office/drawing/2015/9/8/chartex" xmlns:cx2="http://schemas.microsoft.com/office/drawing/2015/10/21/chartex" xmlns:cx3="http://schemas.microsoft.com/office/drawing/2016/5/9/chartex" xmlns:cx4="http://schemas.microsoft.com/office/drawing/2016/5/10/chartex" xmlns:cx5="http://schemas.microsoft.com/office/drawing/2016/5/11/chartex" xmlns:cx6="http://schemas.microsoft.com/office/drawing/2016/5/12/chartex" xmlns:cx7="http://schemas.microsoft.com/office/drawing/2016/5/13/chartex" xmlns:cx8="http://schemas.microsoft.com/office/drawing/2016/5/14/chartex" xmlns:mc="http://schemas.openxmlformats.org/markup-compatibility/2006" xmlns:m="http://schemas.openxmlformats.org/officeDocument/2006/math" xmlns:aink="http://schemas.microsoft.com/office/drawing/2016/ink" xmlns:am3d="http://schemas.microsoft.com/office/drawing/2017/model3d" xmlns:oel="http://schemas.microsoft.com/office/2019/extlst" xmlns:r="http://schemas.openxmlformats.org/officeDocument/2006/relationships" xmlns:wp14="http://schemas.microsoft.com/office/word/2010/wordprocessingDrawing" xmlns:wp="http://schemas.openxmlformats.org/drawingml/2006/wordprocessingDrawing" xmlns:wpg="http://schemas.microsoft.com/office/word/2010/wordprocessingGroup" xmlns:wpi="http://schemas.microsoft.com/office/word/2010/wordprocessingInk" xmlns:wps="http://schemas.microsoft.com/office/word/2010/wordprocessingShape" xmlns:o="urn:schemas-microsoft-com:office:office" xmlns:v="urn:schemas-microsoft-com:vml" xmlns:w10="urn:schemas-microsoft-com:office:word" xmlns:w="http://schemas.openxmlformats.org/wordprocessingml/2006/main" xmlns:w14="http://schemas.microsoft.com/office/word/2010/wordml" xmlns:w15="http://schemas.microsoft.com/office/word/2012/wordml" xmlns:w16cex="http://schemas.microsoft.com/office/word/2018/wordml/cex" xmlns:w16cid="http://schemas.microsoft.com/office/word/2016/wordml/cid" xmlns:w16="http://schemas.microsoft.com/office/word/2018/wordml" xmlns:w16sdtdh="http://schemas.microsoft.com/office/word/2020/wordml/sdtdatahash" xmlns:w16sdtfl="http://schemas.microsoft.com/office/word/2024/wordml/sdtformatlock" xmlns:w16se="http://schemas.microsoft.com/office/word/2015/wordml/symex" xmlns:w16du="http://schemas.microsoft.com/office/word/2023/wordml/word16du" xmlns:wne="http://schemas.microsoft.com/office/word/2006/wordml" mc:Ignorable="w14 w15 w16se w16cid w16 w16cex w16sdtdh w16sdtfl w16du wp14">
   <w:footnote w:type="separator" w:id="-1">
     <w:p>
       <w:pPr>
@@ -3901,37 +3890,25 @@
 </file>
 
 <file path=word/header1.xml><?xml version="1.0" encoding="utf-8"?>
-<w:hdr xmlns:m="http://schemas.openxmlformats.org/officeDocument/2006/math" xmlns:mc="http://schemas.openxmlformats.org/markup-compatibility/2006" xmlns:mo="http://schemas.microsoft.com/office/mac/office/2008/main" xmlns:mv="urn:schemas-microsoft-com:mac:vml" xmlns:o="urn:schemas-microsoft-com:office:office" xmlns:r="http://schemas.openxmlformats.org/officeDocument/2006/relationships" xmlns:v="urn:schemas-microsoft-com:vml" xmlns:w10="urn:schemas-microsoft-com:office:word" xmlns:w14="http://schemas.microsoft.com/office/word/2010/wordml" xmlns:w="http://schemas.openxmlformats.org/wordprocessingml/2006/main" xmlns:wne="http://schemas.microsoft.com/office/word/2006/wordml" xmlns:wp14="http://schemas.microsoft.com/office/word/2010/wordprocessingDrawing" xmlns:wp="http://schemas.openxmlformats.org/drawingml/2006/wordprocessingDrawing" xmlns:wpc="http://schemas.microsoft.com/office/word/2010/wordprocessingCanvas" xmlns:wpg="http://schemas.microsoft.com/office/word/2010/wordprocessingGroup" xmlns:wpi="http://schemas.microsoft.com/office/word/2010/wordprocessingInk" xmlns:wps="http://schemas.microsoft.com/office/word/2010/wordprocessingShape" mc:Ignorable="w14 wp14">
-  <w:p>
-    <w:pPr>
-      <w:pStyle w:val="Header"/>
-    </w:pPr>
-  </w:p>
+<w:hdr xmlns:wpc="http://schemas.microsoft.com/office/word/2010/wordprocessingCanvas" xmlns:cx="http://schemas.microsoft.com/office/drawing/2014/chartex" xmlns:cx1="http://schemas.microsoft.com/office/drawing/2015/9/8/chartex" xmlns:cx2="http://schemas.microsoft.com/office/drawing/2015/10/21/chartex" xmlns:cx3="http://schemas.microsoft.com/office/drawing/2016/5/9/chartex" xmlns:cx4="http://schemas.microsoft.com/office/drawing/2016/5/10/chartex" xmlns:cx5="http://schemas.microsoft.com/office/drawing/2016/5/11/chartex" xmlns:cx6="http://schemas.microsoft.com/office/drawing/2016/5/12/chartex" xmlns:cx7="http://schemas.microsoft.com/office/drawing/2016/5/13/chartex" xmlns:cx8="http://schemas.microsoft.com/office/drawing/2016/5/14/chartex" xmlns:mc="http://schemas.openxmlformats.org/markup-compatibility/2006" xmlns:m="http://schemas.openxmlformats.org/officeDocument/2006/math" xmlns:aink="http://schemas.microsoft.com/office/drawing/2016/ink" xmlns:am3d="http://schemas.microsoft.com/office/drawing/2017/model3d" xmlns:oel="http://schemas.microsoft.com/office/2019/extlst" xmlns:r="http://schemas.openxmlformats.org/officeDocument/2006/relationships" xmlns:wp14="http://schemas.microsoft.com/office/word/2010/wordprocessingDrawing" xmlns:wp="http://schemas.openxmlformats.org/drawingml/2006/wordprocessingDrawing" xmlns:wpg="http://schemas.microsoft.com/office/word/2010/wordprocessingGroup" xmlns:wpi="http://schemas.microsoft.com/office/word/2010/wordprocessingInk" xmlns:wps="http://schemas.microsoft.com/office/word/2010/wordprocessingShape" xmlns:o="urn:schemas-microsoft-com:office:office" xmlns:v="urn:schemas-microsoft-com:vml" xmlns:w10="urn:schemas-microsoft-com:office:word" xmlns:w="http://schemas.openxmlformats.org/wordprocessingml/2006/main" xmlns:w14="http://schemas.microsoft.com/office/word/2010/wordml" xmlns:w15="http://schemas.microsoft.com/office/word/2012/wordml" xmlns:w16cex="http://schemas.microsoft.com/office/word/2018/wordml/cex" xmlns:w16cid="http://schemas.microsoft.com/office/word/2016/wordml/cid" xmlns:w16="http://schemas.microsoft.com/office/word/2018/wordml" xmlns:w16sdtdh="http://schemas.microsoft.com/office/word/2020/wordml/sdtdatahash" xmlns:w16sdtfl="http://schemas.microsoft.com/office/word/2024/wordml/sdtformatlock" xmlns:w16se="http://schemas.microsoft.com/office/word/2015/wordml/symex" xmlns:w16du="http://schemas.microsoft.com/office/word/2023/wordml/word16du" xmlns:wne="http://schemas.microsoft.com/office/word/2006/wordml" mc:Ignorable="w14 w15 w16se w16cid w16 w16cex w16sdtdh w16sdtfl w16du wp14">
+  <w:p/>
 </w:hdr>
 </file>
 
 <file path=word/header2.xml><?xml version="1.0" encoding="utf-8"?>
-<w:hdr xmlns:m="http://schemas.openxmlformats.org/officeDocument/2006/math" xmlns:mc="http://schemas.openxmlformats.org/markup-compatibility/2006" xmlns:mo="http://schemas.microsoft.com/office/mac/office/2008/main" xmlns:mv="urn:schemas-microsoft-com:mac:vml" xmlns:o="urn:schemas-microsoft-com:office:office" xmlns:r="http://schemas.openxmlformats.org/officeDocument/2006/relationships" xmlns:v="urn:schemas-microsoft-com:vml" xmlns:w10="urn:schemas-microsoft-com:office:word" xmlns:w14="http://schemas.microsoft.com/office/word/2010/wordml" xmlns:w="http://schemas.openxmlformats.org/wordprocessingml/2006/main" xmlns:wne="http://schemas.microsoft.com/office/word/2006/wordml" xmlns:wp14="http://schemas.microsoft.com/office/word/2010/wordprocessingDrawing" xmlns:wp="http://schemas.openxmlformats.org/drawingml/2006/wordprocessingDrawing" xmlns:wpc="http://schemas.microsoft.com/office/word/2010/wordprocessingCanvas" xmlns:wpg="http://schemas.microsoft.com/office/word/2010/wordprocessingGroup" xmlns:wpi="http://schemas.microsoft.com/office/word/2010/wordprocessingInk" xmlns:wps="http://schemas.microsoft.com/office/word/2010/wordprocessingShape" mc:Ignorable="w14 wp14">
-  <w:p>
-    <w:pPr>
-      <w:pStyle w:val="Header"/>
-    </w:pPr>
-  </w:p>
+<w:hdr xmlns:wpc="http://schemas.microsoft.com/office/word/2010/wordprocessingCanvas" xmlns:cx="http://schemas.microsoft.com/office/drawing/2014/chartex" xmlns:cx1="http://schemas.microsoft.com/office/drawing/2015/9/8/chartex" xmlns:cx2="http://schemas.microsoft.com/office/drawing/2015/10/21/chartex" xmlns:cx3="http://schemas.microsoft.com/office/drawing/2016/5/9/chartex" xmlns:cx4="http://schemas.microsoft.com/office/drawing/2016/5/10/chartex" xmlns:cx5="http://schemas.microsoft.com/office/drawing/2016/5/11/chartex" xmlns:cx6="http://schemas.microsoft.com/office/drawing/2016/5/12/chartex" xmlns:cx7="http://schemas.microsoft.com/office/drawing/2016/5/13/chartex" xmlns:cx8="http://schemas.microsoft.com/office/drawing/2016/5/14/chartex" xmlns:mc="http://schemas.openxmlformats.org/markup-compatibility/2006" xmlns:m="http://schemas.openxmlformats.org/officeDocument/2006/math" xmlns:aink="http://schemas.microsoft.com/office/drawing/2016/ink" xmlns:am3d="http://schemas.microsoft.com/office/drawing/2017/model3d" xmlns:oel="http://schemas.microsoft.com/office/2019/extlst" xmlns:r="http://schemas.openxmlformats.org/officeDocument/2006/relationships" xmlns:wp14="http://schemas.microsoft.com/office/word/2010/wordprocessingDrawing" xmlns:wp="http://schemas.openxmlformats.org/drawingml/2006/wordprocessingDrawing" xmlns:wpg="http://schemas.microsoft.com/office/word/2010/wordprocessingGroup" xmlns:wpi="http://schemas.microsoft.com/office/word/2010/wordprocessingInk" xmlns:wps="http://schemas.microsoft.com/office/word/2010/wordprocessingShape" xmlns:o="urn:schemas-microsoft-com:office:office" xmlns:v="urn:schemas-microsoft-com:vml" xmlns:w10="urn:schemas-microsoft-com:office:word" xmlns:w="http://schemas.openxmlformats.org/wordprocessingml/2006/main" xmlns:w14="http://schemas.microsoft.com/office/word/2010/wordml" xmlns:w15="http://schemas.microsoft.com/office/word/2012/wordml" xmlns:w16cex="http://schemas.microsoft.com/office/word/2018/wordml/cex" xmlns:w16cid="http://schemas.microsoft.com/office/word/2016/wordml/cid" xmlns:w16="http://schemas.microsoft.com/office/word/2018/wordml" xmlns:w16sdtdh="http://schemas.microsoft.com/office/word/2020/wordml/sdtdatahash" xmlns:w16sdtfl="http://schemas.microsoft.com/office/word/2024/wordml/sdtformatlock" xmlns:w16se="http://schemas.microsoft.com/office/word/2015/wordml/symex" xmlns:w16du="http://schemas.microsoft.com/office/word/2023/wordml/word16du" xmlns:wne="http://schemas.microsoft.com/office/word/2006/wordml" mc:Ignorable="w14 w15 w16se w16cid w16 w16cex w16sdtdh w16sdtfl w16du wp14">
+  <w:p/>
 </w:hdr>
 </file>
 
 <file path=word/header3.xml><?xml version="1.0" encoding="utf-8"?>
-<w:hdr xmlns:m="http://schemas.openxmlformats.org/officeDocument/2006/math" xmlns:mc="http://schemas.openxmlformats.org/markup-compatibility/2006" xmlns:mo="http://schemas.microsoft.com/office/mac/office/2008/main" xmlns:mv="urn:schemas-microsoft-com:mac:vml" xmlns:o="urn:schemas-microsoft-com:office:office" xmlns:r="http://schemas.openxmlformats.org/officeDocument/2006/relationships" xmlns:v="urn:schemas-microsoft-com:vml" xmlns:w10="urn:schemas-microsoft-com:office:word" xmlns:w14="http://schemas.microsoft.com/office/word/2010/wordml" xmlns:w="http://schemas.openxmlformats.org/wordprocessingml/2006/main" xmlns:wne="http://schemas.microsoft.com/office/word/2006/wordml" xmlns:wp14="http://schemas.microsoft.com/office/word/2010/wordprocessingDrawing" xmlns:wp="http://schemas.openxmlformats.org/drawingml/2006/wordprocessingDrawing" xmlns:wpc="http://schemas.microsoft.com/office/word/2010/wordprocessingCanvas" xmlns:wpg="http://schemas.microsoft.com/office/word/2010/wordprocessingGroup" xmlns:wpi="http://schemas.microsoft.com/office/word/2010/wordprocessingInk" xmlns:wps="http://schemas.microsoft.com/office/word/2010/wordprocessingShape" mc:Ignorable="w14 wp14">
-  <w:p>
-    <w:pPr>
-      <w:pStyle w:val="Header"/>
-    </w:pPr>
-  </w:p>
+<w:hdr xmlns:wpc="http://schemas.microsoft.com/office/word/2010/wordprocessingCanvas" xmlns:cx="http://schemas.microsoft.com/office/drawing/2014/chartex" xmlns:cx1="http://schemas.microsoft.com/office/drawing/2015/9/8/chartex" xmlns:cx2="http://schemas.microsoft.com/office/drawing/2015/10/21/chartex" xmlns:cx3="http://schemas.microsoft.com/office/drawing/2016/5/9/chartex" xmlns:cx4="http://schemas.microsoft.com/office/drawing/2016/5/10/chartex" xmlns:cx5="http://schemas.microsoft.com/office/drawing/2016/5/11/chartex" xmlns:cx6="http://schemas.microsoft.com/office/drawing/2016/5/12/chartex" xmlns:cx7="http://schemas.microsoft.com/office/drawing/2016/5/13/chartex" xmlns:cx8="http://schemas.microsoft.com/office/drawing/2016/5/14/chartex" xmlns:mc="http://schemas.openxmlformats.org/markup-compatibility/2006" xmlns:m="http://schemas.openxmlformats.org/officeDocument/2006/math" xmlns:aink="http://schemas.microsoft.com/office/drawing/2016/ink" xmlns:am3d="http://schemas.microsoft.com/office/drawing/2017/model3d" xmlns:oel="http://schemas.microsoft.com/office/2019/extlst" xmlns:r="http://schemas.openxmlformats.org/officeDocument/2006/relationships" xmlns:wp14="http://schemas.microsoft.com/office/word/2010/wordprocessingDrawing" xmlns:wp="http://schemas.openxmlformats.org/drawingml/2006/wordprocessingDrawing" xmlns:wpg="http://schemas.microsoft.com/office/word/2010/wordprocessingGroup" xmlns:wpi="http://schemas.microsoft.com/office/word/2010/wordprocessingInk" xmlns:wps="http://schemas.microsoft.com/office/word/2010/wordprocessingShape" xmlns:o="urn:schemas-microsoft-com:office:office" xmlns:v="urn:schemas-microsoft-com:vml" xmlns:w10="urn:schemas-microsoft-com:office:word" xmlns:w="http://schemas.openxmlformats.org/wordprocessingml/2006/main" xmlns:w14="http://schemas.microsoft.com/office/word/2010/wordml" xmlns:w15="http://schemas.microsoft.com/office/word/2012/wordml" xmlns:w16cex="http://schemas.microsoft.com/office/word/2018/wordml/cex" xmlns:w16cid="http://schemas.microsoft.com/office/word/2016/wordml/cid" xmlns:w16="http://schemas.microsoft.com/office/word/2018/wordml" xmlns:w16sdtdh="http://schemas.microsoft.com/office/word/2020/wordml/sdtdatahash" xmlns:w16sdtfl="http://schemas.microsoft.com/office/word/2024/wordml/sdtformatlock" xmlns:w16se="http://schemas.microsoft.com/office/word/2015/wordml/symex" xmlns:w16du="http://schemas.microsoft.com/office/word/2023/wordml/word16du" xmlns:wne="http://schemas.microsoft.com/office/word/2006/wordml" mc:Ignorable="w14 w15 w16se w16cid w16 w16cex w16sdtdh w16sdtfl w16du wp14">
+  <w:p/>
 </w:hdr>
 </file>
 
 <file path=word/numbering.xml><?xml version="1.0" encoding="utf-8"?>
-<w:numbering xmlns:wpc="http://schemas.microsoft.com/office/word/2010/wordprocessingCanvas" xmlns:cx="http://schemas.microsoft.com/office/drawing/2014/chartex" xmlns:cx1="http://schemas.microsoft.com/office/drawing/2015/9/8/chartex" xmlns:cx2="http://schemas.microsoft.com/office/drawing/2015/10/21/chartex" xmlns:cx3="http://schemas.microsoft.com/office/drawing/2016/5/9/chartex" xmlns:cx4="http://schemas.microsoft.com/office/drawing/2016/5/10/chartex" xmlns:cx5="http://schemas.microsoft.com/office/drawing/2016/5/11/chartex" xmlns:cx6="http://schemas.microsoft.com/office/drawing/2016/5/12/chartex" xmlns:cx7="http://schemas.microsoft.com/office/drawing/2016/5/13/chartex" xmlns:cx8="http://schemas.microsoft.com/office/drawing/2016/5/14/chartex" xmlns:mc="http://schemas.openxmlformats.org/markup-compatibility/2006" xmlns:aink="http://schemas.microsoft.com/office/drawing/2016/ink" xmlns:am3d="http://schemas.microsoft.com/office/drawing/2017/model3d" xmlns:o="urn:schemas-microsoft-com:office:office" xmlns:oel="http://schemas.microsoft.com/office/2019/extlst" xmlns:r="http://schemas.openxmlformats.org/officeDocument/2006/relationships" xmlns:m="http://schemas.openxmlformats.org/officeDocument/2006/math" xmlns:v="urn:schemas-microsoft-com:vml" xmlns:wp14="http://schemas.microsoft.com/office/word/2010/wordprocessingDrawing" xmlns:wp="http://schemas.openxmlformats.org/drawingml/2006/wordprocessingDrawing" xmlns:w10="urn:schemas-microsoft-com:office:word" xmlns:w="http://schemas.openxmlformats.org/wordprocessingml/2006/main" xmlns:w14="http://schemas.microsoft.com/office/word/2010/wordml" xmlns:w15="http://schemas.microsoft.com/office/word/2012/wordml" xmlns:w16cex="http://schemas.microsoft.com/office/word/2018/wordml/cex" xmlns:w16cid="http://schemas.microsoft.com/office/word/2016/wordml/cid" xmlns:w16="http://schemas.microsoft.com/office/word/2018/wordml" xmlns:w16du="http://schemas.microsoft.com/office/word/2023/wordml/word16du" xmlns:w16sdtdh="http://schemas.microsoft.com/office/word/2020/wordml/sdtdatahash" xmlns:w16sdtfl="http://schemas.microsoft.com/office/word/2024/wordml/sdtformatlock" xmlns:w16se="http://schemas.microsoft.com/office/word/2015/wordml/symex" xmlns:wpg="http://schemas.microsoft.com/office/word/2010/wordprocessingGroup" xmlns:wpi="http://schemas.microsoft.com/office/word/2010/wordprocessingInk" xmlns:wne="http://schemas.microsoft.com/office/word/2006/wordml" xmlns:wps="http://schemas.microsoft.com/office/word/2010/wordprocessingShape" mc:Ignorable="w14 w15 w16se w16cid w16 w16cex w16sdtdh w16sdtfl w16du wp14">
+<w:numbering xmlns:wpc="http://schemas.microsoft.com/office/word/2010/wordprocessingCanvas" xmlns:cx="http://schemas.microsoft.com/office/drawing/2014/chartex" xmlns:cx1="http://schemas.microsoft.com/office/drawing/2015/9/8/chartex" xmlns:cx2="http://schemas.microsoft.com/office/drawing/2015/10/21/chartex" xmlns:cx3="http://schemas.microsoft.com/office/drawing/2016/5/9/chartex" xmlns:cx4="http://schemas.microsoft.com/office/drawing/2016/5/10/chartex" xmlns:cx5="http://schemas.microsoft.com/office/drawing/2016/5/11/chartex" xmlns:cx6="http://schemas.microsoft.com/office/drawing/2016/5/12/chartex" xmlns:cx7="http://schemas.microsoft.com/office/drawing/2016/5/13/chartex" xmlns:cx8="http://schemas.microsoft.com/office/drawing/2016/5/14/chartex" xmlns:mc="http://schemas.openxmlformats.org/markup-compatibility/2006" xmlns:m="http://schemas.openxmlformats.org/officeDocument/2006/math" xmlns:aink="http://schemas.microsoft.com/office/drawing/2016/ink" xmlns:am3d="http://schemas.microsoft.com/office/drawing/2017/model3d" xmlns:oel="http://schemas.microsoft.com/office/2019/extlst" xmlns:r="http://schemas.openxmlformats.org/officeDocument/2006/relationships" xmlns:wp14="http://schemas.microsoft.com/office/word/2010/wordprocessingDrawing" xmlns:wp="http://schemas.openxmlformats.org/drawingml/2006/wordprocessingDrawing" xmlns:wpg="http://schemas.microsoft.com/office/word/2010/wordprocessingGroup" xmlns:wpi="http://schemas.microsoft.com/office/word/2010/wordprocessingInk" xmlns:wps="http://schemas.microsoft.com/office/word/2010/wordprocessingShape" xmlns:o="urn:schemas-microsoft-com:office:office" xmlns:v="urn:schemas-microsoft-com:vml" xmlns:w10="urn:schemas-microsoft-com:office:word" xmlns:w="http://schemas.openxmlformats.org/wordprocessingml/2006/main" xmlns:w14="http://schemas.microsoft.com/office/word/2010/wordml" xmlns:w15="http://schemas.microsoft.com/office/word/2012/wordml" xmlns:w16cex="http://schemas.microsoft.com/office/word/2018/wordml/cex" xmlns:w16cid="http://schemas.microsoft.com/office/word/2016/wordml/cid" xmlns:w16="http://schemas.microsoft.com/office/word/2018/wordml" xmlns:w16sdtdh="http://schemas.microsoft.com/office/word/2020/wordml/sdtdatahash" xmlns:w16sdtfl="http://schemas.microsoft.com/office/word/2024/wordml/sdtformatlock" xmlns:w16se="http://schemas.microsoft.com/office/word/2015/wordml/symex" xmlns:w16du="http://schemas.microsoft.com/office/word/2023/wordml/word16du" xmlns:wne="http://schemas.microsoft.com/office/word/2006/wordml" mc:Ignorable="w14 w15 w16se w16cid w16 w16cex w16sdtdh w16sdtfl w16du wp14">
   <w:abstractNum w:abstractNumId="0" w15:restartNumberingAfterBreak="0">
     <w:nsid w:val="048B69B3"/>
     <w:multiLevelType w:val="hybridMultilevel"/>
@@ -5541,6 +5518,119 @@
     </w:lvl>
   </w:abstractNum>
   <w:abstractNum w:abstractNumId="9" w15:restartNumberingAfterBreak="0">
+    <w:nsid w:val="5A955728"/>
+    <w:multiLevelType w:val="hybridMultilevel"/>
+    <w:tmpl w:val="A5AE841A"/>
+    <w:lvl w:ilvl="0" w:tplc="04090001">
+      <w:start w:val="1"/>
+      <w:numFmt w:val="bullet"/>
+      <w:lvlText w:val=""/>
+      <w:lvlJc w:val="left"/>
+      <w:pPr>
+        <w:ind w:left="1065" w:hanging="360"/>
+      </w:pPr>
+      <w:rPr>
+        <w:rFonts w:ascii="Symbol" w:hAnsi="Symbol" w:hint="default"/>
+      </w:rPr>
+    </w:lvl>
+    <w:lvl w:ilvl="1" w:tplc="04090003" w:tentative="1">
+      <w:start w:val="1"/>
+      <w:numFmt w:val="bullet"/>
+      <w:lvlText w:val="o"/>
+      <w:lvlJc w:val="left"/>
+      <w:pPr>
+        <w:ind w:left="1785" w:hanging="360"/>
+      </w:pPr>
+      <w:rPr>
+        <w:rFonts w:ascii="Courier New" w:hAnsi="Courier New" w:cs="Courier New" w:hint="default"/>
+      </w:rPr>
+    </w:lvl>
+    <w:lvl w:ilvl="2" w:tplc="04090005" w:tentative="1">
+      <w:start w:val="1"/>
+      <w:numFmt w:val="bullet"/>
+      <w:lvlText w:val=""/>
+      <w:lvlJc w:val="left"/>
+      <w:pPr>
+        <w:ind w:left="2505" w:hanging="360"/>
+      </w:pPr>
+      <w:rPr>
+        <w:rFonts w:ascii="Wingdings" w:hAnsi="Wingdings" w:hint="default"/>
+      </w:rPr>
+    </w:lvl>
+    <w:lvl w:ilvl="3" w:tplc="04090001" w:tentative="1">
+      <w:start w:val="1"/>
+      <w:numFmt w:val="bullet"/>
+      <w:lvlText w:val=""/>
+      <w:lvlJc w:val="left"/>
+      <w:pPr>
+        <w:ind w:left="3225" w:hanging="360"/>
+      </w:pPr>
+      <w:rPr>
+        <w:rFonts w:ascii="Symbol" w:hAnsi="Symbol" w:hint="default"/>
+      </w:rPr>
+    </w:lvl>
+    <w:lvl w:ilvl="4" w:tplc="04090003" w:tentative="1">
+      <w:start w:val="1"/>
+      <w:numFmt w:val="bullet"/>
+      <w:lvlText w:val="o"/>
+      <w:lvlJc w:val="left"/>
+      <w:pPr>
+        <w:ind w:left="3945" w:hanging="360"/>
+      </w:pPr>
+      <w:rPr>
+        <w:rFonts w:ascii="Courier New" w:hAnsi="Courier New" w:cs="Courier New" w:hint="default"/>
+      </w:rPr>
+    </w:lvl>
+    <w:lvl w:ilvl="5" w:tplc="04090005" w:tentative="1">
+      <w:start w:val="1"/>
+      <w:numFmt w:val="bullet"/>
+      <w:lvlText w:val=""/>
+      <w:lvlJc w:val="left"/>
+      <w:pPr>
+        <w:ind w:left="4665" w:hanging="360"/>
+      </w:pPr>
+      <w:rPr>
+        <w:rFonts w:ascii="Wingdings" w:hAnsi="Wingdings" w:hint="default"/>
+      </w:rPr>
+    </w:lvl>
+    <w:lvl w:ilvl="6" w:tplc="04090001" w:tentative="1">
+      <w:start w:val="1"/>
+      <w:numFmt w:val="bullet"/>
+      <w:lvlText w:val=""/>
+      <w:lvlJc w:val="left"/>
+      <w:pPr>
+        <w:ind w:left="5385" w:hanging="360"/>
+      </w:pPr>
+      <w:rPr>
+        <w:rFonts w:ascii="Symbol" w:hAnsi="Symbol" w:hint="default"/>
+      </w:rPr>
+    </w:lvl>
+    <w:lvl w:ilvl="7" w:tplc="04090003" w:tentative="1">
+      <w:start w:val="1"/>
+      <w:numFmt w:val="bullet"/>
+      <w:lvlText w:val="o"/>
+      <w:lvlJc w:val="left"/>
+      <w:pPr>
+        <w:ind w:left="6105" w:hanging="360"/>
+      </w:pPr>
+      <w:rPr>
+        <w:rFonts w:ascii="Courier New" w:hAnsi="Courier New" w:cs="Courier New" w:hint="default"/>
+      </w:rPr>
+    </w:lvl>
+    <w:lvl w:ilvl="8" w:tplc="04090005" w:tentative="1">
+      <w:start w:val="1"/>
+      <w:numFmt w:val="bullet"/>
+      <w:lvlText w:val=""/>
+      <w:lvlJc w:val="left"/>
+      <w:pPr>
+        <w:ind w:left="6825" w:hanging="360"/>
+      </w:pPr>
+      <w:rPr>
+        <w:rFonts w:ascii="Wingdings" w:hAnsi="Wingdings" w:hint="default"/>
+      </w:rPr>
+    </w:lvl>
+  </w:abstractNum>
+  <w:abstractNum w:abstractNumId="10" w15:restartNumberingAfterBreak="0">
     <w:nsid w:val="6F304BD5"/>
     <w:multiLevelType w:val="hybridMultilevel"/>
     <w:tmpl w:val="005663E0"/>
@@ -5752,7 +5842,7 @@
       </w:rPr>
     </w:lvl>
   </w:abstractNum>
-  <w:abstractNum w:abstractNumId="10" w15:restartNumberingAfterBreak="0">
+  <w:abstractNum w:abstractNumId="11" w15:restartNumberingAfterBreak="0">
     <w:nsid w:val="6FE164A7"/>
     <w:multiLevelType w:val="hybridMultilevel"/>
     <w:tmpl w:val="3BDCB8BE"/>
@@ -5964,7 +6054,7 @@
       </w:rPr>
     </w:lvl>
   </w:abstractNum>
-  <w:abstractNum w:abstractNumId="11" w15:restartNumberingAfterBreak="0">
+  <w:abstractNum w:abstractNumId="12" w15:restartNumberingAfterBreak="0">
     <w:nsid w:val="728767DE"/>
     <w:multiLevelType w:val="hybridMultilevel"/>
     <w:tmpl w:val="0CD22B86"/>
@@ -6176,7 +6266,7 @@
       </w:rPr>
     </w:lvl>
   </w:abstractNum>
-  <w:abstractNum w:abstractNumId="12" w15:restartNumberingAfterBreak="0">
+  <w:abstractNum w:abstractNumId="13" w15:restartNumberingAfterBreak="0">
     <w:nsid w:val="74B62EE0"/>
     <w:multiLevelType w:val="hybridMultilevel"/>
     <w:tmpl w:val="EAAC8976"/>
@@ -6388,7 +6478,7 @@
       </w:rPr>
     </w:lvl>
   </w:abstractNum>
-  <w:abstractNum w:abstractNumId="13" w15:restartNumberingAfterBreak="0">
+  <w:abstractNum w:abstractNumId="14" w15:restartNumberingAfterBreak="0">
     <w:nsid w:val="76B2579C"/>
     <w:multiLevelType w:val="hybridMultilevel"/>
     <w:tmpl w:val="62445056"/>
@@ -6607,22 +6697,22 @@
     <w:abstractNumId w:val="0"/>
   </w:num>
   <w:num w:numId="3" w16cid:durableId="1146512291">
-    <w:abstractNumId w:val="12"/>
+    <w:abstractNumId w:val="13"/>
   </w:num>
   <w:num w:numId="4" w16cid:durableId="1235898823">
     <w:abstractNumId w:val="5"/>
   </w:num>
   <w:num w:numId="5" w16cid:durableId="1829324334">
-    <w:abstractNumId w:val="11"/>
+    <w:abstractNumId w:val="12"/>
   </w:num>
   <w:num w:numId="6" w16cid:durableId="195509472">
-    <w:abstractNumId w:val="9"/>
+    <w:abstractNumId w:val="10"/>
   </w:num>
   <w:num w:numId="7" w16cid:durableId="1138063423">
-    <w:abstractNumId w:val="13"/>
+    <w:abstractNumId w:val="14"/>
   </w:num>
   <w:num w:numId="8" w16cid:durableId="1965888698">
-    <w:abstractNumId w:val="10"/>
+    <w:abstractNumId w:val="11"/>
   </w:num>
   <w:num w:numId="9" w16cid:durableId="37122634">
     <w:abstractNumId w:val="1"/>
@@ -6642,11 +6732,14 @@
   <w:num w:numId="14" w16cid:durableId="1251044750">
     <w:abstractNumId w:val="8"/>
   </w:num>
+  <w:num w:numId="15" w16cid:durableId="1181814096">
+    <w:abstractNumId w:val="9"/>
+  </w:num>
 </w:numbering>
 </file>
 
 <file path=word/styles.xml><?xml version="1.0" encoding="utf-8"?>
-<w:styles xmlns:mc="http://schemas.openxmlformats.org/markup-compatibility/2006" xmlns:r="http://schemas.openxmlformats.org/officeDocument/2006/relationships" xmlns:w="http://schemas.openxmlformats.org/wordprocessingml/2006/main" xmlns:w14="http://schemas.microsoft.com/office/word/2010/wordml" xmlns:w15="http://schemas.microsoft.com/office/word/2012/wordml" xmlns:w16cex="http://schemas.microsoft.com/office/word/2018/wordml/cex" xmlns:w16cid="http://schemas.microsoft.com/office/word/2016/wordml/cid" xmlns:w16="http://schemas.microsoft.com/office/word/2018/wordml" xmlns:w16du="http://schemas.microsoft.com/office/word/2023/wordml/word16du" xmlns:w16sdtdh="http://schemas.microsoft.com/office/word/2020/wordml/sdtdatahash" xmlns:w16sdtfl="http://schemas.microsoft.com/office/word/2024/wordml/sdtformatlock" xmlns:w16se="http://schemas.microsoft.com/office/word/2015/wordml/symex" mc:Ignorable="w14 w15 w16se w16cid w16 w16cex w16sdtdh w16sdtfl w16du">
+<w:styles xmlns:mc="http://schemas.openxmlformats.org/markup-compatibility/2006" xmlns:r="http://schemas.openxmlformats.org/officeDocument/2006/relationships" xmlns:w="http://schemas.openxmlformats.org/wordprocessingml/2006/main" xmlns:w14="http://schemas.microsoft.com/office/word/2010/wordml" xmlns:w15="http://schemas.microsoft.com/office/word/2012/wordml" xmlns:w16cex="http://schemas.microsoft.com/office/word/2018/wordml/cex" xmlns:w16cid="http://schemas.microsoft.com/office/word/2016/wordml/cid" xmlns:w16="http://schemas.microsoft.com/office/word/2018/wordml" xmlns:w16sdtdh="http://schemas.microsoft.com/office/word/2020/wordml/sdtdatahash" xmlns:w16sdtfl="http://schemas.microsoft.com/office/word/2024/wordml/sdtformatlock" xmlns:w16se="http://schemas.microsoft.com/office/word/2015/wordml/symex" xmlns:w16du="http://schemas.microsoft.com/office/word/2023/wordml/word16du" mc:Ignorable="w14 w15 w16se w16cid w16 w16cex w16sdtdh w16sdtfl w16du">
   <w:docDefaults>
     <w:rPrDefault>
       <w:rPr>

--- a/Resume-MuhammadIzzatBinMohamadRizal.docx
+++ b/Resume-MuhammadIzzatBinMohamadRizal.docx
@@ -855,7 +855,31 @@
         </w:numPr>
       </w:pPr>
       <w:r>
+        <w:t>Setup CI/CD for the current projects</w:t>
+      </w:r>
+    </w:p>
+    <w:p>
+      <w:pPr>
+        <w:pStyle w:val="ListParagraph"/>
+        <w:numPr>
+          <w:ilvl w:val="0"/>
+          <w:numId w:val="15"/>
+        </w:numPr>
+      </w:pPr>
+      <w:r>
         <w:t>Maintain code quality and code architecture</w:t>
+      </w:r>
+    </w:p>
+    <w:p>
+      <w:pPr>
+        <w:pStyle w:val="ListParagraph"/>
+        <w:numPr>
+          <w:ilvl w:val="0"/>
+          <w:numId w:val="15"/>
+        </w:numPr>
+      </w:pPr>
+      <w:r>
+        <w:t>Implement the security from OWASP module for the current and new projects</w:t>
       </w:r>
     </w:p>
     <w:p/>
@@ -871,7 +895,6 @@
         <w:rPr>
           <w:b/>
         </w:rPr>
-        <w:lastRenderedPageBreak/>
         <w:t xml:space="preserve">Head of Department Mobile Application Development  </w:t>
       </w:r>
       <w:r>
@@ -1567,6 +1590,55 @@
     </w:p>
     <w:p>
       <w:pPr>
+        <w:numPr>
+          <w:ilvl w:val="0"/>
+          <w:numId w:val="2"/>
+        </w:numPr>
+        <w:spacing w:after="10"/>
+        <w:ind w:right="17" w:hanging="360"/>
+      </w:pPr>
+      <w:r>
+        <w:t xml:space="preserve">React </w:t>
+      </w:r>
+      <w:proofErr w:type="spellStart"/>
+      <w:r>
+        <w:t>js</w:t>
+      </w:r>
+      <w:proofErr w:type="spellEnd"/>
+    </w:p>
+    <w:p>
+      <w:pPr>
+        <w:numPr>
+          <w:ilvl w:val="0"/>
+          <w:numId w:val="2"/>
+        </w:numPr>
+        <w:spacing w:after="10"/>
+        <w:ind w:right="17" w:hanging="360"/>
+      </w:pPr>
+      <w:r>
+        <w:t xml:space="preserve">Vue </w:t>
+      </w:r>
+      <w:proofErr w:type="spellStart"/>
+      <w:r>
+        <w:t>js</w:t>
+      </w:r>
+      <w:proofErr w:type="spellEnd"/>
+    </w:p>
+    <w:p>
+      <w:pPr>
+        <w:numPr>
+          <w:ilvl w:val="0"/>
+          <w:numId w:val="2"/>
+        </w:numPr>
+        <w:spacing w:after="10"/>
+        <w:ind w:right="17" w:hanging="360"/>
+      </w:pPr>
+      <w:r>
+        <w:t>Spring Boot</w:t>
+      </w:r>
+    </w:p>
+    <w:p>
+      <w:pPr>
         <w:spacing w:after="0" w:line="259" w:lineRule="auto"/>
         <w:ind w:left="374" w:firstLine="0"/>
       </w:pPr>
@@ -1576,10 +1648,24 @@
     </w:p>
     <w:p>
       <w:pPr>
+        <w:spacing w:after="160" w:line="278" w:lineRule="auto"/>
+        <w:ind w:left="0" w:firstLine="0"/>
+        <w:rPr>
+          <w:b/>
+        </w:rPr>
+      </w:pPr>
+      <w:r>
+        <w:lastRenderedPageBreak/>
+        <w:br w:type="page"/>
+      </w:r>
+    </w:p>
+    <w:p>
+      <w:pPr>
         <w:pStyle w:val="Heading2"/>
         <w:ind w:left="355"/>
       </w:pPr>
       <w:r>
+        <w:lastRenderedPageBreak/>
         <w:t xml:space="preserve">Leadership Skills  </w:t>
       </w:r>
     </w:p>
@@ -1625,7 +1711,6 @@
         <w:ind w:right="17" w:hanging="360"/>
       </w:pPr>
       <w:r>
-        <w:lastRenderedPageBreak/>
         <w:t xml:space="preserve">Project Manage, </w:t>
       </w:r>
       <w:proofErr w:type="spellStart"/>
@@ -1634,7 +1719,37 @@
       </w:r>
       <w:proofErr w:type="spellEnd"/>
       <w:r>
-        <w:t xml:space="preserve"> POS System January 2024 until presents </w:t>
+        <w:t xml:space="preserve"> POS System January 2024 until </w:t>
+      </w:r>
+      <w:r>
+        <w:t>December 2025</w:t>
+      </w:r>
+      <w:r>
+        <w:t xml:space="preserve"> </w:t>
+      </w:r>
+    </w:p>
+    <w:p>
+      <w:pPr>
+        <w:numPr>
+          <w:ilvl w:val="0"/>
+          <w:numId w:val="3"/>
+        </w:numPr>
+        <w:ind w:right="17" w:hanging="360"/>
+      </w:pPr>
+      <w:r>
+        <w:t>Project Manager, Cloone360 (Ticketing System) December 2025 until presents</w:t>
+      </w:r>
+    </w:p>
+    <w:p>
+      <w:pPr>
+        <w:numPr>
+          <w:ilvl w:val="0"/>
+          <w:numId w:val="3"/>
+        </w:numPr>
+        <w:ind w:right="17" w:hanging="360"/>
+      </w:pPr>
+      <w:r>
+        <w:t>Leader Developer, HRMS (HR System) September 2026 until presents</w:t>
       </w:r>
     </w:p>
     <w:p>
@@ -1977,7 +2092,7 @@
           <w:noProof/>
         </w:rPr>
         <w:drawing>
-          <wp:inline distT="0" distB="0" distL="0" distR="0" wp14:anchorId="27AAC571" wp14:editId="29FAE0D9">
+          <wp:inline distT="0" distB="0" distL="0" distR="0" wp14:anchorId="27AAC571" wp14:editId="2BF27D7E">
             <wp:extent cx="5234940" cy="3037947"/>
             <wp:effectExtent l="0" t="0" r="3810" b="0"/>
             <wp:docPr id="1700252108" name="Picture 11" descr="A screenshot of a menu&#10;&#10;AI-generated content may be incorrect."/>
@@ -3723,6 +3838,72 @@
       </w:pPr>
       <w:r>
         <w:t xml:space="preserve">Email: mohsin@mahirandigital.com  </w:t>
+      </w:r>
+    </w:p>
+    <w:p>
+      <w:pPr>
+        <w:ind w:left="384" w:right="17"/>
+      </w:pPr>
+    </w:p>
+    <w:p>
+      <w:pPr>
+        <w:ind w:left="384" w:right="17"/>
+        <w:rPr>
+          <w:b/>
+          <w:bCs/>
+        </w:rPr>
+      </w:pPr>
+      <w:r>
+        <w:rPr>
+          <w:b/>
+          <w:bCs/>
+        </w:rPr>
+        <w:t>Mr. Alfred Yong</w:t>
+      </w:r>
+    </w:p>
+    <w:p>
+      <w:pPr>
+        <w:ind w:left="384" w:right="17"/>
+      </w:pPr>
+      <w:r>
+        <w:t>Technical Director</w:t>
+      </w:r>
+    </w:p>
+    <w:p>
+      <w:pPr>
+        <w:ind w:left="384" w:right="17"/>
+      </w:pPr>
+      <w:r>
+        <w:t xml:space="preserve">Cloone Corporation </w:t>
+      </w:r>
+      <w:proofErr w:type="spellStart"/>
+      <w:r>
+        <w:t>Sdn</w:t>
+      </w:r>
+      <w:proofErr w:type="spellEnd"/>
+      <w:r>
+        <w:t xml:space="preserve"> </w:t>
+      </w:r>
+      <w:proofErr w:type="spellStart"/>
+      <w:r>
+        <w:t>Bhd</w:t>
+      </w:r>
+      <w:proofErr w:type="spellEnd"/>
+    </w:p>
+    <w:p>
+      <w:pPr>
+        <w:ind w:left="384" w:right="17"/>
+      </w:pPr>
+      <w:r>
+        <w:t>Phone: 016-3660905</w:t>
+      </w:r>
+    </w:p>
+    <w:p>
+      <w:pPr>
+        <w:ind w:left="384" w:right="17"/>
+      </w:pPr>
+      <w:r>
+        <w:t>Email: alfred@cloone.com.my</w:t>
       </w:r>
     </w:p>
     <w:sectPr>

--- a/Resume-MuhammadIzzatBinMohamadRizal.docx
+++ b/Resume-MuhammadIzzatBinMohamadRizal.docx
@@ -1616,13 +1616,8 @@
         <w:ind w:right="17" w:hanging="360"/>
       </w:pPr>
       <w:r>
-        <w:t xml:space="preserve">Vue </w:t>
-      </w:r>
-      <w:proofErr w:type="spellStart"/>
-      <w:r>
-        <w:t>js</w:t>
-      </w:r>
-      <w:proofErr w:type="spellEnd"/>
+        <w:t>Vite</w:t>
+      </w:r>
     </w:p>
     <w:p>
       <w:pPr>
@@ -1634,28 +1629,27 @@
         <w:ind w:right="17" w:hanging="360"/>
       </w:pPr>
       <w:r>
+        <w:t xml:space="preserve">Vue </w:t>
+      </w:r>
+      <w:proofErr w:type="spellStart"/>
+      <w:r>
+        <w:t>js</w:t>
+      </w:r>
+      <w:proofErr w:type="spellEnd"/>
+    </w:p>
+    <w:p>
+      <w:pPr>
+        <w:numPr>
+          <w:ilvl w:val="0"/>
+          <w:numId w:val="2"/>
+        </w:numPr>
+        <w:spacing w:after="10"/>
+        <w:ind w:right="17" w:hanging="360"/>
+      </w:pPr>
+      <w:r>
         <w:t>Spring Boot</w:t>
       </w:r>
-    </w:p>
-    <w:p>
-      <w:pPr>
-        <w:spacing w:after="0" w:line="259" w:lineRule="auto"/>
-        <w:ind w:left="374" w:firstLine="0"/>
-      </w:pPr>
-      <w:r>
-        <w:t xml:space="preserve">  </w:t>
-      </w:r>
-    </w:p>
-    <w:p>
-      <w:pPr>
-        <w:spacing w:after="160" w:line="278" w:lineRule="auto"/>
-        <w:ind w:left="0" w:firstLine="0"/>
-        <w:rPr>
-          <w:b/>
-        </w:rPr>
-      </w:pPr>
-      <w:r>
-        <w:lastRenderedPageBreak/>
+      <w:r>
         <w:br w:type="page"/>
       </w:r>
     </w:p>
@@ -1967,6 +1961,342 @@
         <w:ind w:left="355"/>
       </w:pPr>
       <w:r>
+        <w:t xml:space="preserve">Human Resource Management System for </w:t>
+      </w:r>
+      <w:proofErr w:type="spellStart"/>
+      <w:r>
+        <w:t>Senheng</w:t>
+      </w:r>
+      <w:proofErr w:type="spellEnd"/>
+      <w:r>
+        <w:t xml:space="preserve"> (HRMS)</w:t>
+      </w:r>
+    </w:p>
+    <w:p>
+      <w:pPr>
+        <w:pStyle w:val="ListParagraph"/>
+        <w:numPr>
+          <w:ilvl w:val="0"/>
+          <w:numId w:val="22"/>
+        </w:numPr>
+      </w:pPr>
+      <w:r>
+        <w:t xml:space="preserve">A web-based HR management system for </w:t>
+      </w:r>
+      <w:proofErr w:type="spellStart"/>
+      <w:r>
+        <w:t>Senheng</w:t>
+      </w:r>
+      <w:proofErr w:type="spellEnd"/>
+      <w:r>
+        <w:t xml:space="preserve"> </w:t>
+      </w:r>
+      <w:r>
+        <w:t>with some modules like Learning Management System</w:t>
+      </w:r>
+    </w:p>
+    <w:p>
+      <w:pPr>
+        <w:pStyle w:val="ListParagraph"/>
+        <w:numPr>
+          <w:ilvl w:val="0"/>
+          <w:numId w:val="22"/>
+        </w:numPr>
+      </w:pPr>
+      <w:r>
+        <w:t xml:space="preserve">Consolidated three inconsistent </w:t>
+      </w:r>
+      <w:proofErr w:type="spellStart"/>
+      <w:r>
+        <w:t>axios</w:t>
+      </w:r>
+      <w:proofErr w:type="spellEnd"/>
+      <w:r>
+        <w:t xml:space="preserve"> setup into one client with silent token refresh 401.</w:t>
+      </w:r>
+    </w:p>
+    <w:p>
+      <w:pPr>
+        <w:pStyle w:val="ListParagraph"/>
+        <w:numPr>
+          <w:ilvl w:val="0"/>
+          <w:numId w:val="22"/>
+        </w:numPr>
+      </w:pPr>
+      <w:r>
+        <w:t>Built reusable UI components</w:t>
+      </w:r>
+    </w:p>
+    <w:p>
+      <w:pPr>
+        <w:pStyle w:val="ListParagraph"/>
+        <w:numPr>
+          <w:ilvl w:val="0"/>
+          <w:numId w:val="22"/>
+        </w:numPr>
+      </w:pPr>
+      <w:r>
+        <w:t>Installable as a PWA with Java Spring Boot behind it as the backend</w:t>
+      </w:r>
+    </w:p>
+    <w:p>
+      <w:pPr>
+        <w:pStyle w:val="ListParagraph"/>
+        <w:numPr>
+          <w:ilvl w:val="0"/>
+          <w:numId w:val="22"/>
+        </w:numPr>
+      </w:pPr>
+      <w:r>
+        <w:t>Use Vue 3 and Vite as the frontend</w:t>
+      </w:r>
+    </w:p>
+    <w:p>
+      <w:pPr>
+        <w:pStyle w:val="ListParagraph"/>
+        <w:numPr>
+          <w:ilvl w:val="0"/>
+          <w:numId w:val="22"/>
+        </w:numPr>
+      </w:pPr>
+      <w:r>
+        <w:t xml:space="preserve">Deployed to a Linux server with CI/CD pipeline and enabled the automated update with </w:t>
+      </w:r>
+      <w:proofErr w:type="spellStart"/>
+      <w:r>
+        <w:t>github</w:t>
+      </w:r>
+      <w:proofErr w:type="spellEnd"/>
+      <w:r>
+        <w:t xml:space="preserve"> action</w:t>
+      </w:r>
+    </w:p>
+    <w:p>
+      <w:pPr>
+        <w:pStyle w:val="ListParagraph"/>
+        <w:numPr>
+          <w:ilvl w:val="0"/>
+          <w:numId w:val="22"/>
+        </w:numPr>
+      </w:pPr>
+      <w:r>
+        <w:t>Implement service-worker caching issues that left users on stale builds</w:t>
+      </w:r>
+    </w:p>
+    <w:p>
+      <w:pPr>
+        <w:pStyle w:val="ListParagraph"/>
+        <w:ind w:left="1065" w:firstLine="0"/>
+      </w:pPr>
+      <w:r>
+        <w:drawing>
+          <wp:inline distT="0" distB="0" distL="0" distR="0" wp14:anchorId="11D7F11B" wp14:editId="16DA3F53">
+            <wp:extent cx="6008370" cy="2794635"/>
+            <wp:effectExtent l="0" t="0" r="0" b="0"/>
+            <wp:docPr id="173809110" name="Picture 1"/>
+            <wp:cNvGraphicFramePr>
+              <a:graphicFrameLocks xmlns:a="http://schemas.openxmlformats.org/drawingml/2006/main" noChangeAspect="1"/>
+            </wp:cNvGraphicFramePr>
+            <a:graphic xmlns:a="http://schemas.openxmlformats.org/drawingml/2006/main">
+              <a:graphicData uri="http://schemas.openxmlformats.org/drawingml/2006/picture">
+                <pic:pic xmlns:pic="http://schemas.openxmlformats.org/drawingml/2006/picture">
+                  <pic:nvPicPr>
+                    <pic:cNvPr id="173809110" name=""/>
+                    <pic:cNvPicPr/>
+                  </pic:nvPicPr>
+                  <pic:blipFill>
+                    <a:blip r:embed="rId9"/>
+                    <a:stretch>
+                      <a:fillRect/>
+                    </a:stretch>
+                  </pic:blipFill>
+                  <pic:spPr>
+                    <a:xfrm>
+                      <a:off x="0" y="0"/>
+                      <a:ext cx="6008370" cy="2794635"/>
+                    </a:xfrm>
+                    <a:prstGeom prst="rect">
+                      <a:avLst/>
+                    </a:prstGeom>
+                  </pic:spPr>
+                </pic:pic>
+              </a:graphicData>
+            </a:graphic>
+          </wp:inline>
+        </w:drawing>
+      </w:r>
+    </w:p>
+    <w:p>
+      <w:pPr>
+        <w:pStyle w:val="Heading2"/>
+        <w:ind w:left="355"/>
+      </w:pPr>
+    </w:p>
+    <w:p>
+      <w:pPr>
+        <w:spacing w:after="160" w:line="278" w:lineRule="auto"/>
+        <w:ind w:left="0" w:firstLine="0"/>
+        <w:rPr>
+          <w:b/>
+        </w:rPr>
+      </w:pPr>
+      <w:r>
+        <w:br w:type="page"/>
+      </w:r>
+    </w:p>
+    <w:p>
+      <w:pPr>
+        <w:pStyle w:val="Heading2"/>
+        <w:ind w:left="355"/>
+      </w:pPr>
+      <w:r>
+        <w:lastRenderedPageBreak/>
+        <w:t>Multi-Tenant Ticketing System (Cloone360)</w:t>
+      </w:r>
+    </w:p>
+    <w:p>
+      <w:pPr>
+        <w:pStyle w:val="ListParagraph"/>
+        <w:numPr>
+          <w:ilvl w:val="0"/>
+          <w:numId w:val="17"/>
+        </w:numPr>
+      </w:pPr>
+      <w:r>
+        <w:t>A web-based ticketing system</w:t>
+      </w:r>
+      <w:r>
+        <w:t xml:space="preserve"> with AI integrated</w:t>
+      </w:r>
+      <w:r>
+        <w:t xml:space="preserve"> for internal staff</w:t>
+      </w:r>
+      <w:r>
+        <w:t xml:space="preserve"> and customer company</w:t>
+      </w:r>
+    </w:p>
+    <w:p>
+      <w:pPr>
+        <w:pStyle w:val="ListParagraph"/>
+        <w:numPr>
+          <w:ilvl w:val="0"/>
+          <w:numId w:val="17"/>
+        </w:numPr>
+      </w:pPr>
+      <w:r>
+        <w:t>A lead developer for the web structure, code architecture.</w:t>
+      </w:r>
+    </w:p>
+    <w:p>
+      <w:pPr>
+        <w:pStyle w:val="ListParagraph"/>
+        <w:numPr>
+          <w:ilvl w:val="0"/>
+          <w:numId w:val="17"/>
+        </w:numPr>
+      </w:pPr>
+      <w:r>
+        <w:t>Monthly meeting with the PMO for the progress update</w:t>
+      </w:r>
+    </w:p>
+    <w:p>
+      <w:pPr>
+        <w:pStyle w:val="ListParagraph"/>
+        <w:numPr>
+          <w:ilvl w:val="0"/>
+          <w:numId w:val="17"/>
+        </w:numPr>
+      </w:pPr>
+      <w:r>
+        <w:t>Deployed the web application on a Plesk server with a CI/CD pipeline, enabling automated, repeatable releases and removing manual FTP uploads.</w:t>
+      </w:r>
+    </w:p>
+    <w:p>
+      <w:pPr>
+        <w:pStyle w:val="ListParagraph"/>
+        <w:numPr>
+          <w:ilvl w:val="0"/>
+          <w:numId w:val="17"/>
+        </w:numPr>
+      </w:pPr>
+      <w:r>
+        <w:t>React JS</w:t>
+      </w:r>
+      <w:r>
+        <w:t>, Three JS, Laravel</w:t>
+      </w:r>
+      <w:r>
+        <w:t>, MySQL</w:t>
+      </w:r>
+    </w:p>
+    <w:p>
+      <w:pPr>
+        <w:pStyle w:val="ListParagraph"/>
+        <w:ind w:left="1065" w:firstLine="0"/>
+      </w:pPr>
+      <w:r>
+        <w:drawing>
+          <wp:inline distT="0" distB="0" distL="0" distR="0" wp14:anchorId="2FF3F01E" wp14:editId="0A61702E">
+            <wp:extent cx="6008370" cy="2809875"/>
+            <wp:effectExtent l="0" t="0" r="0" b="0"/>
+            <wp:docPr id="333417447" name="Picture 1"/>
+            <wp:cNvGraphicFramePr>
+              <a:graphicFrameLocks xmlns:a="http://schemas.openxmlformats.org/drawingml/2006/main" noChangeAspect="1"/>
+            </wp:cNvGraphicFramePr>
+            <a:graphic xmlns:a="http://schemas.openxmlformats.org/drawingml/2006/main">
+              <a:graphicData uri="http://schemas.openxmlformats.org/drawingml/2006/picture">
+                <pic:pic xmlns:pic="http://schemas.openxmlformats.org/drawingml/2006/picture">
+                  <pic:nvPicPr>
+                    <pic:cNvPr id="333417447" name=""/>
+                    <pic:cNvPicPr/>
+                  </pic:nvPicPr>
+                  <pic:blipFill>
+                    <a:blip r:embed="rId10"/>
+                    <a:stretch>
+                      <a:fillRect/>
+                    </a:stretch>
+                  </pic:blipFill>
+                  <pic:spPr>
+                    <a:xfrm>
+                      <a:off x="0" y="0"/>
+                      <a:ext cx="6008370" cy="2809875"/>
+                    </a:xfrm>
+                    <a:prstGeom prst="rect">
+                      <a:avLst/>
+                    </a:prstGeom>
+                  </pic:spPr>
+                </pic:pic>
+              </a:graphicData>
+            </a:graphic>
+          </wp:inline>
+        </w:drawing>
+      </w:r>
+    </w:p>
+    <w:p>
+      <w:pPr>
+        <w:pStyle w:val="Heading2"/>
+        <w:ind w:left="355"/>
+      </w:pPr>
+    </w:p>
+    <w:p>
+      <w:pPr>
+        <w:spacing w:after="160" w:line="278" w:lineRule="auto"/>
+        <w:ind w:left="0" w:firstLine="0"/>
+        <w:rPr>
+          <w:b/>
+        </w:rPr>
+      </w:pPr>
+      <w:r>
+        <w:br w:type="page"/>
+      </w:r>
+    </w:p>
+    <w:p>
+      <w:pPr>
+        <w:pStyle w:val="Heading2"/>
+        <w:ind w:left="355"/>
+      </w:pPr>
+      <w:r>
+        <w:lastRenderedPageBreak/>
         <w:t xml:space="preserve">POS System Mobile Application for </w:t>
       </w:r>
       <w:proofErr w:type="spellStart"/>
@@ -2092,7 +2422,7 @@
           <w:noProof/>
         </w:rPr>
         <w:drawing>
-          <wp:inline distT="0" distB="0" distL="0" distR="0" wp14:anchorId="27AAC571" wp14:editId="2BF27D7E">
+          <wp:inline distT="0" distB="0" distL="0" distR="0" wp14:anchorId="27AAC571" wp14:editId="22847093">
             <wp:extent cx="5234940" cy="3037947"/>
             <wp:effectExtent l="0" t="0" r="3810" b="0"/>
             <wp:docPr id="1700252108" name="Picture 11" descr="A screenshot of a menu&#10;&#10;AI-generated content may be incorrect."/>
@@ -2109,7 +2439,7 @@
                     </pic:cNvPicPr>
                   </pic:nvPicPr>
                   <pic:blipFill>
-                    <a:blip r:embed="rId9" cstate="print">
+                    <a:blip r:embed="rId11" cstate="print">
                       <a:extLst>
                         <a:ext uri="{28A0092B-C50C-407E-A947-70E740481C1C}">
                           <a14:useLocalDpi xmlns:a14="http://schemas.microsoft.com/office/drawing/2010/main" val="0"/>
@@ -2311,7 +2641,7 @@
                     </pic:cNvPicPr>
                   </pic:nvPicPr>
                   <pic:blipFill>
-                    <a:blip r:embed="rId10">
+                    <a:blip r:embed="rId12">
                       <a:extLst>
                         <a:ext uri="{28A0092B-C50C-407E-A947-70E740481C1C}">
                           <a14:useLocalDpi xmlns:a14="http://schemas.microsoft.com/office/drawing/2010/main" val="0"/>
@@ -2541,7 +2871,7 @@
                     </pic:cNvPicPr>
                   </pic:nvPicPr>
                   <pic:blipFill>
-                    <a:blip r:embed="rId11" cstate="print">
+                    <a:blip r:embed="rId13" cstate="print">
                       <a:extLst>
                         <a:ext uri="{28A0092B-C50C-407E-A947-70E740481C1C}">
                           <a14:useLocalDpi xmlns:a14="http://schemas.microsoft.com/office/drawing/2010/main" val="0"/>
@@ -2730,7 +3060,7 @@
                     <pic:cNvPicPr/>
                   </pic:nvPicPr>
                   <pic:blipFill>
-                    <a:blip r:embed="rId12"/>
+                    <a:blip r:embed="rId14"/>
                     <a:stretch>
                       <a:fillRect/>
                     </a:stretch>
@@ -2859,7 +3189,7 @@
         <w:spacing w:after="12"/>
         <w:ind w:right="17" w:hanging="360"/>
       </w:pPr>
-      <w:hyperlink r:id="rId13" w:history="1">
+      <w:hyperlink r:id="rId15" w:history="1">
         <w:r>
           <w:rPr>
             <w:rStyle w:val="Hyperlink"/>
@@ -2893,7 +3223,7 @@
                     <pic:cNvPicPr/>
                   </pic:nvPicPr>
                   <pic:blipFill>
-                    <a:blip r:embed="rId14"/>
+                    <a:blip r:embed="rId16"/>
                     <a:stretch>
                       <a:fillRect/>
                     </a:stretch>
@@ -3327,7 +3657,7 @@
           <w:numId w:val="14"/>
         </w:numPr>
       </w:pPr>
-      <w:hyperlink r:id="rId15" w:history="1">
+      <w:hyperlink r:id="rId17" w:history="1">
         <w:r>
           <w:rPr>
             <w:rStyle w:val="Hyperlink"/>
@@ -3361,7 +3691,7 @@
                     <pic:cNvPicPr/>
                   </pic:nvPicPr>
                   <pic:blipFill>
-                    <a:blip r:embed="rId16"/>
+                    <a:blip r:embed="rId18"/>
                     <a:stretch>
                       <a:fillRect/>
                     </a:stretch>
@@ -3572,7 +3902,7 @@
                     <pic:cNvPicPr/>
                   </pic:nvPicPr>
                   <pic:blipFill>
-                    <a:blip r:embed="rId17"/>
+                    <a:blip r:embed="rId19"/>
                     <a:stretch>
                       <a:fillRect/>
                     </a:stretch>
@@ -3907,12 +4237,12 @@
       </w:r>
     </w:p>
     <w:sectPr>
-      <w:headerReference w:type="even" r:id="rId18"/>
-      <w:headerReference w:type="default" r:id="rId19"/>
-      <w:footerReference w:type="even" r:id="rId20"/>
-      <w:footerReference w:type="default" r:id="rId21"/>
-      <w:headerReference w:type="first" r:id="rId22"/>
-      <w:footerReference w:type="first" r:id="rId23"/>
+      <w:headerReference w:type="even" r:id="rId20"/>
+      <w:headerReference w:type="default" r:id="rId21"/>
+      <w:footerReference w:type="even" r:id="rId22"/>
+      <w:footerReference w:type="default" r:id="rId23"/>
+      <w:headerReference w:type="first" r:id="rId24"/>
+      <w:footerReference w:type="first" r:id="rId25"/>
       <w:pgSz w:w="12240" w:h="15840"/>
       <w:pgMar w:top="1447" w:right="1352" w:bottom="1734" w:left="1426" w:header="720" w:footer="742" w:gutter="0"/>
       <w:cols w:space="720"/>
@@ -4091,6 +4421,118 @@
 <file path=word/numbering.xml><?xml version="1.0" encoding="utf-8"?>
 <w:numbering xmlns:wpc="http://schemas.microsoft.com/office/word/2010/wordprocessingCanvas" xmlns:cx="http://schemas.microsoft.com/office/drawing/2014/chartex" xmlns:cx1="http://schemas.microsoft.com/office/drawing/2015/9/8/chartex" xmlns:cx2="http://schemas.microsoft.com/office/drawing/2015/10/21/chartex" xmlns:cx3="http://schemas.microsoft.com/office/drawing/2016/5/9/chartex" xmlns:cx4="http://schemas.microsoft.com/office/drawing/2016/5/10/chartex" xmlns:cx5="http://schemas.microsoft.com/office/drawing/2016/5/11/chartex" xmlns:cx6="http://schemas.microsoft.com/office/drawing/2016/5/12/chartex" xmlns:cx7="http://schemas.microsoft.com/office/drawing/2016/5/13/chartex" xmlns:cx8="http://schemas.microsoft.com/office/drawing/2016/5/14/chartex" xmlns:mc="http://schemas.openxmlformats.org/markup-compatibility/2006" xmlns:m="http://schemas.openxmlformats.org/officeDocument/2006/math" xmlns:aink="http://schemas.microsoft.com/office/drawing/2016/ink" xmlns:am3d="http://schemas.microsoft.com/office/drawing/2017/model3d" xmlns:oel="http://schemas.microsoft.com/office/2019/extlst" xmlns:r="http://schemas.openxmlformats.org/officeDocument/2006/relationships" xmlns:wp14="http://schemas.microsoft.com/office/word/2010/wordprocessingDrawing" xmlns:wp="http://schemas.openxmlformats.org/drawingml/2006/wordprocessingDrawing" xmlns:wpg="http://schemas.microsoft.com/office/word/2010/wordprocessingGroup" xmlns:wpi="http://schemas.microsoft.com/office/word/2010/wordprocessingInk" xmlns:wps="http://schemas.microsoft.com/office/word/2010/wordprocessingShape" xmlns:o="urn:schemas-microsoft-com:office:office" xmlns:v="urn:schemas-microsoft-com:vml" xmlns:w10="urn:schemas-microsoft-com:office:word" xmlns:w="http://schemas.openxmlformats.org/wordprocessingml/2006/main" xmlns:w14="http://schemas.microsoft.com/office/word/2010/wordml" xmlns:w15="http://schemas.microsoft.com/office/word/2012/wordml" xmlns:w16cex="http://schemas.microsoft.com/office/word/2018/wordml/cex" xmlns:w16cid="http://schemas.microsoft.com/office/word/2016/wordml/cid" xmlns:w16="http://schemas.microsoft.com/office/word/2018/wordml" xmlns:w16sdtdh="http://schemas.microsoft.com/office/word/2020/wordml/sdtdatahash" xmlns:w16sdtfl="http://schemas.microsoft.com/office/word/2024/wordml/sdtformatlock" xmlns:w16se="http://schemas.microsoft.com/office/word/2015/wordml/symex" xmlns:w16du="http://schemas.microsoft.com/office/word/2023/wordml/word16du" xmlns:wne="http://schemas.microsoft.com/office/word/2006/wordml" mc:Ignorable="w14 w15 w16se w16cid w16 w16cex w16sdtdh w16sdtfl w16du wp14">
   <w:abstractNum w:abstractNumId="0" w15:restartNumberingAfterBreak="0">
+    <w:nsid w:val="041266BC"/>
+    <w:multiLevelType w:val="hybridMultilevel"/>
+    <w:tmpl w:val="7A7E9B3C"/>
+    <w:lvl w:ilvl="0" w:tplc="5B82FE5A">
+      <w:numFmt w:val="bullet"/>
+      <w:lvlText w:val="-"/>
+      <w:lvlJc w:val="left"/>
+      <w:pPr>
+        <w:ind w:left="1065" w:hanging="360"/>
+      </w:pPr>
+      <w:rPr>
+        <w:rFonts w:ascii="Times New Roman" w:eastAsia="Times New Roman" w:hAnsi="Times New Roman" w:cs="Times New Roman" w:hint="default"/>
+      </w:rPr>
+    </w:lvl>
+    <w:lvl w:ilvl="1" w:tplc="04090003" w:tentative="1">
+      <w:start w:val="1"/>
+      <w:numFmt w:val="bullet"/>
+      <w:lvlText w:val="o"/>
+      <w:lvlJc w:val="left"/>
+      <w:pPr>
+        <w:ind w:left="1785" w:hanging="360"/>
+      </w:pPr>
+      <w:rPr>
+        <w:rFonts w:ascii="Courier New" w:hAnsi="Courier New" w:cs="Courier New" w:hint="default"/>
+      </w:rPr>
+    </w:lvl>
+    <w:lvl w:ilvl="2" w:tplc="04090005" w:tentative="1">
+      <w:start w:val="1"/>
+      <w:numFmt w:val="bullet"/>
+      <w:lvlText w:val=""/>
+      <w:lvlJc w:val="left"/>
+      <w:pPr>
+        <w:ind w:left="2505" w:hanging="360"/>
+      </w:pPr>
+      <w:rPr>
+        <w:rFonts w:ascii="Wingdings" w:hAnsi="Wingdings" w:hint="default"/>
+      </w:rPr>
+    </w:lvl>
+    <w:lvl w:ilvl="3" w:tplc="04090001" w:tentative="1">
+      <w:start w:val="1"/>
+      <w:numFmt w:val="bullet"/>
+      <w:lvlText w:val=""/>
+      <w:lvlJc w:val="left"/>
+      <w:pPr>
+        <w:ind w:left="3225" w:hanging="360"/>
+      </w:pPr>
+      <w:rPr>
+        <w:rFonts w:ascii="Symbol" w:hAnsi="Symbol" w:hint="default"/>
+      </w:rPr>
+    </w:lvl>
+    <w:lvl w:ilvl="4" w:tplc="04090003" w:tentative="1">
+      <w:start w:val="1"/>
+      <w:numFmt w:val="bullet"/>
+      <w:lvlText w:val="o"/>
+      <w:lvlJc w:val="left"/>
+      <w:pPr>
+        <w:ind w:left="3945" w:hanging="360"/>
+      </w:pPr>
+      <w:rPr>
+        <w:rFonts w:ascii="Courier New" w:hAnsi="Courier New" w:cs="Courier New" w:hint="default"/>
+      </w:rPr>
+    </w:lvl>
+    <w:lvl w:ilvl="5" w:tplc="04090005" w:tentative="1">
+      <w:start w:val="1"/>
+      <w:numFmt w:val="bullet"/>
+      <w:lvlText w:val=""/>
+      <w:lvlJc w:val="left"/>
+      <w:pPr>
+        <w:ind w:left="4665" w:hanging="360"/>
+      </w:pPr>
+      <w:rPr>
+        <w:rFonts w:ascii="Wingdings" w:hAnsi="Wingdings" w:hint="default"/>
+      </w:rPr>
+    </w:lvl>
+    <w:lvl w:ilvl="6" w:tplc="04090001" w:tentative="1">
+      <w:start w:val="1"/>
+      <w:numFmt w:val="bullet"/>
+      <w:lvlText w:val=""/>
+      <w:lvlJc w:val="left"/>
+      <w:pPr>
+        <w:ind w:left="5385" w:hanging="360"/>
+      </w:pPr>
+      <w:rPr>
+        <w:rFonts w:ascii="Symbol" w:hAnsi="Symbol" w:hint="default"/>
+      </w:rPr>
+    </w:lvl>
+    <w:lvl w:ilvl="7" w:tplc="04090003" w:tentative="1">
+      <w:start w:val="1"/>
+      <w:numFmt w:val="bullet"/>
+      <w:lvlText w:val="o"/>
+      <w:lvlJc w:val="left"/>
+      <w:pPr>
+        <w:ind w:left="6105" w:hanging="360"/>
+      </w:pPr>
+      <w:rPr>
+        <w:rFonts w:ascii="Courier New" w:hAnsi="Courier New" w:cs="Courier New" w:hint="default"/>
+      </w:rPr>
+    </w:lvl>
+    <w:lvl w:ilvl="8" w:tplc="04090005" w:tentative="1">
+      <w:start w:val="1"/>
+      <w:numFmt w:val="bullet"/>
+      <w:lvlText w:val=""/>
+      <w:lvlJc w:val="left"/>
+      <w:pPr>
+        <w:ind w:left="6825" w:hanging="360"/>
+      </w:pPr>
+      <w:rPr>
+        <w:rFonts w:ascii="Wingdings" w:hAnsi="Wingdings" w:hint="default"/>
+      </w:rPr>
+    </w:lvl>
+  </w:abstractNum>
+  <w:abstractNum w:abstractNumId="1" w15:restartNumberingAfterBreak="0">
     <w:nsid w:val="048B69B3"/>
     <w:multiLevelType w:val="hybridMultilevel"/>
     <w:tmpl w:val="677468FC"/>
@@ -4302,7 +4744,120 @@
       </w:rPr>
     </w:lvl>
   </w:abstractNum>
-  <w:abstractNum w:abstractNumId="1" w15:restartNumberingAfterBreak="0">
+  <w:abstractNum w:abstractNumId="2" w15:restartNumberingAfterBreak="0">
+    <w:nsid w:val="0BE32632"/>
+    <w:multiLevelType w:val="hybridMultilevel"/>
+    <w:tmpl w:val="0BEE2864"/>
+    <w:lvl w:ilvl="0" w:tplc="04090001">
+      <w:start w:val="1"/>
+      <w:numFmt w:val="bullet"/>
+      <w:lvlText w:val=""/>
+      <w:lvlJc w:val="left"/>
+      <w:pPr>
+        <w:ind w:left="1065" w:hanging="360"/>
+      </w:pPr>
+      <w:rPr>
+        <w:rFonts w:ascii="Symbol" w:hAnsi="Symbol" w:hint="default"/>
+      </w:rPr>
+    </w:lvl>
+    <w:lvl w:ilvl="1" w:tplc="04090003" w:tentative="1">
+      <w:start w:val="1"/>
+      <w:numFmt w:val="bullet"/>
+      <w:lvlText w:val="o"/>
+      <w:lvlJc w:val="left"/>
+      <w:pPr>
+        <w:ind w:left="1785" w:hanging="360"/>
+      </w:pPr>
+      <w:rPr>
+        <w:rFonts w:ascii="Courier New" w:hAnsi="Courier New" w:cs="Courier New" w:hint="default"/>
+      </w:rPr>
+    </w:lvl>
+    <w:lvl w:ilvl="2" w:tplc="04090005" w:tentative="1">
+      <w:start w:val="1"/>
+      <w:numFmt w:val="bullet"/>
+      <w:lvlText w:val=""/>
+      <w:lvlJc w:val="left"/>
+      <w:pPr>
+        <w:ind w:left="2505" w:hanging="360"/>
+      </w:pPr>
+      <w:rPr>
+        <w:rFonts w:ascii="Wingdings" w:hAnsi="Wingdings" w:hint="default"/>
+      </w:rPr>
+    </w:lvl>
+    <w:lvl w:ilvl="3" w:tplc="04090001" w:tentative="1">
+      <w:start w:val="1"/>
+      <w:numFmt w:val="bullet"/>
+      <w:lvlText w:val=""/>
+      <w:lvlJc w:val="left"/>
+      <w:pPr>
+        <w:ind w:left="3225" w:hanging="360"/>
+      </w:pPr>
+      <w:rPr>
+        <w:rFonts w:ascii="Symbol" w:hAnsi="Symbol" w:hint="default"/>
+      </w:rPr>
+    </w:lvl>
+    <w:lvl w:ilvl="4" w:tplc="04090003" w:tentative="1">
+      <w:start w:val="1"/>
+      <w:numFmt w:val="bullet"/>
+      <w:lvlText w:val="o"/>
+      <w:lvlJc w:val="left"/>
+      <w:pPr>
+        <w:ind w:left="3945" w:hanging="360"/>
+      </w:pPr>
+      <w:rPr>
+        <w:rFonts w:ascii="Courier New" w:hAnsi="Courier New" w:cs="Courier New" w:hint="default"/>
+      </w:rPr>
+    </w:lvl>
+    <w:lvl w:ilvl="5" w:tplc="04090005" w:tentative="1">
+      <w:start w:val="1"/>
+      <w:numFmt w:val="bullet"/>
+      <w:lvlText w:val=""/>
+      <w:lvlJc w:val="left"/>
+      <w:pPr>
+        <w:ind w:left="4665" w:hanging="360"/>
+      </w:pPr>
+      <w:rPr>
+        <w:rFonts w:ascii="Wingdings" w:hAnsi="Wingdings" w:hint="default"/>
+      </w:rPr>
+    </w:lvl>
+    <w:lvl w:ilvl="6" w:tplc="04090001" w:tentative="1">
+      <w:start w:val="1"/>
+      <w:numFmt w:val="bullet"/>
+      <w:lvlText w:val=""/>
+      <w:lvlJc w:val="left"/>
+      <w:pPr>
+        <w:ind w:left="5385" w:hanging="360"/>
+      </w:pPr>
+      <w:rPr>
+        <w:rFonts w:ascii="Symbol" w:hAnsi="Symbol" w:hint="default"/>
+      </w:rPr>
+    </w:lvl>
+    <w:lvl w:ilvl="7" w:tplc="04090003" w:tentative="1">
+      <w:start w:val="1"/>
+      <w:numFmt w:val="bullet"/>
+      <w:lvlText w:val="o"/>
+      <w:lvlJc w:val="left"/>
+      <w:pPr>
+        <w:ind w:left="6105" w:hanging="360"/>
+      </w:pPr>
+      <w:rPr>
+        <w:rFonts w:ascii="Courier New" w:hAnsi="Courier New" w:cs="Courier New" w:hint="default"/>
+      </w:rPr>
+    </w:lvl>
+    <w:lvl w:ilvl="8" w:tplc="04090005" w:tentative="1">
+      <w:start w:val="1"/>
+      <w:numFmt w:val="bullet"/>
+      <w:lvlText w:val=""/>
+      <w:lvlJc w:val="left"/>
+      <w:pPr>
+        <w:ind w:left="6825" w:hanging="360"/>
+      </w:pPr>
+      <w:rPr>
+        <w:rFonts w:ascii="Wingdings" w:hAnsi="Wingdings" w:hint="default"/>
+      </w:rPr>
+    </w:lvl>
+  </w:abstractNum>
+  <w:abstractNum w:abstractNumId="3" w15:restartNumberingAfterBreak="0">
     <w:nsid w:val="12905F72"/>
     <w:multiLevelType w:val="hybridMultilevel"/>
     <w:tmpl w:val="A8DA41A2"/>
@@ -4514,7 +5069,7 @@
       </w:rPr>
     </w:lvl>
   </w:abstractNum>
-  <w:abstractNum w:abstractNumId="2" w15:restartNumberingAfterBreak="0">
+  <w:abstractNum w:abstractNumId="4" w15:restartNumberingAfterBreak="0">
     <w:nsid w:val="13C81052"/>
     <w:multiLevelType w:val="hybridMultilevel"/>
     <w:tmpl w:val="9A043BCA"/>
@@ -4726,7 +5281,7 @@
       </w:rPr>
     </w:lvl>
   </w:abstractNum>
-  <w:abstractNum w:abstractNumId="3" w15:restartNumberingAfterBreak="0">
+  <w:abstractNum w:abstractNumId="5" w15:restartNumberingAfterBreak="0">
     <w:nsid w:val="1917442A"/>
     <w:multiLevelType w:val="hybridMultilevel"/>
     <w:tmpl w:val="21C62E10"/>
@@ -4838,7 +5393,232 @@
       </w:rPr>
     </w:lvl>
   </w:abstractNum>
-  <w:abstractNum w:abstractNumId="4" w15:restartNumberingAfterBreak="0">
+  <w:abstractNum w:abstractNumId="6" w15:restartNumberingAfterBreak="0">
+    <w:nsid w:val="24946F2A"/>
+    <w:multiLevelType w:val="hybridMultilevel"/>
+    <w:tmpl w:val="BBBE21E8"/>
+    <w:lvl w:ilvl="0" w:tplc="04090001">
+      <w:start w:val="1"/>
+      <w:numFmt w:val="bullet"/>
+      <w:lvlText w:val=""/>
+      <w:lvlJc w:val="left"/>
+      <w:pPr>
+        <w:ind w:left="1065" w:hanging="360"/>
+      </w:pPr>
+      <w:rPr>
+        <w:rFonts w:ascii="Symbol" w:hAnsi="Symbol" w:hint="default"/>
+      </w:rPr>
+    </w:lvl>
+    <w:lvl w:ilvl="1" w:tplc="04090003" w:tentative="1">
+      <w:start w:val="1"/>
+      <w:numFmt w:val="bullet"/>
+      <w:lvlText w:val="o"/>
+      <w:lvlJc w:val="left"/>
+      <w:pPr>
+        <w:ind w:left="1785" w:hanging="360"/>
+      </w:pPr>
+      <w:rPr>
+        <w:rFonts w:ascii="Courier New" w:hAnsi="Courier New" w:cs="Courier New" w:hint="default"/>
+      </w:rPr>
+    </w:lvl>
+    <w:lvl w:ilvl="2" w:tplc="04090005" w:tentative="1">
+      <w:start w:val="1"/>
+      <w:numFmt w:val="bullet"/>
+      <w:lvlText w:val=""/>
+      <w:lvlJc w:val="left"/>
+      <w:pPr>
+        <w:ind w:left="2505" w:hanging="360"/>
+      </w:pPr>
+      <w:rPr>
+        <w:rFonts w:ascii="Wingdings" w:hAnsi="Wingdings" w:hint="default"/>
+      </w:rPr>
+    </w:lvl>
+    <w:lvl w:ilvl="3" w:tplc="04090001" w:tentative="1">
+      <w:start w:val="1"/>
+      <w:numFmt w:val="bullet"/>
+      <w:lvlText w:val=""/>
+      <w:lvlJc w:val="left"/>
+      <w:pPr>
+        <w:ind w:left="3225" w:hanging="360"/>
+      </w:pPr>
+      <w:rPr>
+        <w:rFonts w:ascii="Symbol" w:hAnsi="Symbol" w:hint="default"/>
+      </w:rPr>
+    </w:lvl>
+    <w:lvl w:ilvl="4" w:tplc="04090003" w:tentative="1">
+      <w:start w:val="1"/>
+      <w:numFmt w:val="bullet"/>
+      <w:lvlText w:val="o"/>
+      <w:lvlJc w:val="left"/>
+      <w:pPr>
+        <w:ind w:left="3945" w:hanging="360"/>
+      </w:pPr>
+      <w:rPr>
+        <w:rFonts w:ascii="Courier New" w:hAnsi="Courier New" w:cs="Courier New" w:hint="default"/>
+      </w:rPr>
+    </w:lvl>
+    <w:lvl w:ilvl="5" w:tplc="04090005" w:tentative="1">
+      <w:start w:val="1"/>
+      <w:numFmt w:val="bullet"/>
+      <w:lvlText w:val=""/>
+      <w:lvlJc w:val="left"/>
+      <w:pPr>
+        <w:ind w:left="4665" w:hanging="360"/>
+      </w:pPr>
+      <w:rPr>
+        <w:rFonts w:ascii="Wingdings" w:hAnsi="Wingdings" w:hint="default"/>
+      </w:rPr>
+    </w:lvl>
+    <w:lvl w:ilvl="6" w:tplc="04090001" w:tentative="1">
+      <w:start w:val="1"/>
+      <w:numFmt w:val="bullet"/>
+      <w:lvlText w:val=""/>
+      <w:lvlJc w:val="left"/>
+      <w:pPr>
+        <w:ind w:left="5385" w:hanging="360"/>
+      </w:pPr>
+      <w:rPr>
+        <w:rFonts w:ascii="Symbol" w:hAnsi="Symbol" w:hint="default"/>
+      </w:rPr>
+    </w:lvl>
+    <w:lvl w:ilvl="7" w:tplc="04090003" w:tentative="1">
+      <w:start w:val="1"/>
+      <w:numFmt w:val="bullet"/>
+      <w:lvlText w:val="o"/>
+      <w:lvlJc w:val="left"/>
+      <w:pPr>
+        <w:ind w:left="6105" w:hanging="360"/>
+      </w:pPr>
+      <w:rPr>
+        <w:rFonts w:ascii="Courier New" w:hAnsi="Courier New" w:cs="Courier New" w:hint="default"/>
+      </w:rPr>
+    </w:lvl>
+    <w:lvl w:ilvl="8" w:tplc="04090005" w:tentative="1">
+      <w:start w:val="1"/>
+      <w:numFmt w:val="bullet"/>
+      <w:lvlText w:val=""/>
+      <w:lvlJc w:val="left"/>
+      <w:pPr>
+        <w:ind w:left="6825" w:hanging="360"/>
+      </w:pPr>
+      <w:rPr>
+        <w:rFonts w:ascii="Wingdings" w:hAnsi="Wingdings" w:hint="default"/>
+      </w:rPr>
+    </w:lvl>
+  </w:abstractNum>
+  <w:abstractNum w:abstractNumId="7" w15:restartNumberingAfterBreak="0">
+    <w:nsid w:val="253177CA"/>
+    <w:multiLevelType w:val="hybridMultilevel"/>
+    <w:tmpl w:val="01FC7628"/>
+    <w:lvl w:ilvl="0" w:tplc="D674E31A">
+      <w:numFmt w:val="bullet"/>
+      <w:lvlText w:val="-"/>
+      <w:lvlJc w:val="left"/>
+      <w:pPr>
+        <w:ind w:left="705" w:hanging="360"/>
+      </w:pPr>
+      <w:rPr>
+        <w:rFonts w:ascii="Times New Roman" w:eastAsia="Times New Roman" w:hAnsi="Times New Roman" w:cs="Times New Roman" w:hint="default"/>
+      </w:rPr>
+    </w:lvl>
+    <w:lvl w:ilvl="1" w:tplc="04090003" w:tentative="1">
+      <w:start w:val="1"/>
+      <w:numFmt w:val="bullet"/>
+      <w:lvlText w:val="o"/>
+      <w:lvlJc w:val="left"/>
+      <w:pPr>
+        <w:ind w:left="1425" w:hanging="360"/>
+      </w:pPr>
+      <w:rPr>
+        <w:rFonts w:ascii="Courier New" w:hAnsi="Courier New" w:cs="Courier New" w:hint="default"/>
+      </w:rPr>
+    </w:lvl>
+    <w:lvl w:ilvl="2" w:tplc="04090005" w:tentative="1">
+      <w:start w:val="1"/>
+      <w:numFmt w:val="bullet"/>
+      <w:lvlText w:val=""/>
+      <w:lvlJc w:val="left"/>
+      <w:pPr>
+        <w:ind w:left="2145" w:hanging="360"/>
+      </w:pPr>
+      <w:rPr>
+        <w:rFonts w:ascii="Wingdings" w:hAnsi="Wingdings" w:hint="default"/>
+      </w:rPr>
+    </w:lvl>
+    <w:lvl w:ilvl="3" w:tplc="04090001" w:tentative="1">
+      <w:start w:val="1"/>
+      <w:numFmt w:val="bullet"/>
+      <w:lvlText w:val=""/>
+      <w:lvlJc w:val="left"/>
+      <w:pPr>
+        <w:ind w:left="2865" w:hanging="360"/>
+      </w:pPr>
+      <w:rPr>
+        <w:rFonts w:ascii="Symbol" w:hAnsi="Symbol" w:hint="default"/>
+      </w:rPr>
+    </w:lvl>
+    <w:lvl w:ilvl="4" w:tplc="04090003" w:tentative="1">
+      <w:start w:val="1"/>
+      <w:numFmt w:val="bullet"/>
+      <w:lvlText w:val="o"/>
+      <w:lvlJc w:val="left"/>
+      <w:pPr>
+        <w:ind w:left="3585" w:hanging="360"/>
+      </w:pPr>
+      <w:rPr>
+        <w:rFonts w:ascii="Courier New" w:hAnsi="Courier New" w:cs="Courier New" w:hint="default"/>
+      </w:rPr>
+    </w:lvl>
+    <w:lvl w:ilvl="5" w:tplc="04090005" w:tentative="1">
+      <w:start w:val="1"/>
+      <w:numFmt w:val="bullet"/>
+      <w:lvlText w:val=""/>
+      <w:lvlJc w:val="left"/>
+      <w:pPr>
+        <w:ind w:left="4305" w:hanging="360"/>
+      </w:pPr>
+      <w:rPr>
+        <w:rFonts w:ascii="Wingdings" w:hAnsi="Wingdings" w:hint="default"/>
+      </w:rPr>
+    </w:lvl>
+    <w:lvl w:ilvl="6" w:tplc="04090001" w:tentative="1">
+      <w:start w:val="1"/>
+      <w:numFmt w:val="bullet"/>
+      <w:lvlText w:val=""/>
+      <w:lvlJc w:val="left"/>
+      <w:pPr>
+        <w:ind w:left="5025" w:hanging="360"/>
+      </w:pPr>
+      <w:rPr>
+        <w:rFonts w:ascii="Symbol" w:hAnsi="Symbol" w:hint="default"/>
+      </w:rPr>
+    </w:lvl>
+    <w:lvl w:ilvl="7" w:tplc="04090003" w:tentative="1">
+      <w:start w:val="1"/>
+      <w:numFmt w:val="bullet"/>
+      <w:lvlText w:val="o"/>
+      <w:lvlJc w:val="left"/>
+      <w:pPr>
+        <w:ind w:left="5745" w:hanging="360"/>
+      </w:pPr>
+      <w:rPr>
+        <w:rFonts w:ascii="Courier New" w:hAnsi="Courier New" w:cs="Courier New" w:hint="default"/>
+      </w:rPr>
+    </w:lvl>
+    <w:lvl w:ilvl="8" w:tplc="04090005" w:tentative="1">
+      <w:start w:val="1"/>
+      <w:numFmt w:val="bullet"/>
+      <w:lvlText w:val=""/>
+      <w:lvlJc w:val="left"/>
+      <w:pPr>
+        <w:ind w:left="6465" w:hanging="360"/>
+      </w:pPr>
+      <w:rPr>
+        <w:rFonts w:ascii="Wingdings" w:hAnsi="Wingdings" w:hint="default"/>
+      </w:rPr>
+    </w:lvl>
+  </w:abstractNum>
+  <w:abstractNum w:abstractNumId="8" w15:restartNumberingAfterBreak="0">
     <w:nsid w:val="2A6C2D00"/>
     <w:multiLevelType w:val="hybridMultilevel"/>
     <w:tmpl w:val="1A601FC6"/>
@@ -5050,7 +5830,7 @@
       </w:rPr>
     </w:lvl>
   </w:abstractNum>
-  <w:abstractNum w:abstractNumId="5" w15:restartNumberingAfterBreak="0">
+  <w:abstractNum w:abstractNumId="9" w15:restartNumberingAfterBreak="0">
     <w:nsid w:val="2BA877CB"/>
     <w:multiLevelType w:val="hybridMultilevel"/>
     <w:tmpl w:val="1736B116"/>
@@ -5262,7 +6042,7 @@
       </w:rPr>
     </w:lvl>
   </w:abstractNum>
-  <w:abstractNum w:abstractNumId="6" w15:restartNumberingAfterBreak="0">
+  <w:abstractNum w:abstractNumId="10" w15:restartNumberingAfterBreak="0">
     <w:nsid w:val="3217488A"/>
     <w:multiLevelType w:val="hybridMultilevel"/>
     <w:tmpl w:val="67FE067C"/>
@@ -5374,7 +6154,232 @@
       </w:rPr>
     </w:lvl>
   </w:abstractNum>
-  <w:abstractNum w:abstractNumId="7" w15:restartNumberingAfterBreak="0">
+  <w:abstractNum w:abstractNumId="11" w15:restartNumberingAfterBreak="0">
+    <w:nsid w:val="4B6B1A68"/>
+    <w:multiLevelType w:val="hybridMultilevel"/>
+    <w:tmpl w:val="74E286F2"/>
+    <w:lvl w:ilvl="0" w:tplc="372E5912">
+      <w:numFmt w:val="bullet"/>
+      <w:lvlText w:val="-"/>
+      <w:lvlJc w:val="left"/>
+      <w:pPr>
+        <w:ind w:left="705" w:hanging="360"/>
+      </w:pPr>
+      <w:rPr>
+        <w:rFonts w:ascii="Times New Roman" w:eastAsia="Times New Roman" w:hAnsi="Times New Roman" w:cs="Times New Roman" w:hint="default"/>
+      </w:rPr>
+    </w:lvl>
+    <w:lvl w:ilvl="1" w:tplc="04090003" w:tentative="1">
+      <w:start w:val="1"/>
+      <w:numFmt w:val="bullet"/>
+      <w:lvlText w:val="o"/>
+      <w:lvlJc w:val="left"/>
+      <w:pPr>
+        <w:ind w:left="1425" w:hanging="360"/>
+      </w:pPr>
+      <w:rPr>
+        <w:rFonts w:ascii="Courier New" w:hAnsi="Courier New" w:cs="Courier New" w:hint="default"/>
+      </w:rPr>
+    </w:lvl>
+    <w:lvl w:ilvl="2" w:tplc="04090005" w:tentative="1">
+      <w:start w:val="1"/>
+      <w:numFmt w:val="bullet"/>
+      <w:lvlText w:val=""/>
+      <w:lvlJc w:val="left"/>
+      <w:pPr>
+        <w:ind w:left="2145" w:hanging="360"/>
+      </w:pPr>
+      <w:rPr>
+        <w:rFonts w:ascii="Wingdings" w:hAnsi="Wingdings" w:hint="default"/>
+      </w:rPr>
+    </w:lvl>
+    <w:lvl w:ilvl="3" w:tplc="04090001" w:tentative="1">
+      <w:start w:val="1"/>
+      <w:numFmt w:val="bullet"/>
+      <w:lvlText w:val=""/>
+      <w:lvlJc w:val="left"/>
+      <w:pPr>
+        <w:ind w:left="2865" w:hanging="360"/>
+      </w:pPr>
+      <w:rPr>
+        <w:rFonts w:ascii="Symbol" w:hAnsi="Symbol" w:hint="default"/>
+      </w:rPr>
+    </w:lvl>
+    <w:lvl w:ilvl="4" w:tplc="04090003" w:tentative="1">
+      <w:start w:val="1"/>
+      <w:numFmt w:val="bullet"/>
+      <w:lvlText w:val="o"/>
+      <w:lvlJc w:val="left"/>
+      <w:pPr>
+        <w:ind w:left="3585" w:hanging="360"/>
+      </w:pPr>
+      <w:rPr>
+        <w:rFonts w:ascii="Courier New" w:hAnsi="Courier New" w:cs="Courier New" w:hint="default"/>
+      </w:rPr>
+    </w:lvl>
+    <w:lvl w:ilvl="5" w:tplc="04090005" w:tentative="1">
+      <w:start w:val="1"/>
+      <w:numFmt w:val="bullet"/>
+      <w:lvlText w:val=""/>
+      <w:lvlJc w:val="left"/>
+      <w:pPr>
+        <w:ind w:left="4305" w:hanging="360"/>
+      </w:pPr>
+      <w:rPr>
+        <w:rFonts w:ascii="Wingdings" w:hAnsi="Wingdings" w:hint="default"/>
+      </w:rPr>
+    </w:lvl>
+    <w:lvl w:ilvl="6" w:tplc="04090001" w:tentative="1">
+      <w:start w:val="1"/>
+      <w:numFmt w:val="bullet"/>
+      <w:lvlText w:val=""/>
+      <w:lvlJc w:val="left"/>
+      <w:pPr>
+        <w:ind w:left="5025" w:hanging="360"/>
+      </w:pPr>
+      <w:rPr>
+        <w:rFonts w:ascii="Symbol" w:hAnsi="Symbol" w:hint="default"/>
+      </w:rPr>
+    </w:lvl>
+    <w:lvl w:ilvl="7" w:tplc="04090003" w:tentative="1">
+      <w:start w:val="1"/>
+      <w:numFmt w:val="bullet"/>
+      <w:lvlText w:val="o"/>
+      <w:lvlJc w:val="left"/>
+      <w:pPr>
+        <w:ind w:left="5745" w:hanging="360"/>
+      </w:pPr>
+      <w:rPr>
+        <w:rFonts w:ascii="Courier New" w:hAnsi="Courier New" w:cs="Courier New" w:hint="default"/>
+      </w:rPr>
+    </w:lvl>
+    <w:lvl w:ilvl="8" w:tplc="04090005" w:tentative="1">
+      <w:start w:val="1"/>
+      <w:numFmt w:val="bullet"/>
+      <w:lvlText w:val=""/>
+      <w:lvlJc w:val="left"/>
+      <w:pPr>
+        <w:ind w:left="6465" w:hanging="360"/>
+      </w:pPr>
+      <w:rPr>
+        <w:rFonts w:ascii="Wingdings" w:hAnsi="Wingdings" w:hint="default"/>
+      </w:rPr>
+    </w:lvl>
+  </w:abstractNum>
+  <w:abstractNum w:abstractNumId="12" w15:restartNumberingAfterBreak="0">
+    <w:nsid w:val="500E6590"/>
+    <w:multiLevelType w:val="hybridMultilevel"/>
+    <w:tmpl w:val="22A67F38"/>
+    <w:lvl w:ilvl="0" w:tplc="04090001">
+      <w:start w:val="1"/>
+      <w:numFmt w:val="bullet"/>
+      <w:lvlText w:val=""/>
+      <w:lvlJc w:val="left"/>
+      <w:pPr>
+        <w:ind w:left="1425" w:hanging="360"/>
+      </w:pPr>
+      <w:rPr>
+        <w:rFonts w:ascii="Symbol" w:hAnsi="Symbol" w:hint="default"/>
+      </w:rPr>
+    </w:lvl>
+    <w:lvl w:ilvl="1" w:tplc="04090003" w:tentative="1">
+      <w:start w:val="1"/>
+      <w:numFmt w:val="bullet"/>
+      <w:lvlText w:val="o"/>
+      <w:lvlJc w:val="left"/>
+      <w:pPr>
+        <w:ind w:left="2145" w:hanging="360"/>
+      </w:pPr>
+      <w:rPr>
+        <w:rFonts w:ascii="Courier New" w:hAnsi="Courier New" w:cs="Courier New" w:hint="default"/>
+      </w:rPr>
+    </w:lvl>
+    <w:lvl w:ilvl="2" w:tplc="04090005" w:tentative="1">
+      <w:start w:val="1"/>
+      <w:numFmt w:val="bullet"/>
+      <w:lvlText w:val=""/>
+      <w:lvlJc w:val="left"/>
+      <w:pPr>
+        <w:ind w:left="2865" w:hanging="360"/>
+      </w:pPr>
+      <w:rPr>
+        <w:rFonts w:ascii="Wingdings" w:hAnsi="Wingdings" w:hint="default"/>
+      </w:rPr>
+    </w:lvl>
+    <w:lvl w:ilvl="3" w:tplc="04090001" w:tentative="1">
+      <w:start w:val="1"/>
+      <w:numFmt w:val="bullet"/>
+      <w:lvlText w:val=""/>
+      <w:lvlJc w:val="left"/>
+      <w:pPr>
+        <w:ind w:left="3585" w:hanging="360"/>
+      </w:pPr>
+      <w:rPr>
+        <w:rFonts w:ascii="Symbol" w:hAnsi="Symbol" w:hint="default"/>
+      </w:rPr>
+    </w:lvl>
+    <w:lvl w:ilvl="4" w:tplc="04090003" w:tentative="1">
+      <w:start w:val="1"/>
+      <w:numFmt w:val="bullet"/>
+      <w:lvlText w:val="o"/>
+      <w:lvlJc w:val="left"/>
+      <w:pPr>
+        <w:ind w:left="4305" w:hanging="360"/>
+      </w:pPr>
+      <w:rPr>
+        <w:rFonts w:ascii="Courier New" w:hAnsi="Courier New" w:cs="Courier New" w:hint="default"/>
+      </w:rPr>
+    </w:lvl>
+    <w:lvl w:ilvl="5" w:tplc="04090005" w:tentative="1">
+      <w:start w:val="1"/>
+      <w:numFmt w:val="bullet"/>
+      <w:lvlText w:val=""/>
+      <w:lvlJc w:val="left"/>
+      <w:pPr>
+        <w:ind w:left="5025" w:hanging="360"/>
+      </w:pPr>
+      <w:rPr>
+        <w:rFonts w:ascii="Wingdings" w:hAnsi="Wingdings" w:hint="default"/>
+      </w:rPr>
+    </w:lvl>
+    <w:lvl w:ilvl="6" w:tplc="04090001" w:tentative="1">
+      <w:start w:val="1"/>
+      <w:numFmt w:val="bullet"/>
+      <w:lvlText w:val=""/>
+      <w:lvlJc w:val="left"/>
+      <w:pPr>
+        <w:ind w:left="5745" w:hanging="360"/>
+      </w:pPr>
+      <w:rPr>
+        <w:rFonts w:ascii="Symbol" w:hAnsi="Symbol" w:hint="default"/>
+      </w:rPr>
+    </w:lvl>
+    <w:lvl w:ilvl="7" w:tplc="04090003" w:tentative="1">
+      <w:start w:val="1"/>
+      <w:numFmt w:val="bullet"/>
+      <w:lvlText w:val="o"/>
+      <w:lvlJc w:val="left"/>
+      <w:pPr>
+        <w:ind w:left="6465" w:hanging="360"/>
+      </w:pPr>
+      <w:rPr>
+        <w:rFonts w:ascii="Courier New" w:hAnsi="Courier New" w:cs="Courier New" w:hint="default"/>
+      </w:rPr>
+    </w:lvl>
+    <w:lvl w:ilvl="8" w:tplc="04090005" w:tentative="1">
+      <w:start w:val="1"/>
+      <w:numFmt w:val="bullet"/>
+      <w:lvlText w:val=""/>
+      <w:lvlJc w:val="left"/>
+      <w:pPr>
+        <w:ind w:left="7185" w:hanging="360"/>
+      </w:pPr>
+      <w:rPr>
+        <w:rFonts w:ascii="Wingdings" w:hAnsi="Wingdings" w:hint="default"/>
+      </w:rPr>
+    </w:lvl>
+  </w:abstractNum>
+  <w:abstractNum w:abstractNumId="13" w15:restartNumberingAfterBreak="0">
     <w:nsid w:val="540E56E1"/>
     <w:multiLevelType w:val="hybridMultilevel"/>
     <w:tmpl w:val="332A1A5C"/>
@@ -5586,7 +6591,7 @@
       </w:rPr>
     </w:lvl>
   </w:abstractNum>
-  <w:abstractNum w:abstractNumId="8" w15:restartNumberingAfterBreak="0">
+  <w:abstractNum w:abstractNumId="14" w15:restartNumberingAfterBreak="0">
     <w:nsid w:val="544116B6"/>
     <w:multiLevelType w:val="hybridMultilevel"/>
     <w:tmpl w:val="20C22636"/>
@@ -5698,7 +6703,7 @@
       </w:rPr>
     </w:lvl>
   </w:abstractNum>
-  <w:abstractNum w:abstractNumId="9" w15:restartNumberingAfterBreak="0">
+  <w:abstractNum w:abstractNumId="15" w15:restartNumberingAfterBreak="0">
     <w:nsid w:val="5A955728"/>
     <w:multiLevelType w:val="hybridMultilevel"/>
     <w:tmpl w:val="A5AE841A"/>
@@ -5811,7 +6816,119 @@
       </w:rPr>
     </w:lvl>
   </w:abstractNum>
-  <w:abstractNum w:abstractNumId="10" w15:restartNumberingAfterBreak="0">
+  <w:abstractNum w:abstractNumId="16" w15:restartNumberingAfterBreak="0">
+    <w:nsid w:val="69826E45"/>
+    <w:multiLevelType w:val="hybridMultilevel"/>
+    <w:tmpl w:val="A36AC1FA"/>
+    <w:lvl w:ilvl="0" w:tplc="8A6005E6">
+      <w:numFmt w:val="bullet"/>
+      <w:lvlText w:val="-"/>
+      <w:lvlJc w:val="left"/>
+      <w:pPr>
+        <w:ind w:left="1065" w:hanging="360"/>
+      </w:pPr>
+      <w:rPr>
+        <w:rFonts w:ascii="Times New Roman" w:eastAsia="Times New Roman" w:hAnsi="Times New Roman" w:cs="Times New Roman" w:hint="default"/>
+      </w:rPr>
+    </w:lvl>
+    <w:lvl w:ilvl="1" w:tplc="04090003" w:tentative="1">
+      <w:start w:val="1"/>
+      <w:numFmt w:val="bullet"/>
+      <w:lvlText w:val="o"/>
+      <w:lvlJc w:val="left"/>
+      <w:pPr>
+        <w:ind w:left="1785" w:hanging="360"/>
+      </w:pPr>
+      <w:rPr>
+        <w:rFonts w:ascii="Courier New" w:hAnsi="Courier New" w:cs="Courier New" w:hint="default"/>
+      </w:rPr>
+    </w:lvl>
+    <w:lvl w:ilvl="2" w:tplc="04090005" w:tentative="1">
+      <w:start w:val="1"/>
+      <w:numFmt w:val="bullet"/>
+      <w:lvlText w:val=""/>
+      <w:lvlJc w:val="left"/>
+      <w:pPr>
+        <w:ind w:left="2505" w:hanging="360"/>
+      </w:pPr>
+      <w:rPr>
+        <w:rFonts w:ascii="Wingdings" w:hAnsi="Wingdings" w:hint="default"/>
+      </w:rPr>
+    </w:lvl>
+    <w:lvl w:ilvl="3" w:tplc="04090001" w:tentative="1">
+      <w:start w:val="1"/>
+      <w:numFmt w:val="bullet"/>
+      <w:lvlText w:val=""/>
+      <w:lvlJc w:val="left"/>
+      <w:pPr>
+        <w:ind w:left="3225" w:hanging="360"/>
+      </w:pPr>
+      <w:rPr>
+        <w:rFonts w:ascii="Symbol" w:hAnsi="Symbol" w:hint="default"/>
+      </w:rPr>
+    </w:lvl>
+    <w:lvl w:ilvl="4" w:tplc="04090003" w:tentative="1">
+      <w:start w:val="1"/>
+      <w:numFmt w:val="bullet"/>
+      <w:lvlText w:val="o"/>
+      <w:lvlJc w:val="left"/>
+      <w:pPr>
+        <w:ind w:left="3945" w:hanging="360"/>
+      </w:pPr>
+      <w:rPr>
+        <w:rFonts w:ascii="Courier New" w:hAnsi="Courier New" w:cs="Courier New" w:hint="default"/>
+      </w:rPr>
+    </w:lvl>
+    <w:lvl w:ilvl="5" w:tplc="04090005" w:tentative="1">
+      <w:start w:val="1"/>
+      <w:numFmt w:val="bullet"/>
+      <w:lvlText w:val=""/>
+      <w:lvlJc w:val="left"/>
+      <w:pPr>
+        <w:ind w:left="4665" w:hanging="360"/>
+      </w:pPr>
+      <w:rPr>
+        <w:rFonts w:ascii="Wingdings" w:hAnsi="Wingdings" w:hint="default"/>
+      </w:rPr>
+    </w:lvl>
+    <w:lvl w:ilvl="6" w:tplc="04090001" w:tentative="1">
+      <w:start w:val="1"/>
+      <w:numFmt w:val="bullet"/>
+      <w:lvlText w:val=""/>
+      <w:lvlJc w:val="left"/>
+      <w:pPr>
+        <w:ind w:left="5385" w:hanging="360"/>
+      </w:pPr>
+      <w:rPr>
+        <w:rFonts w:ascii="Symbol" w:hAnsi="Symbol" w:hint="default"/>
+      </w:rPr>
+    </w:lvl>
+    <w:lvl w:ilvl="7" w:tplc="04090003" w:tentative="1">
+      <w:start w:val="1"/>
+      <w:numFmt w:val="bullet"/>
+      <w:lvlText w:val="o"/>
+      <w:lvlJc w:val="left"/>
+      <w:pPr>
+        <w:ind w:left="6105" w:hanging="360"/>
+      </w:pPr>
+      <w:rPr>
+        <w:rFonts w:ascii="Courier New" w:hAnsi="Courier New" w:cs="Courier New" w:hint="default"/>
+      </w:rPr>
+    </w:lvl>
+    <w:lvl w:ilvl="8" w:tplc="04090005" w:tentative="1">
+      <w:start w:val="1"/>
+      <w:numFmt w:val="bullet"/>
+      <w:lvlText w:val=""/>
+      <w:lvlJc w:val="left"/>
+      <w:pPr>
+        <w:ind w:left="6825" w:hanging="360"/>
+      </w:pPr>
+      <w:rPr>
+        <w:rFonts w:ascii="Wingdings" w:hAnsi="Wingdings" w:hint="default"/>
+      </w:rPr>
+    </w:lvl>
+  </w:abstractNum>
+  <w:abstractNum w:abstractNumId="17" w15:restartNumberingAfterBreak="0">
     <w:nsid w:val="6F304BD5"/>
     <w:multiLevelType w:val="hybridMultilevel"/>
     <w:tmpl w:val="005663E0"/>
@@ -6023,7 +7140,7 @@
       </w:rPr>
     </w:lvl>
   </w:abstractNum>
-  <w:abstractNum w:abstractNumId="11" w15:restartNumberingAfterBreak="0">
+  <w:abstractNum w:abstractNumId="18" w15:restartNumberingAfterBreak="0">
     <w:nsid w:val="6FE164A7"/>
     <w:multiLevelType w:val="hybridMultilevel"/>
     <w:tmpl w:val="3BDCB8BE"/>
@@ -6235,7 +7352,7 @@
       </w:rPr>
     </w:lvl>
   </w:abstractNum>
-  <w:abstractNum w:abstractNumId="12" w15:restartNumberingAfterBreak="0">
+  <w:abstractNum w:abstractNumId="19" w15:restartNumberingAfterBreak="0">
     <w:nsid w:val="728767DE"/>
     <w:multiLevelType w:val="hybridMultilevel"/>
     <w:tmpl w:val="0CD22B86"/>
@@ -6447,7 +7564,7 @@
       </w:rPr>
     </w:lvl>
   </w:abstractNum>
-  <w:abstractNum w:abstractNumId="13" w15:restartNumberingAfterBreak="0">
+  <w:abstractNum w:abstractNumId="20" w15:restartNumberingAfterBreak="0">
     <w:nsid w:val="74B62EE0"/>
     <w:multiLevelType w:val="hybridMultilevel"/>
     <w:tmpl w:val="EAAC8976"/>
@@ -6659,7 +7776,7 @@
       </w:rPr>
     </w:lvl>
   </w:abstractNum>
-  <w:abstractNum w:abstractNumId="14" w15:restartNumberingAfterBreak="0">
+  <w:abstractNum w:abstractNumId="21" w15:restartNumberingAfterBreak="0">
     <w:nsid w:val="76B2579C"/>
     <w:multiLevelType w:val="hybridMultilevel"/>
     <w:tmpl w:val="62445056"/>
@@ -6872,49 +7989,70 @@
     </w:lvl>
   </w:abstractNum>
   <w:num w:numId="1" w16cid:durableId="621955773">
+    <w:abstractNumId w:val="13"/>
+  </w:num>
+  <w:num w:numId="2" w16cid:durableId="945187922">
+    <w:abstractNumId w:val="1"/>
+  </w:num>
+  <w:num w:numId="3" w16cid:durableId="1146512291">
+    <w:abstractNumId w:val="20"/>
+  </w:num>
+  <w:num w:numId="4" w16cid:durableId="1235898823">
+    <w:abstractNumId w:val="9"/>
+  </w:num>
+  <w:num w:numId="5" w16cid:durableId="1829324334">
+    <w:abstractNumId w:val="19"/>
+  </w:num>
+  <w:num w:numId="6" w16cid:durableId="195509472">
+    <w:abstractNumId w:val="17"/>
+  </w:num>
+  <w:num w:numId="7" w16cid:durableId="1138063423">
+    <w:abstractNumId w:val="21"/>
+  </w:num>
+  <w:num w:numId="8" w16cid:durableId="1965888698">
+    <w:abstractNumId w:val="18"/>
+  </w:num>
+  <w:num w:numId="9" w16cid:durableId="37122634">
+    <w:abstractNumId w:val="3"/>
+  </w:num>
+  <w:num w:numId="10" w16cid:durableId="924728508">
+    <w:abstractNumId w:val="4"/>
+  </w:num>
+  <w:num w:numId="11" w16cid:durableId="1022316324">
+    <w:abstractNumId w:val="8"/>
+  </w:num>
+  <w:num w:numId="12" w16cid:durableId="2050184504">
+    <w:abstractNumId w:val="5"/>
+  </w:num>
+  <w:num w:numId="13" w16cid:durableId="550386846">
+    <w:abstractNumId w:val="10"/>
+  </w:num>
+  <w:num w:numId="14" w16cid:durableId="1251044750">
+    <w:abstractNumId w:val="14"/>
+  </w:num>
+  <w:num w:numId="15" w16cid:durableId="1181814096">
+    <w:abstractNumId w:val="15"/>
+  </w:num>
+  <w:num w:numId="16" w16cid:durableId="478116237">
     <w:abstractNumId w:val="7"/>
   </w:num>
-  <w:num w:numId="2" w16cid:durableId="945187922">
+  <w:num w:numId="17" w16cid:durableId="2100829141">
+    <w:abstractNumId w:val="2"/>
+  </w:num>
+  <w:num w:numId="18" w16cid:durableId="1782869473">
+    <w:abstractNumId w:val="11"/>
+  </w:num>
+  <w:num w:numId="19" w16cid:durableId="229772125">
     <w:abstractNumId w:val="0"/>
   </w:num>
-  <w:num w:numId="3" w16cid:durableId="1146512291">
-    <w:abstractNumId w:val="13"/>
+  <w:num w:numId="20" w16cid:durableId="297103552">
+    <w:abstractNumId w:val="16"/>
   </w:num>
-  <w:num w:numId="4" w16cid:durableId="1235898823">
-    <w:abstractNumId w:val="5"/>
-  </w:num>
-  <w:num w:numId="5" w16cid:durableId="1829324334">
+  <w:num w:numId="21" w16cid:durableId="608586254">
     <w:abstractNumId w:val="12"/>
   </w:num>
-  <w:num w:numId="6" w16cid:durableId="195509472">
-    <w:abstractNumId w:val="10"/>
-  </w:num>
-  <w:num w:numId="7" w16cid:durableId="1138063423">
-    <w:abstractNumId w:val="14"/>
-  </w:num>
-  <w:num w:numId="8" w16cid:durableId="1965888698">
-    <w:abstractNumId w:val="11"/>
-  </w:num>
-  <w:num w:numId="9" w16cid:durableId="37122634">
-    <w:abstractNumId w:val="1"/>
-  </w:num>
-  <w:num w:numId="10" w16cid:durableId="924728508">
-    <w:abstractNumId w:val="2"/>
-  </w:num>
-  <w:num w:numId="11" w16cid:durableId="1022316324">
-    <w:abstractNumId w:val="4"/>
-  </w:num>
-  <w:num w:numId="12" w16cid:durableId="2050184504">
-    <w:abstractNumId w:val="3"/>
-  </w:num>
-  <w:num w:numId="13" w16cid:durableId="550386846">
+  <w:num w:numId="22" w16cid:durableId="1521505136">
     <w:abstractNumId w:val="6"/>
-  </w:num>
-  <w:num w:numId="14" w16cid:durableId="1251044750">
-    <w:abstractNumId w:val="8"/>
-  </w:num>
-  <w:num w:numId="15" w16cid:durableId="1181814096">
-    <w:abstractNumId w:val="9"/>
   </w:num>
 </w:numbering>
 </file>

--- a/Resume-MuhammadIzzatBinMohamadRizal.docx
+++ b/Resume-MuhammadIzzatBinMohamadRizal.docx
@@ -1486,179 +1486,431 @@
         <w:t xml:space="preserve">Technical Skills  </w:t>
       </w:r>
     </w:p>
-    <w:p>
-      <w:pPr>
-        <w:numPr>
-          <w:ilvl w:val="0"/>
-          <w:numId w:val="2"/>
-        </w:numPr>
-        <w:ind w:right="17" w:hanging="360"/>
-      </w:pPr>
-      <w:r>
-        <w:t xml:space="preserve">Flutter Dart  </w:t>
-      </w:r>
-    </w:p>
-    <w:p>
-      <w:pPr>
-        <w:numPr>
-          <w:ilvl w:val="0"/>
-          <w:numId w:val="2"/>
-        </w:numPr>
-        <w:ind w:right="17" w:hanging="360"/>
-      </w:pPr>
-      <w:r>
-        <w:t xml:space="preserve">SQL  </w:t>
-      </w:r>
-    </w:p>
-    <w:p>
-      <w:pPr>
-        <w:numPr>
-          <w:ilvl w:val="0"/>
-          <w:numId w:val="2"/>
-        </w:numPr>
-        <w:ind w:right="17" w:hanging="360"/>
-      </w:pPr>
-      <w:r>
-        <w:t xml:space="preserve">JSON  </w:t>
-      </w:r>
-    </w:p>
-    <w:p>
-      <w:pPr>
-        <w:numPr>
-          <w:ilvl w:val="0"/>
-          <w:numId w:val="2"/>
-        </w:numPr>
-        <w:ind w:right="17" w:hanging="360"/>
-      </w:pPr>
-      <w:r>
-        <w:t xml:space="preserve">Laravel  </w:t>
-      </w:r>
-    </w:p>
-    <w:p>
-      <w:pPr>
-        <w:numPr>
-          <w:ilvl w:val="0"/>
-          <w:numId w:val="2"/>
-        </w:numPr>
-        <w:ind w:right="17" w:hanging="360"/>
-      </w:pPr>
-      <w:r>
-        <w:t xml:space="preserve">Git </w:t>
-      </w:r>
-    </w:p>
-    <w:p>
-      <w:pPr>
-        <w:numPr>
-          <w:ilvl w:val="0"/>
-          <w:numId w:val="2"/>
-        </w:numPr>
-        <w:ind w:right="17" w:hanging="360"/>
-      </w:pPr>
-      <w:proofErr w:type="spellStart"/>
-      <w:r>
-        <w:t>Php</w:t>
-      </w:r>
-      <w:proofErr w:type="spellEnd"/>
-      <w:r>
-        <w:t xml:space="preserve"> </w:t>
-      </w:r>
-    </w:p>
-    <w:p>
-      <w:pPr>
-        <w:numPr>
-          <w:ilvl w:val="0"/>
-          <w:numId w:val="2"/>
-        </w:numPr>
-        <w:ind w:right="17" w:hanging="360"/>
-      </w:pPr>
-      <w:r>
-        <w:t xml:space="preserve">Figma </w:t>
-      </w:r>
-    </w:p>
-    <w:p>
-      <w:pPr>
-        <w:numPr>
-          <w:ilvl w:val="0"/>
-          <w:numId w:val="2"/>
-        </w:numPr>
+    <w:tbl>
+      <w:tblPr>
+        <w:tblStyle w:val="TableGrid"/>
+        <w:tblW w:w="0" w:type="auto"/>
+        <w:tblInd w:w="355" w:type="dxa"/>
+        <w:tblBorders>
+          <w:top w:val="none" w:sz="0" w:space="0" w:color="auto"/>
+          <w:left w:val="none" w:sz="0" w:space="0" w:color="auto"/>
+          <w:bottom w:val="none" w:sz="0" w:space="0" w:color="auto"/>
+          <w:right w:val="none" w:sz="0" w:space="0" w:color="auto"/>
+          <w:insideH w:val="none" w:sz="0" w:space="0" w:color="auto"/>
+          <w:insideV w:val="none" w:sz="0" w:space="0" w:color="auto"/>
+        </w:tblBorders>
+        <w:tblLook w:val="04A0" w:firstRow="1" w:lastRow="0" w:firstColumn="1" w:lastColumn="0" w:noHBand="0" w:noVBand="1"/>
+      </w:tblPr>
+      <w:tblGrid>
+        <w:gridCol w:w="3058"/>
+        <w:gridCol w:w="3079"/>
+        <w:gridCol w:w="2970"/>
+      </w:tblGrid>
+      <w:tr>
+        <w:tc>
+          <w:tcPr>
+            <w:tcW w:w="3150" w:type="dxa"/>
+          </w:tcPr>
+          <w:p>
+            <w:pPr>
+              <w:pStyle w:val="ListParagraph"/>
+              <w:numPr>
+                <w:ilvl w:val="0"/>
+                <w:numId w:val="29"/>
+              </w:numPr>
+            </w:pPr>
+            <w:r>
+              <w:t>Flutter Dart</w:t>
+            </w:r>
+          </w:p>
+        </w:tc>
+        <w:tc>
+          <w:tcPr>
+            <w:tcW w:w="3151" w:type="dxa"/>
+          </w:tcPr>
+          <w:p>
+            <w:pPr>
+              <w:pStyle w:val="ListParagraph"/>
+              <w:numPr>
+                <w:ilvl w:val="0"/>
+                <w:numId w:val="29"/>
+              </w:numPr>
+            </w:pPr>
+            <w:r>
+              <w:t>Vite</w:t>
+            </w:r>
+          </w:p>
+        </w:tc>
+        <w:tc>
+          <w:tcPr>
+            <w:tcW w:w="3151" w:type="dxa"/>
+          </w:tcPr>
+          <w:p>
+            <w:pPr>
+              <w:ind w:left="0" w:firstLine="0"/>
+            </w:pPr>
+          </w:p>
+        </w:tc>
+      </w:tr>
+      <w:tr>
+        <w:tc>
+          <w:tcPr>
+            <w:tcW w:w="3150" w:type="dxa"/>
+          </w:tcPr>
+          <w:p>
+            <w:pPr>
+              <w:pStyle w:val="ListParagraph"/>
+              <w:numPr>
+                <w:ilvl w:val="0"/>
+                <w:numId w:val="29"/>
+              </w:numPr>
+            </w:pPr>
+            <w:r>
+              <w:t>SQL</w:t>
+            </w:r>
+          </w:p>
+        </w:tc>
+        <w:tc>
+          <w:tcPr>
+            <w:tcW w:w="3151" w:type="dxa"/>
+          </w:tcPr>
+          <w:p>
+            <w:pPr>
+              <w:pStyle w:val="ListParagraph"/>
+              <w:numPr>
+                <w:ilvl w:val="0"/>
+                <w:numId w:val="29"/>
+              </w:numPr>
+            </w:pPr>
+            <w:r>
+              <w:t>Vue JS</w:t>
+            </w:r>
+          </w:p>
+        </w:tc>
+        <w:tc>
+          <w:tcPr>
+            <w:tcW w:w="3151" w:type="dxa"/>
+          </w:tcPr>
+          <w:p>
+            <w:pPr>
+              <w:ind w:left="0" w:firstLine="0"/>
+            </w:pPr>
+          </w:p>
+        </w:tc>
+      </w:tr>
+      <w:tr>
+        <w:tc>
+          <w:tcPr>
+            <w:tcW w:w="3150" w:type="dxa"/>
+          </w:tcPr>
+          <w:p>
+            <w:pPr>
+              <w:pStyle w:val="ListParagraph"/>
+              <w:numPr>
+                <w:ilvl w:val="0"/>
+                <w:numId w:val="29"/>
+              </w:numPr>
+            </w:pPr>
+            <w:r>
+              <w:t>JSON</w:t>
+            </w:r>
+          </w:p>
+        </w:tc>
+        <w:tc>
+          <w:tcPr>
+            <w:tcW w:w="3151" w:type="dxa"/>
+          </w:tcPr>
+          <w:p>
+            <w:pPr>
+              <w:pStyle w:val="ListParagraph"/>
+              <w:numPr>
+                <w:ilvl w:val="0"/>
+                <w:numId w:val="29"/>
+              </w:numPr>
+            </w:pPr>
+            <w:r>
+              <w:t>Spring Boot</w:t>
+            </w:r>
+          </w:p>
+        </w:tc>
+        <w:tc>
+          <w:tcPr>
+            <w:tcW w:w="3151" w:type="dxa"/>
+          </w:tcPr>
+          <w:p>
+            <w:pPr>
+              <w:ind w:left="0" w:firstLine="0"/>
+            </w:pPr>
+          </w:p>
+        </w:tc>
+      </w:tr>
+      <w:tr>
+        <w:tc>
+          <w:tcPr>
+            <w:tcW w:w="3150" w:type="dxa"/>
+          </w:tcPr>
+          <w:p>
+            <w:pPr>
+              <w:pStyle w:val="ListParagraph"/>
+              <w:numPr>
+                <w:ilvl w:val="0"/>
+                <w:numId w:val="29"/>
+              </w:numPr>
+            </w:pPr>
+            <w:r>
+              <w:t>Laravel</w:t>
+            </w:r>
+          </w:p>
+        </w:tc>
+        <w:tc>
+          <w:tcPr>
+            <w:tcW w:w="3151" w:type="dxa"/>
+          </w:tcPr>
+          <w:p>
+            <w:pPr>
+              <w:pStyle w:val="ListParagraph"/>
+              <w:numPr>
+                <w:ilvl w:val="0"/>
+                <w:numId w:val="29"/>
+              </w:numPr>
+            </w:pPr>
+            <w:r>
+              <w:t>Redis</w:t>
+            </w:r>
+          </w:p>
+        </w:tc>
+        <w:tc>
+          <w:tcPr>
+            <w:tcW w:w="3151" w:type="dxa"/>
+          </w:tcPr>
+          <w:p>
+            <w:pPr>
+              <w:ind w:left="0" w:firstLine="0"/>
+            </w:pPr>
+          </w:p>
+        </w:tc>
+      </w:tr>
+      <w:tr>
+        <w:tc>
+          <w:tcPr>
+            <w:tcW w:w="3150" w:type="dxa"/>
+          </w:tcPr>
+          <w:p>
+            <w:pPr>
+              <w:pStyle w:val="ListParagraph"/>
+              <w:numPr>
+                <w:ilvl w:val="0"/>
+                <w:numId w:val="29"/>
+              </w:numPr>
+            </w:pPr>
+            <w:r>
+              <w:t>Git</w:t>
+            </w:r>
+          </w:p>
+        </w:tc>
+        <w:tc>
+          <w:tcPr>
+            <w:tcW w:w="3151" w:type="dxa"/>
+          </w:tcPr>
+          <w:p>
+            <w:pPr>
+              <w:pStyle w:val="ListParagraph"/>
+              <w:numPr>
+                <w:ilvl w:val="0"/>
+                <w:numId w:val="29"/>
+              </w:numPr>
+            </w:pPr>
+            <w:r>
+              <w:t>TypeScript</w:t>
+            </w:r>
+          </w:p>
+        </w:tc>
+        <w:tc>
+          <w:tcPr>
+            <w:tcW w:w="3151" w:type="dxa"/>
+          </w:tcPr>
+          <w:p>
+            <w:pPr>
+              <w:ind w:left="0" w:firstLine="0"/>
+            </w:pPr>
+          </w:p>
+        </w:tc>
+      </w:tr>
+      <w:tr>
+        <w:tc>
+          <w:tcPr>
+            <w:tcW w:w="3150" w:type="dxa"/>
+          </w:tcPr>
+          <w:p>
+            <w:pPr>
+              <w:pStyle w:val="ListParagraph"/>
+              <w:numPr>
+                <w:ilvl w:val="0"/>
+                <w:numId w:val="29"/>
+              </w:numPr>
+            </w:pPr>
+            <w:proofErr w:type="spellStart"/>
+            <w:r>
+              <w:t>Php</w:t>
+            </w:r>
+            <w:proofErr w:type="spellEnd"/>
+          </w:p>
+        </w:tc>
+        <w:tc>
+          <w:tcPr>
+            <w:tcW w:w="3151" w:type="dxa"/>
+          </w:tcPr>
+          <w:p>
+            <w:pPr>
+              <w:pStyle w:val="ListParagraph"/>
+              <w:numPr>
+                <w:ilvl w:val="0"/>
+                <w:numId w:val="29"/>
+              </w:numPr>
+            </w:pPr>
+            <w:r>
+              <w:t>Docker</w:t>
+            </w:r>
+          </w:p>
+        </w:tc>
+        <w:tc>
+          <w:tcPr>
+            <w:tcW w:w="3151" w:type="dxa"/>
+          </w:tcPr>
+          <w:p>
+            <w:pPr>
+              <w:ind w:left="0" w:firstLine="0"/>
+            </w:pPr>
+          </w:p>
+        </w:tc>
+      </w:tr>
+      <w:tr>
+        <w:tc>
+          <w:tcPr>
+            <w:tcW w:w="3150" w:type="dxa"/>
+          </w:tcPr>
+          <w:p>
+            <w:pPr>
+              <w:pStyle w:val="ListParagraph"/>
+              <w:numPr>
+                <w:ilvl w:val="0"/>
+                <w:numId w:val="29"/>
+              </w:numPr>
+            </w:pPr>
+            <w:r>
+              <w:t>Figma</w:t>
+            </w:r>
+          </w:p>
+        </w:tc>
+        <w:tc>
+          <w:tcPr>
+            <w:tcW w:w="3151" w:type="dxa"/>
+          </w:tcPr>
+          <w:p>
+            <w:pPr>
+              <w:pStyle w:val="ListParagraph"/>
+              <w:numPr>
+                <w:ilvl w:val="0"/>
+                <w:numId w:val="29"/>
+              </w:numPr>
+            </w:pPr>
+            <w:r>
+              <w:t>Python</w:t>
+            </w:r>
+          </w:p>
+        </w:tc>
+        <w:tc>
+          <w:tcPr>
+            <w:tcW w:w="3151" w:type="dxa"/>
+          </w:tcPr>
+          <w:p>
+            <w:pPr>
+              <w:ind w:left="0" w:firstLine="0"/>
+            </w:pPr>
+          </w:p>
+        </w:tc>
+      </w:tr>
+      <w:tr>
+        <w:tc>
+          <w:tcPr>
+            <w:tcW w:w="3150" w:type="dxa"/>
+          </w:tcPr>
+          <w:p>
+            <w:pPr>
+              <w:pStyle w:val="ListParagraph"/>
+              <w:numPr>
+                <w:ilvl w:val="0"/>
+                <w:numId w:val="29"/>
+              </w:numPr>
+            </w:pPr>
+            <w:r>
+              <w:t>React JS</w:t>
+            </w:r>
+          </w:p>
+        </w:tc>
+        <w:tc>
+          <w:tcPr>
+            <w:tcW w:w="3151" w:type="dxa"/>
+          </w:tcPr>
+          <w:p>
+            <w:pPr>
+              <w:pStyle w:val="ListParagraph"/>
+              <w:numPr>
+                <w:ilvl w:val="0"/>
+                <w:numId w:val="29"/>
+              </w:numPr>
+            </w:pPr>
+            <w:proofErr w:type="spellStart"/>
+            <w:r>
+              <w:t>FastAPI</w:t>
+            </w:r>
+            <w:proofErr w:type="spellEnd"/>
+          </w:p>
+        </w:tc>
+        <w:tc>
+          <w:tcPr>
+            <w:tcW w:w="3151" w:type="dxa"/>
+          </w:tcPr>
+          <w:p>
+            <w:pPr>
+              <w:ind w:left="0" w:firstLine="0"/>
+            </w:pPr>
+          </w:p>
+        </w:tc>
+      </w:tr>
+    </w:tbl>
+    <w:p/>
+    <w:p>
+      <w:pPr>
+        <w:spacing w:after="160" w:line="278" w:lineRule="auto"/>
+        <w:ind w:left="0" w:firstLine="0"/>
+        <w:rPr>
+          <w:b/>
+          <w:bCs/>
+        </w:rPr>
+      </w:pPr>
+      <w:r>
+        <w:rPr>
+          <w:b/>
+          <w:bCs/>
+        </w:rPr>
+        <w:br w:type="page"/>
+      </w:r>
+    </w:p>
+    <w:p>
+      <w:pPr>
         <w:spacing w:after="10"/>
-        <w:ind w:right="17" w:hanging="360"/>
-      </w:pPr>
-      <w:r>
-        <w:t xml:space="preserve">Photoshop </w:t>
-      </w:r>
-    </w:p>
-    <w:p>
-      <w:pPr>
-        <w:numPr>
-          <w:ilvl w:val="0"/>
-          <w:numId w:val="2"/>
-        </w:numPr>
-        <w:spacing w:after="10"/>
-        <w:ind w:right="17" w:hanging="360"/>
-      </w:pPr>
-      <w:r>
-        <w:t xml:space="preserve">React </w:t>
-      </w:r>
-      <w:proofErr w:type="spellStart"/>
-      <w:r>
-        <w:t>js</w:t>
-      </w:r>
-      <w:proofErr w:type="spellEnd"/>
-    </w:p>
-    <w:p>
-      <w:pPr>
-        <w:numPr>
-          <w:ilvl w:val="0"/>
-          <w:numId w:val="2"/>
-        </w:numPr>
-        <w:spacing w:after="10"/>
-        <w:ind w:right="17" w:hanging="360"/>
-      </w:pPr>
-      <w:r>
-        <w:t>Vite</w:t>
-      </w:r>
-    </w:p>
-    <w:p>
-      <w:pPr>
-        <w:numPr>
-          <w:ilvl w:val="0"/>
-          <w:numId w:val="2"/>
-        </w:numPr>
-        <w:spacing w:after="10"/>
-        <w:ind w:right="17" w:hanging="360"/>
-      </w:pPr>
-      <w:r>
-        <w:t xml:space="preserve">Vue </w:t>
-      </w:r>
-      <w:proofErr w:type="spellStart"/>
-      <w:r>
-        <w:t>js</w:t>
-      </w:r>
-      <w:proofErr w:type="spellEnd"/>
-    </w:p>
-    <w:p>
-      <w:pPr>
-        <w:numPr>
-          <w:ilvl w:val="0"/>
-          <w:numId w:val="2"/>
-        </w:numPr>
-        <w:spacing w:after="10"/>
-        <w:ind w:right="17" w:hanging="360"/>
-      </w:pPr>
-      <w:r>
-        <w:t>Spring Boot</w:t>
-      </w:r>
-      <w:r>
-        <w:br w:type="page"/>
-      </w:r>
-    </w:p>
-    <w:p>
-      <w:pPr>
-        <w:pStyle w:val="Heading2"/>
-        <w:ind w:left="355"/>
-      </w:pPr>
-      <w:r>
+        <w:ind w:left="1065" w:right="17" w:firstLine="0"/>
+        <w:rPr>
+          <w:b/>
+          <w:bCs/>
+        </w:rPr>
+      </w:pPr>
+      <w:r>
+        <w:rPr>
+          <w:b/>
+          <w:bCs/>
+        </w:rPr>
         <w:lastRenderedPageBreak/>
         <w:t xml:space="preserve">Leadership Skills  </w:t>
       </w:r>
@@ -1961,7 +2213,7 @@
         <w:ind w:left="355"/>
       </w:pPr>
       <w:r>
-        <w:t xml:space="preserve">Human Resource Management System for </w:t>
+        <w:t xml:space="preserve">Stock Prediction System for </w:t>
       </w:r>
       <w:proofErr w:type="spellStart"/>
       <w:r>
@@ -1969,7 +2221,7 @@
       </w:r>
       <w:proofErr w:type="spellEnd"/>
       <w:r>
-        <w:t xml:space="preserve"> (HRMS)</w:t>
+        <w:t xml:space="preserve"> (SH AI ARTSET)</w:t>
       </w:r>
     </w:p>
     <w:p>
@@ -1981,18 +2233,7 @@
         </w:numPr>
       </w:pPr>
       <w:r>
-        <w:t xml:space="preserve">A web-based HR management system for </w:t>
-      </w:r>
-      <w:proofErr w:type="spellStart"/>
-      <w:r>
-        <w:t>Senheng</w:t>
-      </w:r>
-      <w:proofErr w:type="spellEnd"/>
-      <w:r>
-        <w:t xml:space="preserve"> </w:t>
-      </w:r>
-      <w:r>
-        <w:t>with some modules like Learning Management System</w:t>
+        <w:t>AI demand forecasting and auto-replenishment platform for retail electronics chain, predicting per-branch demand and recommending stock levels</w:t>
       </w:r>
     </w:p>
     <w:p>
@@ -2004,15 +2245,23 @@
         </w:numPr>
       </w:pPr>
       <w:r>
-        <w:t xml:space="preserve">Consolidated three inconsistent </w:t>
+        <w:t xml:space="preserve">Built the Python pipeline (data extraction, weather-enriched forecasting, replenishment optimization) that running every night </w:t>
       </w:r>
       <w:proofErr w:type="spellStart"/>
       <w:r>
-        <w:t>axios</w:t>
+        <w:t>vio</w:t>
       </w:r>
       <w:proofErr w:type="spellEnd"/>
       <w:r>
-        <w:t xml:space="preserve"> setup into one client with silent token refresh 401.</w:t>
+        <w:t xml:space="preserve"> </w:t>
+      </w:r>
+      <w:proofErr w:type="spellStart"/>
+      <w:r>
+        <w:t>cron</w:t>
+      </w:r>
+      <w:proofErr w:type="spellEnd"/>
+      <w:r>
+        <w:t xml:space="preserve"> job from the server</w:t>
       </w:r>
     </w:p>
     <w:p>
@@ -2024,7 +2273,7 @@
         </w:numPr>
       </w:pPr>
       <w:r>
-        <w:t>Built reusable UI components</w:t>
+        <w:t>Migrated the old cold structure to a new clean-architecture.</w:t>
       </w:r>
     </w:p>
     <w:p>
@@ -2036,7 +2285,7 @@
         </w:numPr>
       </w:pPr>
       <w:r>
-        <w:t>Installable as a PWA with Java Spring Boot behind it as the backend</w:t>
+        <w:t>Containerised with Docker to deploy it in a Linux server</w:t>
       </w:r>
     </w:p>
     <w:p>
@@ -2048,7 +2297,7 @@
         </w:numPr>
       </w:pPr>
       <w:r>
-        <w:t>Use Vue 3 and Vite as the frontend</w:t>
+        <w:t>Implemented a rule-based demand forecast that blends short-term and long-term sales trends, computed live from sales and transfer data</w:t>
       </w:r>
     </w:p>
     <w:p>
@@ -2060,15 +2309,95 @@
         </w:numPr>
       </w:pPr>
       <w:r>
-        <w:t xml:space="preserve">Deployed to a Linux server with CI/CD pipeline and enabled the automated update with </w:t>
+        <w:t xml:space="preserve">Python, </w:t>
       </w:r>
       <w:proofErr w:type="spellStart"/>
       <w:r>
-        <w:t>github</w:t>
+        <w:t>FastAPI</w:t>
       </w:r>
       <w:proofErr w:type="spellEnd"/>
       <w:r>
-        <w:t xml:space="preserve"> action</w:t>
+        <w:t>, React, TypeScript, MySQL, Redis, Docker</w:t>
+      </w:r>
+    </w:p>
+    <w:p>
+      <w:pPr>
+        <w:pStyle w:val="ListParagraph"/>
+        <w:ind w:left="1065" w:firstLine="0"/>
+      </w:pPr>
+      <w:r>
+        <w:drawing>
+          <wp:inline distT="0" distB="0" distL="0" distR="0" wp14:anchorId="0BC8B153" wp14:editId="45C565D0">
+            <wp:extent cx="5332095" cy="2891790"/>
+            <wp:effectExtent l="0" t="0" r="1905" b="3810"/>
+            <wp:docPr id="1667052439" name="Picture 1"/>
+            <wp:cNvGraphicFramePr>
+              <a:graphicFrameLocks xmlns:a="http://schemas.openxmlformats.org/drawingml/2006/main" noChangeAspect="1"/>
+            </wp:cNvGraphicFramePr>
+            <a:graphic xmlns:a="http://schemas.openxmlformats.org/drawingml/2006/main">
+              <a:graphicData uri="http://schemas.openxmlformats.org/drawingml/2006/picture">
+                <pic:pic xmlns:pic="http://schemas.openxmlformats.org/drawingml/2006/picture">
+                  <pic:nvPicPr>
+                    <pic:cNvPr id="1667052439" name=""/>
+                    <pic:cNvPicPr/>
+                  </pic:nvPicPr>
+                  <pic:blipFill>
+                    <a:blip r:embed="rId9"/>
+                    <a:stretch>
+                      <a:fillRect/>
+                    </a:stretch>
+                  </pic:blipFill>
+                  <pic:spPr>
+                    <a:xfrm>
+                      <a:off x="0" y="0"/>
+                      <a:ext cx="5332095" cy="2891790"/>
+                    </a:xfrm>
+                    <a:prstGeom prst="rect">
+                      <a:avLst/>
+                    </a:prstGeom>
+                  </pic:spPr>
+                </pic:pic>
+              </a:graphicData>
+            </a:graphic>
+          </wp:inline>
+        </w:drawing>
+      </w:r>
+    </w:p>
+    <w:p/>
+    <w:p>
+      <w:pPr>
+        <w:pStyle w:val="Heading2"/>
+        <w:ind w:left="355"/>
+      </w:pPr>
+    </w:p>
+    <w:p>
+      <w:pPr>
+        <w:spacing w:after="160" w:line="278" w:lineRule="auto"/>
+        <w:ind w:left="0" w:firstLine="0"/>
+        <w:rPr>
+          <w:b/>
+        </w:rPr>
+      </w:pPr>
+      <w:r>
+        <w:br w:type="page"/>
+      </w:r>
+    </w:p>
+    <w:p>
+      <w:pPr>
+        <w:pStyle w:val="Heading2"/>
+        <w:ind w:left="355"/>
+      </w:pPr>
+      <w:r>
+        <w:lastRenderedPageBreak/>
+        <w:t xml:space="preserve">Human Resource Management System for </w:t>
+      </w:r>
+      <w:proofErr w:type="spellStart"/>
+      <w:r>
+        <w:t>Senheng</w:t>
+      </w:r>
+      <w:proofErr w:type="spellEnd"/>
+      <w:r>
+        <w:t xml:space="preserve"> (HRMS)</w:t>
       </w:r>
     </w:p>
     <w:p>
@@ -2080,6 +2409,105 @@
         </w:numPr>
       </w:pPr>
       <w:r>
+        <w:t xml:space="preserve">A web-based HR management system for </w:t>
+      </w:r>
+      <w:proofErr w:type="spellStart"/>
+      <w:r>
+        <w:t>Senheng</w:t>
+      </w:r>
+      <w:proofErr w:type="spellEnd"/>
+      <w:r>
+        <w:t xml:space="preserve"> </w:t>
+      </w:r>
+      <w:r>
+        <w:t>with some modules like Learning Management System</w:t>
+      </w:r>
+    </w:p>
+    <w:p>
+      <w:pPr>
+        <w:pStyle w:val="ListParagraph"/>
+        <w:numPr>
+          <w:ilvl w:val="0"/>
+          <w:numId w:val="22"/>
+        </w:numPr>
+      </w:pPr>
+      <w:r>
+        <w:t xml:space="preserve">Consolidated three inconsistent </w:t>
+      </w:r>
+      <w:proofErr w:type="spellStart"/>
+      <w:r>
+        <w:t>axios</w:t>
+      </w:r>
+      <w:proofErr w:type="spellEnd"/>
+      <w:r>
+        <w:t xml:space="preserve"> setup into one client with silent token refresh 401.</w:t>
+      </w:r>
+    </w:p>
+    <w:p>
+      <w:pPr>
+        <w:pStyle w:val="ListParagraph"/>
+        <w:numPr>
+          <w:ilvl w:val="0"/>
+          <w:numId w:val="22"/>
+        </w:numPr>
+      </w:pPr>
+      <w:r>
+        <w:t>Built reusable UI components</w:t>
+      </w:r>
+    </w:p>
+    <w:p>
+      <w:pPr>
+        <w:pStyle w:val="ListParagraph"/>
+        <w:numPr>
+          <w:ilvl w:val="0"/>
+          <w:numId w:val="22"/>
+        </w:numPr>
+      </w:pPr>
+      <w:r>
+        <w:t>Installable as a PWA with Java Spring Boot behind it as the backend</w:t>
+      </w:r>
+    </w:p>
+    <w:p>
+      <w:pPr>
+        <w:pStyle w:val="ListParagraph"/>
+        <w:numPr>
+          <w:ilvl w:val="0"/>
+          <w:numId w:val="22"/>
+        </w:numPr>
+      </w:pPr>
+      <w:r>
+        <w:t>Use Vue 3 and Vite as the frontend</w:t>
+      </w:r>
+    </w:p>
+    <w:p>
+      <w:pPr>
+        <w:pStyle w:val="ListParagraph"/>
+        <w:numPr>
+          <w:ilvl w:val="0"/>
+          <w:numId w:val="22"/>
+        </w:numPr>
+      </w:pPr>
+      <w:r>
+        <w:t xml:space="preserve">Deployed to a Linux server with CI/CD pipeline and enabled the automated update with </w:t>
+      </w:r>
+      <w:proofErr w:type="spellStart"/>
+      <w:r>
+        <w:t>github</w:t>
+      </w:r>
+      <w:proofErr w:type="spellEnd"/>
+      <w:r>
+        <w:t xml:space="preserve"> action</w:t>
+      </w:r>
+    </w:p>
+    <w:p>
+      <w:pPr>
+        <w:pStyle w:val="ListParagraph"/>
+        <w:numPr>
+          <w:ilvl w:val="0"/>
+          <w:numId w:val="22"/>
+        </w:numPr>
+      </w:pPr>
+      <w:r>
         <w:t>Implement service-worker caching issues that left users on stale builds</w:t>
       </w:r>
     </w:p>
@@ -2089,9 +2517,12 @@
         <w:ind w:left="1065" w:firstLine="0"/>
       </w:pPr>
       <w:r>
+        <w:rPr>
+          <w:noProof/>
+        </w:rPr>
         <w:drawing>
-          <wp:inline distT="0" distB="0" distL="0" distR="0" wp14:anchorId="11D7F11B" wp14:editId="16DA3F53">
-            <wp:extent cx="6008370" cy="2794635"/>
+          <wp:inline distT="0" distB="0" distL="0" distR="0" wp14:anchorId="11D7F11B" wp14:editId="0F7E9918">
+            <wp:extent cx="5524500" cy="2794635"/>
             <wp:effectExtent l="0" t="0" r="0" b="0"/>
             <wp:docPr id="173809110" name="Picture 1"/>
             <wp:cNvGraphicFramePr>
@@ -2105,7 +2536,7 @@
                     <pic:cNvPicPr/>
                   </pic:nvPicPr>
                   <pic:blipFill>
-                    <a:blip r:embed="rId9"/>
+                    <a:blip r:embed="rId10"/>
                     <a:stretch>
                       <a:fillRect/>
                     </a:stretch>
@@ -2113,7 +2544,7 @@
                   <pic:spPr>
                     <a:xfrm>
                       <a:off x="0" y="0"/>
-                      <a:ext cx="6008370" cy="2794635"/>
+                      <a:ext cx="5524500" cy="2794635"/>
                     </a:xfrm>
                     <a:prstGeom prst="rect">
                       <a:avLst/>
@@ -2235,9 +2666,12 @@
         <w:ind w:left="1065" w:firstLine="0"/>
       </w:pPr>
       <w:r>
+        <w:rPr>
+          <w:noProof/>
+        </w:rPr>
         <w:drawing>
-          <wp:inline distT="0" distB="0" distL="0" distR="0" wp14:anchorId="2FF3F01E" wp14:editId="0A61702E">
-            <wp:extent cx="6008370" cy="2809875"/>
+          <wp:inline distT="0" distB="0" distL="0" distR="0" wp14:anchorId="2FF3F01E" wp14:editId="22755A2C">
+            <wp:extent cx="5549900" cy="2809875"/>
             <wp:effectExtent l="0" t="0" r="0" b="0"/>
             <wp:docPr id="333417447" name="Picture 1"/>
             <wp:cNvGraphicFramePr>
@@ -2251,7 +2685,7 @@
                     <pic:cNvPicPr/>
                   </pic:nvPicPr>
                   <pic:blipFill>
-                    <a:blip r:embed="rId10"/>
+                    <a:blip r:embed="rId11"/>
                     <a:stretch>
                       <a:fillRect/>
                     </a:stretch>
@@ -2259,7 +2693,7 @@
                   <pic:spPr>
                     <a:xfrm>
                       <a:off x="0" y="0"/>
-                      <a:ext cx="6008370" cy="2809875"/>
+                      <a:ext cx="5549900" cy="2809875"/>
                     </a:xfrm>
                     <a:prstGeom prst="rect">
                       <a:avLst/>
@@ -2422,7 +2856,7 @@
           <w:noProof/>
         </w:rPr>
         <w:drawing>
-          <wp:inline distT="0" distB="0" distL="0" distR="0" wp14:anchorId="27AAC571" wp14:editId="22847093">
+          <wp:inline distT="0" distB="0" distL="0" distR="0" wp14:anchorId="27AAC571" wp14:editId="208A7EA0">
             <wp:extent cx="5234940" cy="3037947"/>
             <wp:effectExtent l="0" t="0" r="3810" b="0"/>
             <wp:docPr id="1700252108" name="Picture 11" descr="A screenshot of a menu&#10;&#10;AI-generated content may be incorrect."/>
@@ -2439,7 +2873,7 @@
                     </pic:cNvPicPr>
                   </pic:nvPicPr>
                   <pic:blipFill>
-                    <a:blip r:embed="rId11" cstate="print">
+                    <a:blip r:embed="rId12" cstate="print">
                       <a:extLst>
                         <a:ext uri="{28A0092B-C50C-407E-A947-70E740481C1C}">
                           <a14:useLocalDpi xmlns:a14="http://schemas.microsoft.com/office/drawing/2010/main" val="0"/>
@@ -2641,7 +3075,7 @@
                     </pic:cNvPicPr>
                   </pic:nvPicPr>
                   <pic:blipFill>
-                    <a:blip r:embed="rId12">
+                    <a:blip r:embed="rId13">
                       <a:extLst>
                         <a:ext uri="{28A0092B-C50C-407E-A947-70E740481C1C}">
                           <a14:useLocalDpi xmlns:a14="http://schemas.microsoft.com/office/drawing/2010/main" val="0"/>
@@ -2871,7 +3305,7 @@
                     </pic:cNvPicPr>
                   </pic:nvPicPr>
                   <pic:blipFill>
-                    <a:blip r:embed="rId13" cstate="print">
+                    <a:blip r:embed="rId14" cstate="print">
                       <a:extLst>
                         <a:ext uri="{28A0092B-C50C-407E-A947-70E740481C1C}">
                           <a14:useLocalDpi xmlns:a14="http://schemas.microsoft.com/office/drawing/2010/main" val="0"/>
@@ -3060,7 +3494,7 @@
                     <pic:cNvPicPr/>
                   </pic:nvPicPr>
                   <pic:blipFill>
-                    <a:blip r:embed="rId14"/>
+                    <a:blip r:embed="rId15"/>
                     <a:stretch>
                       <a:fillRect/>
                     </a:stretch>
@@ -3189,7 +3623,7 @@
         <w:spacing w:after="12"/>
         <w:ind w:right="17" w:hanging="360"/>
       </w:pPr>
-      <w:hyperlink r:id="rId15" w:history="1">
+      <w:hyperlink r:id="rId16" w:history="1">
         <w:r>
           <w:rPr>
             <w:rStyle w:val="Hyperlink"/>
@@ -3223,7 +3657,7 @@
                     <pic:cNvPicPr/>
                   </pic:nvPicPr>
                   <pic:blipFill>
-                    <a:blip r:embed="rId16"/>
+                    <a:blip r:embed="rId17"/>
                     <a:stretch>
                       <a:fillRect/>
                     </a:stretch>
@@ -3657,7 +4091,7 @@
           <w:numId w:val="14"/>
         </w:numPr>
       </w:pPr>
-      <w:hyperlink r:id="rId17" w:history="1">
+      <w:hyperlink r:id="rId18" w:history="1">
         <w:r>
           <w:rPr>
             <w:rStyle w:val="Hyperlink"/>
@@ -3691,7 +4125,7 @@
                     <pic:cNvPicPr/>
                   </pic:nvPicPr>
                   <pic:blipFill>
-                    <a:blip r:embed="rId18"/>
+                    <a:blip r:embed="rId19"/>
                     <a:stretch>
                       <a:fillRect/>
                     </a:stretch>
@@ -3902,7 +4336,7 @@
                     <pic:cNvPicPr/>
                   </pic:nvPicPr>
                   <pic:blipFill>
-                    <a:blip r:embed="rId19"/>
+                    <a:blip r:embed="rId20"/>
                     <a:stretch>
                       <a:fillRect/>
                     </a:stretch>
@@ -4237,12 +4671,12 @@
       </w:r>
     </w:p>
     <w:sectPr>
-      <w:headerReference w:type="even" r:id="rId20"/>
-      <w:headerReference w:type="default" r:id="rId21"/>
-      <w:footerReference w:type="even" r:id="rId22"/>
-      <w:footerReference w:type="default" r:id="rId23"/>
-      <w:headerReference w:type="first" r:id="rId24"/>
-      <w:footerReference w:type="first" r:id="rId25"/>
+      <w:headerReference w:type="even" r:id="rId21"/>
+      <w:headerReference w:type="default" r:id="rId22"/>
+      <w:footerReference w:type="even" r:id="rId23"/>
+      <w:footerReference w:type="default" r:id="rId24"/>
+      <w:headerReference w:type="first" r:id="rId25"/>
+      <w:footerReference w:type="first" r:id="rId26"/>
       <w:pgSz w:w="12240" w:h="15840"/>
       <w:pgMar w:top="1447" w:right="1352" w:bottom="1734" w:left="1426" w:header="720" w:footer="742" w:gutter="0"/>
       <w:cols w:space="720"/>
@@ -4421,6 +4855,118 @@
 <file path=word/numbering.xml><?xml version="1.0" encoding="utf-8"?>
 <w:numbering xmlns:wpc="http://schemas.microsoft.com/office/word/2010/wordprocessingCanvas" xmlns:cx="http://schemas.microsoft.com/office/drawing/2014/chartex" xmlns:cx1="http://schemas.microsoft.com/office/drawing/2015/9/8/chartex" xmlns:cx2="http://schemas.microsoft.com/office/drawing/2015/10/21/chartex" xmlns:cx3="http://schemas.microsoft.com/office/drawing/2016/5/9/chartex" xmlns:cx4="http://schemas.microsoft.com/office/drawing/2016/5/10/chartex" xmlns:cx5="http://schemas.microsoft.com/office/drawing/2016/5/11/chartex" xmlns:cx6="http://schemas.microsoft.com/office/drawing/2016/5/12/chartex" xmlns:cx7="http://schemas.microsoft.com/office/drawing/2016/5/13/chartex" xmlns:cx8="http://schemas.microsoft.com/office/drawing/2016/5/14/chartex" xmlns:mc="http://schemas.openxmlformats.org/markup-compatibility/2006" xmlns:m="http://schemas.openxmlformats.org/officeDocument/2006/math" xmlns:aink="http://schemas.microsoft.com/office/drawing/2016/ink" xmlns:am3d="http://schemas.microsoft.com/office/drawing/2017/model3d" xmlns:oel="http://schemas.microsoft.com/office/2019/extlst" xmlns:r="http://schemas.openxmlformats.org/officeDocument/2006/relationships" xmlns:wp14="http://schemas.microsoft.com/office/word/2010/wordprocessingDrawing" xmlns:wp="http://schemas.openxmlformats.org/drawingml/2006/wordprocessingDrawing" xmlns:wpg="http://schemas.microsoft.com/office/word/2010/wordprocessingGroup" xmlns:wpi="http://schemas.microsoft.com/office/word/2010/wordprocessingInk" xmlns:wps="http://schemas.microsoft.com/office/word/2010/wordprocessingShape" xmlns:o="urn:schemas-microsoft-com:office:office" xmlns:v="urn:schemas-microsoft-com:vml" xmlns:w10="urn:schemas-microsoft-com:office:word" xmlns:w="http://schemas.openxmlformats.org/wordprocessingml/2006/main" xmlns:w14="http://schemas.microsoft.com/office/word/2010/wordml" xmlns:w15="http://schemas.microsoft.com/office/word/2012/wordml" xmlns:w16cex="http://schemas.microsoft.com/office/word/2018/wordml/cex" xmlns:w16cid="http://schemas.microsoft.com/office/word/2016/wordml/cid" xmlns:w16="http://schemas.microsoft.com/office/word/2018/wordml" xmlns:w16sdtdh="http://schemas.microsoft.com/office/word/2020/wordml/sdtdatahash" xmlns:w16sdtfl="http://schemas.microsoft.com/office/word/2024/wordml/sdtformatlock" xmlns:w16se="http://schemas.microsoft.com/office/word/2015/wordml/symex" xmlns:w16du="http://schemas.microsoft.com/office/word/2023/wordml/word16du" xmlns:wne="http://schemas.microsoft.com/office/word/2006/wordml" mc:Ignorable="w14 w15 w16se w16cid w16 w16cex w16sdtdh w16sdtfl w16du wp14">
   <w:abstractNum w:abstractNumId="0" w15:restartNumberingAfterBreak="0">
+    <w:nsid w:val="0221668B"/>
+    <w:multiLevelType w:val="hybridMultilevel"/>
+    <w:tmpl w:val="C9044712"/>
+    <w:lvl w:ilvl="0" w:tplc="4224B2EE">
+      <w:numFmt w:val="bullet"/>
+      <w:lvlText w:val="-"/>
+      <w:lvlJc w:val="left"/>
+      <w:pPr>
+        <w:ind w:left="720" w:hanging="360"/>
+      </w:pPr>
+      <w:rPr>
+        <w:rFonts w:ascii="Times New Roman" w:eastAsia="Times New Roman" w:hAnsi="Times New Roman" w:cs="Times New Roman" w:hint="default"/>
+      </w:rPr>
+    </w:lvl>
+    <w:lvl w:ilvl="1" w:tplc="04090003" w:tentative="1">
+      <w:start w:val="1"/>
+      <w:numFmt w:val="bullet"/>
+      <w:lvlText w:val="o"/>
+      <w:lvlJc w:val="left"/>
+      <w:pPr>
+        <w:ind w:left="1440" w:hanging="360"/>
+      </w:pPr>
+      <w:rPr>
+        <w:rFonts w:ascii="Courier New" w:hAnsi="Courier New" w:cs="Courier New" w:hint="default"/>
+      </w:rPr>
+    </w:lvl>
+    <w:lvl w:ilvl="2" w:tplc="04090005" w:tentative="1">
+      <w:start w:val="1"/>
+      <w:numFmt w:val="bullet"/>
+      <w:lvlText w:val=""/>
+      <w:lvlJc w:val="left"/>
+      <w:pPr>
+        <w:ind w:left="2160" w:hanging="360"/>
+      </w:pPr>
+      <w:rPr>
+        <w:rFonts w:ascii="Wingdings" w:hAnsi="Wingdings" w:hint="default"/>
+      </w:rPr>
+    </w:lvl>
+    <w:lvl w:ilvl="3" w:tplc="04090001" w:tentative="1">
+      <w:start w:val="1"/>
+      <w:numFmt w:val="bullet"/>
+      <w:lvlText w:val=""/>
+      <w:lvlJc w:val="left"/>
+      <w:pPr>
+        <w:ind w:left="2880" w:hanging="360"/>
+      </w:pPr>
+      <w:rPr>
+        <w:rFonts w:ascii="Symbol" w:hAnsi="Symbol" w:hint="default"/>
+      </w:rPr>
+    </w:lvl>
+    <w:lvl w:ilvl="4" w:tplc="04090003" w:tentative="1">
+      <w:start w:val="1"/>
+      <w:numFmt w:val="bullet"/>
+      <w:lvlText w:val="o"/>
+      <w:lvlJc w:val="left"/>
+      <w:pPr>
+        <w:ind w:left="3600" w:hanging="360"/>
+      </w:pPr>
+      <w:rPr>
+        <w:rFonts w:ascii="Courier New" w:hAnsi="Courier New" w:cs="Courier New" w:hint="default"/>
+      </w:rPr>
+    </w:lvl>
+    <w:lvl w:ilvl="5" w:tplc="04090005" w:tentative="1">
+      <w:start w:val="1"/>
+      <w:numFmt w:val="bullet"/>
+      <w:lvlText w:val=""/>
+      <w:lvlJc w:val="left"/>
+      <w:pPr>
+        <w:ind w:left="4320" w:hanging="360"/>
+      </w:pPr>
+      <w:rPr>
+        <w:rFonts w:ascii="Wingdings" w:hAnsi="Wingdings" w:hint="default"/>
+      </w:rPr>
+    </w:lvl>
+    <w:lvl w:ilvl="6" w:tplc="04090001" w:tentative="1">
+      <w:start w:val="1"/>
+      <w:numFmt w:val="bullet"/>
+      <w:lvlText w:val=""/>
+      <w:lvlJc w:val="left"/>
+      <w:pPr>
+        <w:ind w:left="5040" w:hanging="360"/>
+      </w:pPr>
+      <w:rPr>
+        <w:rFonts w:ascii="Symbol" w:hAnsi="Symbol" w:hint="default"/>
+      </w:rPr>
+    </w:lvl>
+    <w:lvl w:ilvl="7" w:tplc="04090003" w:tentative="1">
+      <w:start w:val="1"/>
+      <w:numFmt w:val="bullet"/>
+      <w:lvlText w:val="o"/>
+      <w:lvlJc w:val="left"/>
+      <w:pPr>
+        <w:ind w:left="5760" w:hanging="360"/>
+      </w:pPr>
+      <w:rPr>
+        <w:rFonts w:ascii="Courier New" w:hAnsi="Courier New" w:cs="Courier New" w:hint="default"/>
+      </w:rPr>
+    </w:lvl>
+    <w:lvl w:ilvl="8" w:tplc="04090005" w:tentative="1">
+      <w:start w:val="1"/>
+      <w:numFmt w:val="bullet"/>
+      <w:lvlText w:val=""/>
+      <w:lvlJc w:val="left"/>
+      <w:pPr>
+        <w:ind w:left="6480" w:hanging="360"/>
+      </w:pPr>
+      <w:rPr>
+        <w:rFonts w:ascii="Wingdings" w:hAnsi="Wingdings" w:hint="default"/>
+      </w:rPr>
+    </w:lvl>
+  </w:abstractNum>
+  <w:abstractNum w:abstractNumId="1" w15:restartNumberingAfterBreak="0">
     <w:nsid w:val="041266BC"/>
     <w:multiLevelType w:val="hybridMultilevel"/>
     <w:tmpl w:val="7A7E9B3C"/>
@@ -4532,7 +5078,7 @@
       </w:rPr>
     </w:lvl>
   </w:abstractNum>
-  <w:abstractNum w:abstractNumId="1" w15:restartNumberingAfterBreak="0">
+  <w:abstractNum w:abstractNumId="2" w15:restartNumberingAfterBreak="0">
     <w:nsid w:val="048B69B3"/>
     <w:multiLevelType w:val="hybridMultilevel"/>
     <w:tmpl w:val="677468FC"/>
@@ -4744,7 +5290,119 @@
       </w:rPr>
     </w:lvl>
   </w:abstractNum>
-  <w:abstractNum w:abstractNumId="2" w15:restartNumberingAfterBreak="0">
+  <w:abstractNum w:abstractNumId="3" w15:restartNumberingAfterBreak="0">
+    <w:nsid w:val="06077795"/>
+    <w:multiLevelType w:val="hybridMultilevel"/>
+    <w:tmpl w:val="4A1A2686"/>
+    <w:lvl w:ilvl="0" w:tplc="4214599C">
+      <w:numFmt w:val="bullet"/>
+      <w:lvlText w:val="-"/>
+      <w:lvlJc w:val="left"/>
+      <w:pPr>
+        <w:ind w:left="720" w:hanging="360"/>
+      </w:pPr>
+      <w:rPr>
+        <w:rFonts w:ascii="Times New Roman" w:eastAsia="Times New Roman" w:hAnsi="Times New Roman" w:cs="Times New Roman" w:hint="default"/>
+      </w:rPr>
+    </w:lvl>
+    <w:lvl w:ilvl="1" w:tplc="04090003" w:tentative="1">
+      <w:start w:val="1"/>
+      <w:numFmt w:val="bullet"/>
+      <w:lvlText w:val="o"/>
+      <w:lvlJc w:val="left"/>
+      <w:pPr>
+        <w:ind w:left="1440" w:hanging="360"/>
+      </w:pPr>
+      <w:rPr>
+        <w:rFonts w:ascii="Courier New" w:hAnsi="Courier New" w:cs="Courier New" w:hint="default"/>
+      </w:rPr>
+    </w:lvl>
+    <w:lvl w:ilvl="2" w:tplc="04090005" w:tentative="1">
+      <w:start w:val="1"/>
+      <w:numFmt w:val="bullet"/>
+      <w:lvlText w:val=""/>
+      <w:lvlJc w:val="left"/>
+      <w:pPr>
+        <w:ind w:left="2160" w:hanging="360"/>
+      </w:pPr>
+      <w:rPr>
+        <w:rFonts w:ascii="Wingdings" w:hAnsi="Wingdings" w:hint="default"/>
+      </w:rPr>
+    </w:lvl>
+    <w:lvl w:ilvl="3" w:tplc="04090001" w:tentative="1">
+      <w:start w:val="1"/>
+      <w:numFmt w:val="bullet"/>
+      <w:lvlText w:val=""/>
+      <w:lvlJc w:val="left"/>
+      <w:pPr>
+        <w:ind w:left="2880" w:hanging="360"/>
+      </w:pPr>
+      <w:rPr>
+        <w:rFonts w:ascii="Symbol" w:hAnsi="Symbol" w:hint="default"/>
+      </w:rPr>
+    </w:lvl>
+    <w:lvl w:ilvl="4" w:tplc="04090003" w:tentative="1">
+      <w:start w:val="1"/>
+      <w:numFmt w:val="bullet"/>
+      <w:lvlText w:val="o"/>
+      <w:lvlJc w:val="left"/>
+      <w:pPr>
+        <w:ind w:left="3600" w:hanging="360"/>
+      </w:pPr>
+      <w:rPr>
+        <w:rFonts w:ascii="Courier New" w:hAnsi="Courier New" w:cs="Courier New" w:hint="default"/>
+      </w:rPr>
+    </w:lvl>
+    <w:lvl w:ilvl="5" w:tplc="04090005" w:tentative="1">
+      <w:start w:val="1"/>
+      <w:numFmt w:val="bullet"/>
+      <w:lvlText w:val=""/>
+      <w:lvlJc w:val="left"/>
+      <w:pPr>
+        <w:ind w:left="4320" w:hanging="360"/>
+      </w:pPr>
+      <w:rPr>
+        <w:rFonts w:ascii="Wingdings" w:hAnsi="Wingdings" w:hint="default"/>
+      </w:rPr>
+    </w:lvl>
+    <w:lvl w:ilvl="6" w:tplc="04090001" w:tentative="1">
+      <w:start w:val="1"/>
+      <w:numFmt w:val="bullet"/>
+      <w:lvlText w:val=""/>
+      <w:lvlJc w:val="left"/>
+      <w:pPr>
+        <w:ind w:left="5040" w:hanging="360"/>
+      </w:pPr>
+      <w:rPr>
+        <w:rFonts w:ascii="Symbol" w:hAnsi="Symbol" w:hint="default"/>
+      </w:rPr>
+    </w:lvl>
+    <w:lvl w:ilvl="7" w:tplc="04090003" w:tentative="1">
+      <w:start w:val="1"/>
+      <w:numFmt w:val="bullet"/>
+      <w:lvlText w:val="o"/>
+      <w:lvlJc w:val="left"/>
+      <w:pPr>
+        <w:ind w:left="5760" w:hanging="360"/>
+      </w:pPr>
+      <w:rPr>
+        <w:rFonts w:ascii="Courier New" w:hAnsi="Courier New" w:cs="Courier New" w:hint="default"/>
+      </w:rPr>
+    </w:lvl>
+    <w:lvl w:ilvl="8" w:tplc="04090005" w:tentative="1">
+      <w:start w:val="1"/>
+      <w:numFmt w:val="bullet"/>
+      <w:lvlText w:val=""/>
+      <w:lvlJc w:val="left"/>
+      <w:pPr>
+        <w:ind w:left="6480" w:hanging="360"/>
+      </w:pPr>
+      <w:rPr>
+        <w:rFonts w:ascii="Wingdings" w:hAnsi="Wingdings" w:hint="default"/>
+      </w:rPr>
+    </w:lvl>
+  </w:abstractNum>
+  <w:abstractNum w:abstractNumId="4" w15:restartNumberingAfterBreak="0">
     <w:nsid w:val="0BE32632"/>
     <w:multiLevelType w:val="hybridMultilevel"/>
     <w:tmpl w:val="0BEE2864"/>
@@ -4857,7 +5515,7 @@
       </w:rPr>
     </w:lvl>
   </w:abstractNum>
-  <w:abstractNum w:abstractNumId="3" w15:restartNumberingAfterBreak="0">
+  <w:abstractNum w:abstractNumId="5" w15:restartNumberingAfterBreak="0">
     <w:nsid w:val="12905F72"/>
     <w:multiLevelType w:val="hybridMultilevel"/>
     <w:tmpl w:val="A8DA41A2"/>
@@ -5069,7 +5727,120 @@
       </w:rPr>
     </w:lvl>
   </w:abstractNum>
-  <w:abstractNum w:abstractNumId="4" w15:restartNumberingAfterBreak="0">
+  <w:abstractNum w:abstractNumId="6" w15:restartNumberingAfterBreak="0">
+    <w:nsid w:val="12BE2AEE"/>
+    <w:multiLevelType w:val="hybridMultilevel"/>
+    <w:tmpl w:val="4ED011FA"/>
+    <w:lvl w:ilvl="0" w:tplc="04090001">
+      <w:start w:val="1"/>
+      <w:numFmt w:val="bullet"/>
+      <w:lvlText w:val=""/>
+      <w:lvlJc w:val="left"/>
+      <w:pPr>
+        <w:ind w:left="1065" w:hanging="360"/>
+      </w:pPr>
+      <w:rPr>
+        <w:rFonts w:ascii="Symbol" w:hAnsi="Symbol" w:hint="default"/>
+      </w:rPr>
+    </w:lvl>
+    <w:lvl w:ilvl="1" w:tplc="04090003" w:tentative="1">
+      <w:start w:val="1"/>
+      <w:numFmt w:val="bullet"/>
+      <w:lvlText w:val="o"/>
+      <w:lvlJc w:val="left"/>
+      <w:pPr>
+        <w:ind w:left="1785" w:hanging="360"/>
+      </w:pPr>
+      <w:rPr>
+        <w:rFonts w:ascii="Courier New" w:hAnsi="Courier New" w:cs="Courier New" w:hint="default"/>
+      </w:rPr>
+    </w:lvl>
+    <w:lvl w:ilvl="2" w:tplc="04090005" w:tentative="1">
+      <w:start w:val="1"/>
+      <w:numFmt w:val="bullet"/>
+      <w:lvlText w:val=""/>
+      <w:lvlJc w:val="left"/>
+      <w:pPr>
+        <w:ind w:left="2505" w:hanging="360"/>
+      </w:pPr>
+      <w:rPr>
+        <w:rFonts w:ascii="Wingdings" w:hAnsi="Wingdings" w:hint="default"/>
+      </w:rPr>
+    </w:lvl>
+    <w:lvl w:ilvl="3" w:tplc="04090001" w:tentative="1">
+      <w:start w:val="1"/>
+      <w:numFmt w:val="bullet"/>
+      <w:lvlText w:val=""/>
+      <w:lvlJc w:val="left"/>
+      <w:pPr>
+        <w:ind w:left="3225" w:hanging="360"/>
+      </w:pPr>
+      <w:rPr>
+        <w:rFonts w:ascii="Symbol" w:hAnsi="Symbol" w:hint="default"/>
+      </w:rPr>
+    </w:lvl>
+    <w:lvl w:ilvl="4" w:tplc="04090003" w:tentative="1">
+      <w:start w:val="1"/>
+      <w:numFmt w:val="bullet"/>
+      <w:lvlText w:val="o"/>
+      <w:lvlJc w:val="left"/>
+      <w:pPr>
+        <w:ind w:left="3945" w:hanging="360"/>
+      </w:pPr>
+      <w:rPr>
+        <w:rFonts w:ascii="Courier New" w:hAnsi="Courier New" w:cs="Courier New" w:hint="default"/>
+      </w:rPr>
+    </w:lvl>
+    <w:lvl w:ilvl="5" w:tplc="04090005" w:tentative="1">
+      <w:start w:val="1"/>
+      <w:numFmt w:val="bullet"/>
+      <w:lvlText w:val=""/>
+      <w:lvlJc w:val="left"/>
+      <w:pPr>
+        <w:ind w:left="4665" w:hanging="360"/>
+      </w:pPr>
+      <w:rPr>
+        <w:rFonts w:ascii="Wingdings" w:hAnsi="Wingdings" w:hint="default"/>
+      </w:rPr>
+    </w:lvl>
+    <w:lvl w:ilvl="6" w:tplc="04090001" w:tentative="1">
+      <w:start w:val="1"/>
+      <w:numFmt w:val="bullet"/>
+      <w:lvlText w:val=""/>
+      <w:lvlJc w:val="left"/>
+      <w:pPr>
+        <w:ind w:left="5385" w:hanging="360"/>
+      </w:pPr>
+      <w:rPr>
+        <w:rFonts w:ascii="Symbol" w:hAnsi="Symbol" w:hint="default"/>
+      </w:rPr>
+    </w:lvl>
+    <w:lvl w:ilvl="7" w:tplc="04090003" w:tentative="1">
+      <w:start w:val="1"/>
+      <w:numFmt w:val="bullet"/>
+      <w:lvlText w:val="o"/>
+      <w:lvlJc w:val="left"/>
+      <w:pPr>
+        <w:ind w:left="6105" w:hanging="360"/>
+      </w:pPr>
+      <w:rPr>
+        <w:rFonts w:ascii="Courier New" w:hAnsi="Courier New" w:cs="Courier New" w:hint="default"/>
+      </w:rPr>
+    </w:lvl>
+    <w:lvl w:ilvl="8" w:tplc="04090005" w:tentative="1">
+      <w:start w:val="1"/>
+      <w:numFmt w:val="bullet"/>
+      <w:lvlText w:val=""/>
+      <w:lvlJc w:val="left"/>
+      <w:pPr>
+        <w:ind w:left="6825" w:hanging="360"/>
+      </w:pPr>
+      <w:rPr>
+        <w:rFonts w:ascii="Wingdings" w:hAnsi="Wingdings" w:hint="default"/>
+      </w:rPr>
+    </w:lvl>
+  </w:abstractNum>
+  <w:abstractNum w:abstractNumId="7" w15:restartNumberingAfterBreak="0">
     <w:nsid w:val="13C81052"/>
     <w:multiLevelType w:val="hybridMultilevel"/>
     <w:tmpl w:val="9A043BCA"/>
@@ -5281,7 +6052,7 @@
       </w:rPr>
     </w:lvl>
   </w:abstractNum>
-  <w:abstractNum w:abstractNumId="5" w15:restartNumberingAfterBreak="0">
+  <w:abstractNum w:abstractNumId="8" w15:restartNumberingAfterBreak="0">
     <w:nsid w:val="1917442A"/>
     <w:multiLevelType w:val="hybridMultilevel"/>
     <w:tmpl w:val="21C62E10"/>
@@ -5393,7 +6164,120 @@
       </w:rPr>
     </w:lvl>
   </w:abstractNum>
-  <w:abstractNum w:abstractNumId="6" w15:restartNumberingAfterBreak="0">
+  <w:abstractNum w:abstractNumId="9" w15:restartNumberingAfterBreak="0">
+    <w:nsid w:val="19936257"/>
+    <w:multiLevelType w:val="hybridMultilevel"/>
+    <w:tmpl w:val="204C870E"/>
+    <w:lvl w:ilvl="0" w:tplc="04090001">
+      <w:start w:val="1"/>
+      <w:numFmt w:val="bullet"/>
+      <w:lvlText w:val=""/>
+      <w:lvlJc w:val="left"/>
+      <w:pPr>
+        <w:ind w:left="720" w:hanging="360"/>
+      </w:pPr>
+      <w:rPr>
+        <w:rFonts w:ascii="Symbol" w:hAnsi="Symbol" w:hint="default"/>
+      </w:rPr>
+    </w:lvl>
+    <w:lvl w:ilvl="1" w:tplc="04090003" w:tentative="1">
+      <w:start w:val="1"/>
+      <w:numFmt w:val="bullet"/>
+      <w:lvlText w:val="o"/>
+      <w:lvlJc w:val="left"/>
+      <w:pPr>
+        <w:ind w:left="1440" w:hanging="360"/>
+      </w:pPr>
+      <w:rPr>
+        <w:rFonts w:ascii="Courier New" w:hAnsi="Courier New" w:cs="Courier New" w:hint="default"/>
+      </w:rPr>
+    </w:lvl>
+    <w:lvl w:ilvl="2" w:tplc="04090005" w:tentative="1">
+      <w:start w:val="1"/>
+      <w:numFmt w:val="bullet"/>
+      <w:lvlText w:val=""/>
+      <w:lvlJc w:val="left"/>
+      <w:pPr>
+        <w:ind w:left="2160" w:hanging="360"/>
+      </w:pPr>
+      <w:rPr>
+        <w:rFonts w:ascii="Wingdings" w:hAnsi="Wingdings" w:hint="default"/>
+      </w:rPr>
+    </w:lvl>
+    <w:lvl w:ilvl="3" w:tplc="04090001" w:tentative="1">
+      <w:start w:val="1"/>
+      <w:numFmt w:val="bullet"/>
+      <w:lvlText w:val=""/>
+      <w:lvlJc w:val="left"/>
+      <w:pPr>
+        <w:ind w:left="2880" w:hanging="360"/>
+      </w:pPr>
+      <w:rPr>
+        <w:rFonts w:ascii="Symbol" w:hAnsi="Symbol" w:hint="default"/>
+      </w:rPr>
+    </w:lvl>
+    <w:lvl w:ilvl="4" w:tplc="04090003" w:tentative="1">
+      <w:start w:val="1"/>
+      <w:numFmt w:val="bullet"/>
+      <w:lvlText w:val="o"/>
+      <w:lvlJc w:val="left"/>
+      <w:pPr>
+        <w:ind w:left="3600" w:hanging="360"/>
+      </w:pPr>
+      <w:rPr>
+        <w:rFonts w:ascii="Courier New" w:hAnsi="Courier New" w:cs="Courier New" w:hint="default"/>
+      </w:rPr>
+    </w:lvl>
+    <w:lvl w:ilvl="5" w:tplc="04090005" w:tentative="1">
+      <w:start w:val="1"/>
+      <w:numFmt w:val="bullet"/>
+      <w:lvlText w:val=""/>
+      <w:lvlJc w:val="left"/>
+      <w:pPr>
+        <w:ind w:left="4320" w:hanging="360"/>
+      </w:pPr>
+      <w:rPr>
+        <w:rFonts w:ascii="Wingdings" w:hAnsi="Wingdings" w:hint="default"/>
+      </w:rPr>
+    </w:lvl>
+    <w:lvl w:ilvl="6" w:tplc="04090001" w:tentative="1">
+      <w:start w:val="1"/>
+      <w:numFmt w:val="bullet"/>
+      <w:lvlText w:val=""/>
+      <w:lvlJc w:val="left"/>
+      <w:pPr>
+        <w:ind w:left="5040" w:hanging="360"/>
+      </w:pPr>
+      <w:rPr>
+        <w:rFonts w:ascii="Symbol" w:hAnsi="Symbol" w:hint="default"/>
+      </w:rPr>
+    </w:lvl>
+    <w:lvl w:ilvl="7" w:tplc="04090003" w:tentative="1">
+      <w:start w:val="1"/>
+      <w:numFmt w:val="bullet"/>
+      <w:lvlText w:val="o"/>
+      <w:lvlJc w:val="left"/>
+      <w:pPr>
+        <w:ind w:left="5760" w:hanging="360"/>
+      </w:pPr>
+      <w:rPr>
+        <w:rFonts w:ascii="Courier New" w:hAnsi="Courier New" w:cs="Courier New" w:hint="default"/>
+      </w:rPr>
+    </w:lvl>
+    <w:lvl w:ilvl="8" w:tplc="04090005" w:tentative="1">
+      <w:start w:val="1"/>
+      <w:numFmt w:val="bullet"/>
+      <w:lvlText w:val=""/>
+      <w:lvlJc w:val="left"/>
+      <w:pPr>
+        <w:ind w:left="6480" w:hanging="360"/>
+      </w:pPr>
+      <w:rPr>
+        <w:rFonts w:ascii="Wingdings" w:hAnsi="Wingdings" w:hint="default"/>
+      </w:rPr>
+    </w:lvl>
+  </w:abstractNum>
+  <w:abstractNum w:abstractNumId="10" w15:restartNumberingAfterBreak="0">
     <w:nsid w:val="24946F2A"/>
     <w:multiLevelType w:val="hybridMultilevel"/>
     <w:tmpl w:val="BBBE21E8"/>
@@ -5506,7 +6390,7 @@
       </w:rPr>
     </w:lvl>
   </w:abstractNum>
-  <w:abstractNum w:abstractNumId="7" w15:restartNumberingAfterBreak="0">
+  <w:abstractNum w:abstractNumId="11" w15:restartNumberingAfterBreak="0">
     <w:nsid w:val="253177CA"/>
     <w:multiLevelType w:val="hybridMultilevel"/>
     <w:tmpl w:val="01FC7628"/>
@@ -5618,7 +6502,7 @@
       </w:rPr>
     </w:lvl>
   </w:abstractNum>
-  <w:abstractNum w:abstractNumId="8" w15:restartNumberingAfterBreak="0">
+  <w:abstractNum w:abstractNumId="12" w15:restartNumberingAfterBreak="0">
     <w:nsid w:val="2A6C2D00"/>
     <w:multiLevelType w:val="hybridMultilevel"/>
     <w:tmpl w:val="1A601FC6"/>
@@ -5830,7 +6714,7 @@
       </w:rPr>
     </w:lvl>
   </w:abstractNum>
-  <w:abstractNum w:abstractNumId="9" w15:restartNumberingAfterBreak="0">
+  <w:abstractNum w:abstractNumId="13" w15:restartNumberingAfterBreak="0">
     <w:nsid w:val="2BA877CB"/>
     <w:multiLevelType w:val="hybridMultilevel"/>
     <w:tmpl w:val="1736B116"/>
@@ -6042,7 +6926,7 @@
       </w:rPr>
     </w:lvl>
   </w:abstractNum>
-  <w:abstractNum w:abstractNumId="10" w15:restartNumberingAfterBreak="0">
+  <w:abstractNum w:abstractNumId="14" w15:restartNumberingAfterBreak="0">
     <w:nsid w:val="3217488A"/>
     <w:multiLevelType w:val="hybridMultilevel"/>
     <w:tmpl w:val="67FE067C"/>
@@ -6154,7 +7038,119 @@
       </w:rPr>
     </w:lvl>
   </w:abstractNum>
-  <w:abstractNum w:abstractNumId="11" w15:restartNumberingAfterBreak="0">
+  <w:abstractNum w:abstractNumId="15" w15:restartNumberingAfterBreak="0">
+    <w:nsid w:val="437A7024"/>
+    <w:multiLevelType w:val="hybridMultilevel"/>
+    <w:tmpl w:val="30B4D288"/>
+    <w:lvl w:ilvl="0" w:tplc="FBD4769E">
+      <w:numFmt w:val="bullet"/>
+      <w:lvlText w:val="-"/>
+      <w:lvlJc w:val="left"/>
+      <w:pPr>
+        <w:ind w:left="705" w:hanging="360"/>
+      </w:pPr>
+      <w:rPr>
+        <w:rFonts w:ascii="Times New Roman" w:eastAsia="Times New Roman" w:hAnsi="Times New Roman" w:cs="Times New Roman" w:hint="default"/>
+      </w:rPr>
+    </w:lvl>
+    <w:lvl w:ilvl="1" w:tplc="04090003" w:tentative="1">
+      <w:start w:val="1"/>
+      <w:numFmt w:val="bullet"/>
+      <w:lvlText w:val="o"/>
+      <w:lvlJc w:val="left"/>
+      <w:pPr>
+        <w:ind w:left="1425" w:hanging="360"/>
+      </w:pPr>
+      <w:rPr>
+        <w:rFonts w:ascii="Courier New" w:hAnsi="Courier New" w:cs="Courier New" w:hint="default"/>
+      </w:rPr>
+    </w:lvl>
+    <w:lvl w:ilvl="2" w:tplc="04090005" w:tentative="1">
+      <w:start w:val="1"/>
+      <w:numFmt w:val="bullet"/>
+      <w:lvlText w:val=""/>
+      <w:lvlJc w:val="left"/>
+      <w:pPr>
+        <w:ind w:left="2145" w:hanging="360"/>
+      </w:pPr>
+      <w:rPr>
+        <w:rFonts w:ascii="Wingdings" w:hAnsi="Wingdings" w:hint="default"/>
+      </w:rPr>
+    </w:lvl>
+    <w:lvl w:ilvl="3" w:tplc="04090001" w:tentative="1">
+      <w:start w:val="1"/>
+      <w:numFmt w:val="bullet"/>
+      <w:lvlText w:val=""/>
+      <w:lvlJc w:val="left"/>
+      <w:pPr>
+        <w:ind w:left="2865" w:hanging="360"/>
+      </w:pPr>
+      <w:rPr>
+        <w:rFonts w:ascii="Symbol" w:hAnsi="Symbol" w:hint="default"/>
+      </w:rPr>
+    </w:lvl>
+    <w:lvl w:ilvl="4" w:tplc="04090003" w:tentative="1">
+      <w:start w:val="1"/>
+      <w:numFmt w:val="bullet"/>
+      <w:lvlText w:val="o"/>
+      <w:lvlJc w:val="left"/>
+      <w:pPr>
+        <w:ind w:left="3585" w:hanging="360"/>
+      </w:pPr>
+      <w:rPr>
+        <w:rFonts w:ascii="Courier New" w:hAnsi="Courier New" w:cs="Courier New" w:hint="default"/>
+      </w:rPr>
+    </w:lvl>
+    <w:lvl w:ilvl="5" w:tplc="04090005" w:tentative="1">
+      <w:start w:val="1"/>
+      <w:numFmt w:val="bullet"/>
+      <w:lvlText w:val=""/>
+      <w:lvlJc w:val="left"/>
+      <w:pPr>
+        <w:ind w:left="4305" w:hanging="360"/>
+      </w:pPr>
+      <w:rPr>
+        <w:rFonts w:ascii="Wingdings" w:hAnsi="Wingdings" w:hint="default"/>
+      </w:rPr>
+    </w:lvl>
+    <w:lvl w:ilvl="6" w:tplc="04090001" w:tentative="1">
+      <w:start w:val="1"/>
+      <w:numFmt w:val="bullet"/>
+      <w:lvlText w:val=""/>
+      <w:lvlJc w:val="left"/>
+      <w:pPr>
+        <w:ind w:left="5025" w:hanging="360"/>
+      </w:pPr>
+      <w:rPr>
+        <w:rFonts w:ascii="Symbol" w:hAnsi="Symbol" w:hint="default"/>
+      </w:rPr>
+    </w:lvl>
+    <w:lvl w:ilvl="7" w:tplc="04090003" w:tentative="1">
+      <w:start w:val="1"/>
+      <w:numFmt w:val="bullet"/>
+      <w:lvlText w:val="o"/>
+      <w:lvlJc w:val="left"/>
+      <w:pPr>
+        <w:ind w:left="5745" w:hanging="360"/>
+      </w:pPr>
+      <w:rPr>
+        <w:rFonts w:ascii="Courier New" w:hAnsi="Courier New" w:cs="Courier New" w:hint="default"/>
+      </w:rPr>
+    </w:lvl>
+    <w:lvl w:ilvl="8" w:tplc="04090005" w:tentative="1">
+      <w:start w:val="1"/>
+      <w:numFmt w:val="bullet"/>
+      <w:lvlText w:val=""/>
+      <w:lvlJc w:val="left"/>
+      <w:pPr>
+        <w:ind w:left="6465" w:hanging="360"/>
+      </w:pPr>
+      <w:rPr>
+        <w:rFonts w:ascii="Wingdings" w:hAnsi="Wingdings" w:hint="default"/>
+      </w:rPr>
+    </w:lvl>
+  </w:abstractNum>
+  <w:abstractNum w:abstractNumId="16" w15:restartNumberingAfterBreak="0">
     <w:nsid w:val="4B6B1A68"/>
     <w:multiLevelType w:val="hybridMultilevel"/>
     <w:tmpl w:val="74E286F2"/>
@@ -6266,7 +7262,120 @@
       </w:rPr>
     </w:lvl>
   </w:abstractNum>
-  <w:abstractNum w:abstractNumId="12" w15:restartNumberingAfterBreak="0">
+  <w:abstractNum w:abstractNumId="17" w15:restartNumberingAfterBreak="0">
+    <w:nsid w:val="4F384BB1"/>
+    <w:multiLevelType w:val="hybridMultilevel"/>
+    <w:tmpl w:val="FB523506"/>
+    <w:lvl w:ilvl="0" w:tplc="04090001">
+      <w:start w:val="1"/>
+      <w:numFmt w:val="bullet"/>
+      <w:lvlText w:val=""/>
+      <w:lvlJc w:val="left"/>
+      <w:pPr>
+        <w:ind w:left="1425" w:hanging="360"/>
+      </w:pPr>
+      <w:rPr>
+        <w:rFonts w:ascii="Symbol" w:hAnsi="Symbol" w:hint="default"/>
+      </w:rPr>
+    </w:lvl>
+    <w:lvl w:ilvl="1" w:tplc="04090003" w:tentative="1">
+      <w:start w:val="1"/>
+      <w:numFmt w:val="bullet"/>
+      <w:lvlText w:val="o"/>
+      <w:lvlJc w:val="left"/>
+      <w:pPr>
+        <w:ind w:left="2145" w:hanging="360"/>
+      </w:pPr>
+      <w:rPr>
+        <w:rFonts w:ascii="Courier New" w:hAnsi="Courier New" w:cs="Courier New" w:hint="default"/>
+      </w:rPr>
+    </w:lvl>
+    <w:lvl w:ilvl="2" w:tplc="04090005" w:tentative="1">
+      <w:start w:val="1"/>
+      <w:numFmt w:val="bullet"/>
+      <w:lvlText w:val=""/>
+      <w:lvlJc w:val="left"/>
+      <w:pPr>
+        <w:ind w:left="2865" w:hanging="360"/>
+      </w:pPr>
+      <w:rPr>
+        <w:rFonts w:ascii="Wingdings" w:hAnsi="Wingdings" w:hint="default"/>
+      </w:rPr>
+    </w:lvl>
+    <w:lvl w:ilvl="3" w:tplc="04090001" w:tentative="1">
+      <w:start w:val="1"/>
+      <w:numFmt w:val="bullet"/>
+      <w:lvlText w:val=""/>
+      <w:lvlJc w:val="left"/>
+      <w:pPr>
+        <w:ind w:left="3585" w:hanging="360"/>
+      </w:pPr>
+      <w:rPr>
+        <w:rFonts w:ascii="Symbol" w:hAnsi="Symbol" w:hint="default"/>
+      </w:rPr>
+    </w:lvl>
+    <w:lvl w:ilvl="4" w:tplc="04090003" w:tentative="1">
+      <w:start w:val="1"/>
+      <w:numFmt w:val="bullet"/>
+      <w:lvlText w:val="o"/>
+      <w:lvlJc w:val="left"/>
+      <w:pPr>
+        <w:ind w:left="4305" w:hanging="360"/>
+      </w:pPr>
+      <w:rPr>
+        <w:rFonts w:ascii="Courier New" w:hAnsi="Courier New" w:cs="Courier New" w:hint="default"/>
+      </w:rPr>
+    </w:lvl>
+    <w:lvl w:ilvl="5" w:tplc="04090005" w:tentative="1">
+      <w:start w:val="1"/>
+      <w:numFmt w:val="bullet"/>
+      <w:lvlText w:val=""/>
+      <w:lvlJc w:val="left"/>
+      <w:pPr>
+        <w:ind w:left="5025" w:hanging="360"/>
+      </w:pPr>
+      <w:rPr>
+        <w:rFonts w:ascii="Wingdings" w:hAnsi="Wingdings" w:hint="default"/>
+      </w:rPr>
+    </w:lvl>
+    <w:lvl w:ilvl="6" w:tplc="04090001" w:tentative="1">
+      <w:start w:val="1"/>
+      <w:numFmt w:val="bullet"/>
+      <w:lvlText w:val=""/>
+      <w:lvlJc w:val="left"/>
+      <w:pPr>
+        <w:ind w:left="5745" w:hanging="360"/>
+      </w:pPr>
+      <w:rPr>
+        <w:rFonts w:ascii="Symbol" w:hAnsi="Symbol" w:hint="default"/>
+      </w:rPr>
+    </w:lvl>
+    <w:lvl w:ilvl="7" w:tplc="04090003" w:tentative="1">
+      <w:start w:val="1"/>
+      <w:numFmt w:val="bullet"/>
+      <w:lvlText w:val="o"/>
+      <w:lvlJc w:val="left"/>
+      <w:pPr>
+        <w:ind w:left="6465" w:hanging="360"/>
+      </w:pPr>
+      <w:rPr>
+        <w:rFonts w:ascii="Courier New" w:hAnsi="Courier New" w:cs="Courier New" w:hint="default"/>
+      </w:rPr>
+    </w:lvl>
+    <w:lvl w:ilvl="8" w:tplc="04090005" w:tentative="1">
+      <w:start w:val="1"/>
+      <w:numFmt w:val="bullet"/>
+      <w:lvlText w:val=""/>
+      <w:lvlJc w:val="left"/>
+      <w:pPr>
+        <w:ind w:left="7185" w:hanging="360"/>
+      </w:pPr>
+      <w:rPr>
+        <w:rFonts w:ascii="Wingdings" w:hAnsi="Wingdings" w:hint="default"/>
+      </w:rPr>
+    </w:lvl>
+  </w:abstractNum>
+  <w:abstractNum w:abstractNumId="18" w15:restartNumberingAfterBreak="0">
     <w:nsid w:val="500E6590"/>
     <w:multiLevelType w:val="hybridMultilevel"/>
     <w:tmpl w:val="22A67F38"/>
@@ -6379,7 +7488,119 @@
       </w:rPr>
     </w:lvl>
   </w:abstractNum>
-  <w:abstractNum w:abstractNumId="13" w15:restartNumberingAfterBreak="0">
+  <w:abstractNum w:abstractNumId="19" w15:restartNumberingAfterBreak="0">
+    <w:nsid w:val="52EE4681"/>
+    <w:multiLevelType w:val="hybridMultilevel"/>
+    <w:tmpl w:val="E31AE6EA"/>
+    <w:lvl w:ilvl="0" w:tplc="84981E96">
+      <w:numFmt w:val="bullet"/>
+      <w:lvlText w:val="-"/>
+      <w:lvlJc w:val="left"/>
+      <w:pPr>
+        <w:ind w:left="705" w:hanging="360"/>
+      </w:pPr>
+      <w:rPr>
+        <w:rFonts w:ascii="Times New Roman" w:eastAsia="Times New Roman" w:hAnsi="Times New Roman" w:cs="Times New Roman" w:hint="default"/>
+      </w:rPr>
+    </w:lvl>
+    <w:lvl w:ilvl="1" w:tplc="04090003" w:tentative="1">
+      <w:start w:val="1"/>
+      <w:numFmt w:val="bullet"/>
+      <w:lvlText w:val="o"/>
+      <w:lvlJc w:val="left"/>
+      <w:pPr>
+        <w:ind w:left="1425" w:hanging="360"/>
+      </w:pPr>
+      <w:rPr>
+        <w:rFonts w:ascii="Courier New" w:hAnsi="Courier New" w:cs="Courier New" w:hint="default"/>
+      </w:rPr>
+    </w:lvl>
+    <w:lvl w:ilvl="2" w:tplc="04090005" w:tentative="1">
+      <w:start w:val="1"/>
+      <w:numFmt w:val="bullet"/>
+      <w:lvlText w:val=""/>
+      <w:lvlJc w:val="left"/>
+      <w:pPr>
+        <w:ind w:left="2145" w:hanging="360"/>
+      </w:pPr>
+      <w:rPr>
+        <w:rFonts w:ascii="Wingdings" w:hAnsi="Wingdings" w:hint="default"/>
+      </w:rPr>
+    </w:lvl>
+    <w:lvl w:ilvl="3" w:tplc="04090001" w:tentative="1">
+      <w:start w:val="1"/>
+      <w:numFmt w:val="bullet"/>
+      <w:lvlText w:val=""/>
+      <w:lvlJc w:val="left"/>
+      <w:pPr>
+        <w:ind w:left="2865" w:hanging="360"/>
+      </w:pPr>
+      <w:rPr>
+        <w:rFonts w:ascii="Symbol" w:hAnsi="Symbol" w:hint="default"/>
+      </w:rPr>
+    </w:lvl>
+    <w:lvl w:ilvl="4" w:tplc="04090003" w:tentative="1">
+      <w:start w:val="1"/>
+      <w:numFmt w:val="bullet"/>
+      <w:lvlText w:val="o"/>
+      <w:lvlJc w:val="left"/>
+      <w:pPr>
+        <w:ind w:left="3585" w:hanging="360"/>
+      </w:pPr>
+      <w:rPr>
+        <w:rFonts w:ascii="Courier New" w:hAnsi="Courier New" w:cs="Courier New" w:hint="default"/>
+      </w:rPr>
+    </w:lvl>
+    <w:lvl w:ilvl="5" w:tplc="04090005" w:tentative="1">
+      <w:start w:val="1"/>
+      <w:numFmt w:val="bullet"/>
+      <w:lvlText w:val=""/>
+      <w:lvlJc w:val="left"/>
+      <w:pPr>
+        <w:ind w:left="4305" w:hanging="360"/>
+      </w:pPr>
+      <w:rPr>
+        <w:rFonts w:ascii="Wingdings" w:hAnsi="Wingdings" w:hint="default"/>
+      </w:rPr>
+    </w:lvl>
+    <w:lvl w:ilvl="6" w:tplc="04090001" w:tentative="1">
+      <w:start w:val="1"/>
+      <w:numFmt w:val="bullet"/>
+      <w:lvlText w:val=""/>
+      <w:lvlJc w:val="left"/>
+      <w:pPr>
+        <w:ind w:left="5025" w:hanging="360"/>
+      </w:pPr>
+      <w:rPr>
+        <w:rFonts w:ascii="Symbol" w:hAnsi="Symbol" w:hint="default"/>
+      </w:rPr>
+    </w:lvl>
+    <w:lvl w:ilvl="7" w:tplc="04090003" w:tentative="1">
+      <w:start w:val="1"/>
+      <w:numFmt w:val="bullet"/>
+      <w:lvlText w:val="o"/>
+      <w:lvlJc w:val="left"/>
+      <w:pPr>
+        <w:ind w:left="5745" w:hanging="360"/>
+      </w:pPr>
+      <w:rPr>
+        <w:rFonts w:ascii="Courier New" w:hAnsi="Courier New" w:cs="Courier New" w:hint="default"/>
+      </w:rPr>
+    </w:lvl>
+    <w:lvl w:ilvl="8" w:tplc="04090005" w:tentative="1">
+      <w:start w:val="1"/>
+      <w:numFmt w:val="bullet"/>
+      <w:lvlText w:val=""/>
+      <w:lvlJc w:val="left"/>
+      <w:pPr>
+        <w:ind w:left="6465" w:hanging="360"/>
+      </w:pPr>
+      <w:rPr>
+        <w:rFonts w:ascii="Wingdings" w:hAnsi="Wingdings" w:hint="default"/>
+      </w:rPr>
+    </w:lvl>
+  </w:abstractNum>
+  <w:abstractNum w:abstractNumId="20" w15:restartNumberingAfterBreak="0">
     <w:nsid w:val="540E56E1"/>
     <w:multiLevelType w:val="hybridMultilevel"/>
     <w:tmpl w:val="332A1A5C"/>
@@ -6591,7 +7812,7 @@
       </w:rPr>
     </w:lvl>
   </w:abstractNum>
-  <w:abstractNum w:abstractNumId="14" w15:restartNumberingAfterBreak="0">
+  <w:abstractNum w:abstractNumId="21" w15:restartNumberingAfterBreak="0">
     <w:nsid w:val="544116B6"/>
     <w:multiLevelType w:val="hybridMultilevel"/>
     <w:tmpl w:val="20C22636"/>
@@ -6703,7 +7924,7 @@
       </w:rPr>
     </w:lvl>
   </w:abstractNum>
-  <w:abstractNum w:abstractNumId="15" w15:restartNumberingAfterBreak="0">
+  <w:abstractNum w:abstractNumId="22" w15:restartNumberingAfterBreak="0">
     <w:nsid w:val="5A955728"/>
     <w:multiLevelType w:val="hybridMultilevel"/>
     <w:tmpl w:val="A5AE841A"/>
@@ -6816,7 +8037,232 @@
       </w:rPr>
     </w:lvl>
   </w:abstractNum>
-  <w:abstractNum w:abstractNumId="16" w15:restartNumberingAfterBreak="0">
+  <w:abstractNum w:abstractNumId="23" w15:restartNumberingAfterBreak="0">
+    <w:nsid w:val="5D1C4BD4"/>
+    <w:multiLevelType w:val="hybridMultilevel"/>
+    <w:tmpl w:val="B01825A8"/>
+    <w:lvl w:ilvl="0" w:tplc="04090001">
+      <w:start w:val="1"/>
+      <w:numFmt w:val="bullet"/>
+      <w:lvlText w:val=""/>
+      <w:lvlJc w:val="left"/>
+      <w:pPr>
+        <w:ind w:left="1425" w:hanging="360"/>
+      </w:pPr>
+      <w:rPr>
+        <w:rFonts w:ascii="Symbol" w:hAnsi="Symbol" w:hint="default"/>
+      </w:rPr>
+    </w:lvl>
+    <w:lvl w:ilvl="1" w:tplc="04090003" w:tentative="1">
+      <w:start w:val="1"/>
+      <w:numFmt w:val="bullet"/>
+      <w:lvlText w:val="o"/>
+      <w:lvlJc w:val="left"/>
+      <w:pPr>
+        <w:ind w:left="2145" w:hanging="360"/>
+      </w:pPr>
+      <w:rPr>
+        <w:rFonts w:ascii="Courier New" w:hAnsi="Courier New" w:cs="Courier New" w:hint="default"/>
+      </w:rPr>
+    </w:lvl>
+    <w:lvl w:ilvl="2" w:tplc="04090005" w:tentative="1">
+      <w:start w:val="1"/>
+      <w:numFmt w:val="bullet"/>
+      <w:lvlText w:val=""/>
+      <w:lvlJc w:val="left"/>
+      <w:pPr>
+        <w:ind w:left="2865" w:hanging="360"/>
+      </w:pPr>
+      <w:rPr>
+        <w:rFonts w:ascii="Wingdings" w:hAnsi="Wingdings" w:hint="default"/>
+      </w:rPr>
+    </w:lvl>
+    <w:lvl w:ilvl="3" w:tplc="04090001" w:tentative="1">
+      <w:start w:val="1"/>
+      <w:numFmt w:val="bullet"/>
+      <w:lvlText w:val=""/>
+      <w:lvlJc w:val="left"/>
+      <w:pPr>
+        <w:ind w:left="3585" w:hanging="360"/>
+      </w:pPr>
+      <w:rPr>
+        <w:rFonts w:ascii="Symbol" w:hAnsi="Symbol" w:hint="default"/>
+      </w:rPr>
+    </w:lvl>
+    <w:lvl w:ilvl="4" w:tplc="04090003" w:tentative="1">
+      <w:start w:val="1"/>
+      <w:numFmt w:val="bullet"/>
+      <w:lvlText w:val="o"/>
+      <w:lvlJc w:val="left"/>
+      <w:pPr>
+        <w:ind w:left="4305" w:hanging="360"/>
+      </w:pPr>
+      <w:rPr>
+        <w:rFonts w:ascii="Courier New" w:hAnsi="Courier New" w:cs="Courier New" w:hint="default"/>
+      </w:rPr>
+    </w:lvl>
+    <w:lvl w:ilvl="5" w:tplc="04090005" w:tentative="1">
+      <w:start w:val="1"/>
+      <w:numFmt w:val="bullet"/>
+      <w:lvlText w:val=""/>
+      <w:lvlJc w:val="left"/>
+      <w:pPr>
+        <w:ind w:left="5025" w:hanging="360"/>
+      </w:pPr>
+      <w:rPr>
+        <w:rFonts w:ascii="Wingdings" w:hAnsi="Wingdings" w:hint="default"/>
+      </w:rPr>
+    </w:lvl>
+    <w:lvl w:ilvl="6" w:tplc="04090001" w:tentative="1">
+      <w:start w:val="1"/>
+      <w:numFmt w:val="bullet"/>
+      <w:lvlText w:val=""/>
+      <w:lvlJc w:val="left"/>
+      <w:pPr>
+        <w:ind w:left="5745" w:hanging="360"/>
+      </w:pPr>
+      <w:rPr>
+        <w:rFonts w:ascii="Symbol" w:hAnsi="Symbol" w:hint="default"/>
+      </w:rPr>
+    </w:lvl>
+    <w:lvl w:ilvl="7" w:tplc="04090003" w:tentative="1">
+      <w:start w:val="1"/>
+      <w:numFmt w:val="bullet"/>
+      <w:lvlText w:val="o"/>
+      <w:lvlJc w:val="left"/>
+      <w:pPr>
+        <w:ind w:left="6465" w:hanging="360"/>
+      </w:pPr>
+      <w:rPr>
+        <w:rFonts w:ascii="Courier New" w:hAnsi="Courier New" w:cs="Courier New" w:hint="default"/>
+      </w:rPr>
+    </w:lvl>
+    <w:lvl w:ilvl="8" w:tplc="04090005" w:tentative="1">
+      <w:start w:val="1"/>
+      <w:numFmt w:val="bullet"/>
+      <w:lvlText w:val=""/>
+      <w:lvlJc w:val="left"/>
+      <w:pPr>
+        <w:ind w:left="7185" w:hanging="360"/>
+      </w:pPr>
+      <w:rPr>
+        <w:rFonts w:ascii="Wingdings" w:hAnsi="Wingdings" w:hint="default"/>
+      </w:rPr>
+    </w:lvl>
+  </w:abstractNum>
+  <w:abstractNum w:abstractNumId="24" w15:restartNumberingAfterBreak="0">
+    <w:nsid w:val="5FBB667F"/>
+    <w:multiLevelType w:val="hybridMultilevel"/>
+    <w:tmpl w:val="E3586842"/>
+    <w:lvl w:ilvl="0" w:tplc="4214599C">
+      <w:numFmt w:val="bullet"/>
+      <w:lvlText w:val="-"/>
+      <w:lvlJc w:val="left"/>
+      <w:pPr>
+        <w:ind w:left="720" w:hanging="360"/>
+      </w:pPr>
+      <w:rPr>
+        <w:rFonts w:ascii="Times New Roman" w:eastAsia="Times New Roman" w:hAnsi="Times New Roman" w:cs="Times New Roman" w:hint="default"/>
+      </w:rPr>
+    </w:lvl>
+    <w:lvl w:ilvl="1" w:tplc="04090003" w:tentative="1">
+      <w:start w:val="1"/>
+      <w:numFmt w:val="bullet"/>
+      <w:lvlText w:val="o"/>
+      <w:lvlJc w:val="left"/>
+      <w:pPr>
+        <w:ind w:left="1440" w:hanging="360"/>
+      </w:pPr>
+      <w:rPr>
+        <w:rFonts w:ascii="Courier New" w:hAnsi="Courier New" w:cs="Courier New" w:hint="default"/>
+      </w:rPr>
+    </w:lvl>
+    <w:lvl w:ilvl="2" w:tplc="04090005" w:tentative="1">
+      <w:start w:val="1"/>
+      <w:numFmt w:val="bullet"/>
+      <w:lvlText w:val=""/>
+      <w:lvlJc w:val="left"/>
+      <w:pPr>
+        <w:ind w:left="2160" w:hanging="360"/>
+      </w:pPr>
+      <w:rPr>
+        <w:rFonts w:ascii="Wingdings" w:hAnsi="Wingdings" w:hint="default"/>
+      </w:rPr>
+    </w:lvl>
+    <w:lvl w:ilvl="3" w:tplc="04090001" w:tentative="1">
+      <w:start w:val="1"/>
+      <w:numFmt w:val="bullet"/>
+      <w:lvlText w:val=""/>
+      <w:lvlJc w:val="left"/>
+      <w:pPr>
+        <w:ind w:left="2880" w:hanging="360"/>
+      </w:pPr>
+      <w:rPr>
+        <w:rFonts w:ascii="Symbol" w:hAnsi="Symbol" w:hint="default"/>
+      </w:rPr>
+    </w:lvl>
+    <w:lvl w:ilvl="4" w:tplc="04090003" w:tentative="1">
+      <w:start w:val="1"/>
+      <w:numFmt w:val="bullet"/>
+      <w:lvlText w:val="o"/>
+      <w:lvlJc w:val="left"/>
+      <w:pPr>
+        <w:ind w:left="3600" w:hanging="360"/>
+      </w:pPr>
+      <w:rPr>
+        <w:rFonts w:ascii="Courier New" w:hAnsi="Courier New" w:cs="Courier New" w:hint="default"/>
+      </w:rPr>
+    </w:lvl>
+    <w:lvl w:ilvl="5" w:tplc="04090005" w:tentative="1">
+      <w:start w:val="1"/>
+      <w:numFmt w:val="bullet"/>
+      <w:lvlText w:val=""/>
+      <w:lvlJc w:val="left"/>
+      <w:pPr>
+        <w:ind w:left="4320" w:hanging="360"/>
+      </w:pPr>
+      <w:rPr>
+        <w:rFonts w:ascii="Wingdings" w:hAnsi="Wingdings" w:hint="default"/>
+      </w:rPr>
+    </w:lvl>
+    <w:lvl w:ilvl="6" w:tplc="04090001" w:tentative="1">
+      <w:start w:val="1"/>
+      <w:numFmt w:val="bullet"/>
+      <w:lvlText w:val=""/>
+      <w:lvlJc w:val="left"/>
+      <w:pPr>
+        <w:ind w:left="5040" w:hanging="360"/>
+      </w:pPr>
+      <w:rPr>
+        <w:rFonts w:ascii="Symbol" w:hAnsi="Symbol" w:hint="default"/>
+      </w:rPr>
+    </w:lvl>
+    <w:lvl w:ilvl="7" w:tplc="04090003" w:tentative="1">
+      <w:start w:val="1"/>
+      <w:numFmt w:val="bullet"/>
+      <w:lvlText w:val="o"/>
+      <w:lvlJc w:val="left"/>
+      <w:pPr>
+        <w:ind w:left="5760" w:hanging="360"/>
+      </w:pPr>
+      <w:rPr>
+        <w:rFonts w:ascii="Courier New" w:hAnsi="Courier New" w:cs="Courier New" w:hint="default"/>
+      </w:rPr>
+    </w:lvl>
+    <w:lvl w:ilvl="8" w:tplc="04090005" w:tentative="1">
+      <w:start w:val="1"/>
+      <w:numFmt w:val="bullet"/>
+      <w:lvlText w:val=""/>
+      <w:lvlJc w:val="left"/>
+      <w:pPr>
+        <w:ind w:left="6480" w:hanging="360"/>
+      </w:pPr>
+      <w:rPr>
+        <w:rFonts w:ascii="Wingdings" w:hAnsi="Wingdings" w:hint="default"/>
+      </w:rPr>
+    </w:lvl>
+  </w:abstractNum>
+  <w:abstractNum w:abstractNumId="25" w15:restartNumberingAfterBreak="0">
     <w:nsid w:val="69826E45"/>
     <w:multiLevelType w:val="hybridMultilevel"/>
     <w:tmpl w:val="A36AC1FA"/>
@@ -6928,7 +8374,7 @@
       </w:rPr>
     </w:lvl>
   </w:abstractNum>
-  <w:abstractNum w:abstractNumId="17" w15:restartNumberingAfterBreak="0">
+  <w:abstractNum w:abstractNumId="26" w15:restartNumberingAfterBreak="0">
     <w:nsid w:val="6F304BD5"/>
     <w:multiLevelType w:val="hybridMultilevel"/>
     <w:tmpl w:val="005663E0"/>
@@ -7140,7 +8586,7 @@
       </w:rPr>
     </w:lvl>
   </w:abstractNum>
-  <w:abstractNum w:abstractNumId="18" w15:restartNumberingAfterBreak="0">
+  <w:abstractNum w:abstractNumId="27" w15:restartNumberingAfterBreak="0">
     <w:nsid w:val="6FE164A7"/>
     <w:multiLevelType w:val="hybridMultilevel"/>
     <w:tmpl w:val="3BDCB8BE"/>
@@ -7352,7 +8798,7 @@
       </w:rPr>
     </w:lvl>
   </w:abstractNum>
-  <w:abstractNum w:abstractNumId="19" w15:restartNumberingAfterBreak="0">
+  <w:abstractNum w:abstractNumId="28" w15:restartNumberingAfterBreak="0">
     <w:nsid w:val="728767DE"/>
     <w:multiLevelType w:val="hybridMultilevel"/>
     <w:tmpl w:val="0CD22B86"/>
@@ -7564,7 +9010,7 @@
       </w:rPr>
     </w:lvl>
   </w:abstractNum>
-  <w:abstractNum w:abstractNumId="20" w15:restartNumberingAfterBreak="0">
+  <w:abstractNum w:abstractNumId="29" w15:restartNumberingAfterBreak="0">
     <w:nsid w:val="74B62EE0"/>
     <w:multiLevelType w:val="hybridMultilevel"/>
     <w:tmpl w:val="EAAC8976"/>
@@ -7776,7 +9222,7 @@
       </w:rPr>
     </w:lvl>
   </w:abstractNum>
-  <w:abstractNum w:abstractNumId="21" w15:restartNumberingAfterBreak="0">
+  <w:abstractNum w:abstractNumId="30" w15:restartNumberingAfterBreak="0">
     <w:nsid w:val="76B2579C"/>
     <w:multiLevelType w:val="hybridMultilevel"/>
     <w:tmpl w:val="62445056"/>
@@ -7989,70 +9435,97 @@
     </w:lvl>
   </w:abstractNum>
   <w:num w:numId="1" w16cid:durableId="621955773">
+    <w:abstractNumId w:val="20"/>
+  </w:num>
+  <w:num w:numId="2" w16cid:durableId="945187922">
+    <w:abstractNumId w:val="2"/>
+  </w:num>
+  <w:num w:numId="3" w16cid:durableId="1146512291">
+    <w:abstractNumId w:val="29"/>
+  </w:num>
+  <w:num w:numId="4" w16cid:durableId="1235898823">
     <w:abstractNumId w:val="13"/>
   </w:num>
-  <w:num w:numId="2" w16cid:durableId="945187922">
+  <w:num w:numId="5" w16cid:durableId="1829324334">
+    <w:abstractNumId w:val="28"/>
+  </w:num>
+  <w:num w:numId="6" w16cid:durableId="195509472">
+    <w:abstractNumId w:val="26"/>
+  </w:num>
+  <w:num w:numId="7" w16cid:durableId="1138063423">
+    <w:abstractNumId w:val="30"/>
+  </w:num>
+  <w:num w:numId="8" w16cid:durableId="1965888698">
+    <w:abstractNumId w:val="27"/>
+  </w:num>
+  <w:num w:numId="9" w16cid:durableId="37122634">
+    <w:abstractNumId w:val="5"/>
+  </w:num>
+  <w:num w:numId="10" w16cid:durableId="924728508">
+    <w:abstractNumId w:val="7"/>
+  </w:num>
+  <w:num w:numId="11" w16cid:durableId="1022316324">
+    <w:abstractNumId w:val="12"/>
+  </w:num>
+  <w:num w:numId="12" w16cid:durableId="2050184504">
+    <w:abstractNumId w:val="8"/>
+  </w:num>
+  <w:num w:numId="13" w16cid:durableId="550386846">
+    <w:abstractNumId w:val="14"/>
+  </w:num>
+  <w:num w:numId="14" w16cid:durableId="1251044750">
+    <w:abstractNumId w:val="21"/>
+  </w:num>
+  <w:num w:numId="15" w16cid:durableId="1181814096">
+    <w:abstractNumId w:val="22"/>
+  </w:num>
+  <w:num w:numId="16" w16cid:durableId="478116237">
+    <w:abstractNumId w:val="11"/>
+  </w:num>
+  <w:num w:numId="17" w16cid:durableId="2100829141">
+    <w:abstractNumId w:val="4"/>
+  </w:num>
+  <w:num w:numId="18" w16cid:durableId="1782869473">
+    <w:abstractNumId w:val="16"/>
+  </w:num>
+  <w:num w:numId="19" w16cid:durableId="229772125">
     <w:abstractNumId w:val="1"/>
   </w:num>
-  <w:num w:numId="3" w16cid:durableId="1146512291">
-    <w:abstractNumId w:val="20"/>
+  <w:num w:numId="20" w16cid:durableId="297103552">
+    <w:abstractNumId w:val="25"/>
   </w:num>
-  <w:num w:numId="4" w16cid:durableId="1235898823">
+  <w:num w:numId="21" w16cid:durableId="608586254">
+    <w:abstractNumId w:val="18"/>
+  </w:num>
+  <w:num w:numId="22" w16cid:durableId="1521505136">
+    <w:abstractNumId w:val="10"/>
+  </w:num>
+  <w:num w:numId="23" w16cid:durableId="1670524270">
+    <w:abstractNumId w:val="15"/>
+  </w:num>
+  <w:num w:numId="24" w16cid:durableId="108554942">
+    <w:abstractNumId w:val="17"/>
+  </w:num>
+  <w:num w:numId="25" w16cid:durableId="1163277953">
+    <w:abstractNumId w:val="19"/>
+  </w:num>
+  <w:num w:numId="26" w16cid:durableId="1810895558">
+    <w:abstractNumId w:val="23"/>
+  </w:num>
+  <w:num w:numId="27" w16cid:durableId="1643995886">
+    <w:abstractNumId w:val="0"/>
+  </w:num>
+  <w:num w:numId="28" w16cid:durableId="1097091647">
+    <w:abstractNumId w:val="6"/>
+  </w:num>
+  <w:num w:numId="29" w16cid:durableId="633944541">
     <w:abstractNumId w:val="9"/>
   </w:num>
-  <w:num w:numId="5" w16cid:durableId="1829324334">
-    <w:abstractNumId w:val="19"/>
-  </w:num>
-  <w:num w:numId="6" w16cid:durableId="195509472">
-    <w:abstractNumId w:val="17"/>
-  </w:num>
-  <w:num w:numId="7" w16cid:durableId="1138063423">
-    <w:abstractNumId w:val="21"/>
-  </w:num>
-  <w:num w:numId="8" w16cid:durableId="1965888698">
-    <w:abstractNumId w:val="18"/>
-  </w:num>
-  <w:num w:numId="9" w16cid:durableId="37122634">
+  <w:num w:numId="30" w16cid:durableId="983848412">
     <w:abstractNumId w:val="3"/>
   </w:num>
-  <w:num w:numId="10" w16cid:durableId="924728508">
-    <w:abstractNumId w:val="4"/>
-  </w:num>
-  <w:num w:numId="11" w16cid:durableId="1022316324">
-    <w:abstractNumId w:val="8"/>
-  </w:num>
-  <w:num w:numId="12" w16cid:durableId="2050184504">
-    <w:abstractNumId w:val="5"/>
-  </w:num>
-  <w:num w:numId="13" w16cid:durableId="550386846">
-    <w:abstractNumId w:val="10"/>
-  </w:num>
-  <w:num w:numId="14" w16cid:durableId="1251044750">
-    <w:abstractNumId w:val="14"/>
-  </w:num>
-  <w:num w:numId="15" w16cid:durableId="1181814096">
-    <w:abstractNumId w:val="15"/>
-  </w:num>
-  <w:num w:numId="16" w16cid:durableId="478116237">
-    <w:abstractNumId w:val="7"/>
-  </w:num>
-  <w:num w:numId="17" w16cid:durableId="2100829141">
-    <w:abstractNumId w:val="2"/>
-  </w:num>
-  <w:num w:numId="18" w16cid:durableId="1782869473">
-    <w:abstractNumId w:val="11"/>
-  </w:num>
-  <w:num w:numId="19" w16cid:durableId="229772125">
-    <w:abstractNumId w:val="0"/>
-  </w:num>
-  <w:num w:numId="20" w16cid:durableId="297103552">
-    <w:abstractNumId w:val="16"/>
-  </w:num>
-  <w:num w:numId="21" w16cid:durableId="608586254">
-    <w:abstractNumId w:val="12"/>
-  </w:num>
-  <w:num w:numId="22" w16cid:durableId="1521505136">
-    <w:abstractNumId w:val="6"/>
+  <w:num w:numId="31" w16cid:durableId="27997673">
+    <w:abstractNumId w:val="24"/>
   </w:num>
 </w:numbering>
 </file>
@@ -8588,6 +10061,25 @@
       <w:shd w:val="clear" w:color="auto" w:fill="E1DFDD"/>
     </w:rPr>
   </w:style>
+  <w:style w:type="table" w:styleId="TableGrid">
+    <w:name w:val="Table Grid"/>
+    <w:basedOn w:val="TableNormal"/>
+    <w:uiPriority w:val="39"/>
+    <w:rsid w:val="00BD7EFB"/>
+    <w:pPr>
+      <w:spacing w:after="0" w:line="240" w:lineRule="auto"/>
+    </w:pPr>
+    <w:tblPr>
+      <w:tblBorders>
+        <w:top w:val="single" w:sz="4" w:space="0" w:color="auto"/>
+        <w:left w:val="single" w:sz="4" w:space="0" w:color="auto"/>
+        <w:bottom w:val="single" w:sz="4" w:space="0" w:color="auto"/>
+        <w:right w:val="single" w:sz="4" w:space="0" w:color="auto"/>
+        <w:insideH w:val="single" w:sz="4" w:space="0" w:color="auto"/>
+        <w:insideV w:val="single" w:sz="4" w:space="0" w:color="auto"/>
+      </w:tblBorders>
+    </w:tblPr>
+  </w:style>
 </w:styles>
 </file>
 
